--- a/apps/web/public/iso/SOA-03-Declaration-applicabilite.docx
+++ b/apps/web/public/iso/SOA-03-Declaration-applicabilite.docx
@@ -87,6 +87,76 @@
       </w:pPr>
       <w:r>
         <w:t xml:space="preserve">Statut : projet à valider</w:t>
+      </w:r>
+    </w:p>
+    <w:p>
+      <w:pPr>
+        <w:pStyle w:val="Heading2"/>
+        <w:spacing w:after="60" w:before="160"/>
+      </w:pPr>
+      <w:r>
+        <w:t xml:space="preserve">Comment utiliser ce document</w:t>
+      </w:r>
+    </w:p>
+    <w:p>
+      <w:pPr>
+        <w:spacing w:after="120"/>
+      </w:pPr>
+      <w:r>
+        <w:t xml:space="preserve">C'est la liste complète des 93 mesures de la norme et votre position sur chacune. Elle sert surtout de référence à l'auditeur.</w:t>
+      </w:r>
+    </w:p>
+    <w:p>
+      <w:pPr>
+        <w:spacing w:after="120"/>
+      </w:pPr>
+      <w:r>
+        <w:rPr>
+          <w:b/>
+          <w:bCs/>
+        </w:rPr>
+        <w:t xml:space="preserve">À faire :</w:t>
+      </w:r>
+    </w:p>
+    <w:p>
+      <w:pPr>
+        <w:pStyle w:val="ListParagraph"/>
+        <w:numPr>
+          <w:ilvl w:val="0"/>
+          <w:numId w:val="1"/>
+        </w:numPr>
+        <w:spacing w:after="60"/>
+      </w:pPr>
+      <w:r>
+        <w:t xml:space="preserve">L'utiliser comme une liste de contrôle, sans chercher à tout remplir d'un coup.</w:t>
+      </w:r>
+    </w:p>
+    <w:p>
+      <w:pPr>
+        <w:pStyle w:val="ListParagraph"/>
+        <w:numPr>
+          <w:ilvl w:val="0"/>
+          <w:numId w:val="1"/>
+        </w:numPr>
+        <w:spacing w:after="60"/>
+      </w:pPr>
+      <w:r>
+        <w:t xml:space="preserve">Planifier progressivement les lignes marquées « à faire ».</w:t>
+      </w:r>
+    </w:p>
+    <w:p>
+      <w:pPr>
+        <w:spacing w:after="120"/>
+      </w:pPr>
+      <w:r>
+        <w:rPr>
+          <w:b/>
+          <w:bCs/>
+        </w:rPr>
+        <w:t xml:space="preserve">Prochaine étape :</w:t>
+      </w:r>
+      <w:r>
+        <w:t xml:space="preserve"> choisir trois à cinq mesures « à faire » à traiter ce trimestre.</w:t>
       </w:r>
     </w:p>
     <w:p>

--- a/apps/web/public/iso/SOA-03-Declaration-applicabilite.docx
+++ b/apps/web/public/iso/SOA-03-Declaration-applicabilite.docx
@@ -8,7 +8,20 @@
         <w:spacing w:after="60" w:before="160"/>
       </w:pPr>
       <w:r>
-        <w:t xml:space="preserve">Déclaration d'Applicabilité (SoA) — Police Bagage</w:t>
+        <w:t xml:space="preserve">Déclaration d'Applicabilité (SoA)</w:t>
+      </w:r>
+    </w:p>
+    <w:p>
+      <w:pPr>
+        <w:pStyle w:val="ListParagraph"/>
+        <w:numPr>
+          <w:ilvl w:val="0"/>
+          <w:numId w:val="1"/>
+        </w:numPr>
+        <w:spacing w:after="60"/>
+      </w:pPr>
+      <w:r>
+        <w:t xml:space="preserve">Organisation : Police Bagage</w:t>
       </w:r>
     </w:p>
     <w:p>
@@ -253,12 +266,12 @@
       <w:tblPr>
         <w:tblW w:type="dxa" w:w="9360"/>
         <w:tblBorders>
-          <w:top w:val="single" w:color="C9D2DD" w:sz="4"/>
-          <w:left w:val="single" w:color="C9D2DD" w:sz="4"/>
-          <w:bottom w:val="single" w:color="C9D2DD" w:sz="4"/>
-          <w:right w:val="single" w:color="C9D2DD" w:sz="4"/>
-          <w:insideH w:val="single" w:color="C9D2DD" w:sz="4"/>
-          <w:insideV w:val="single" w:color="C9D2DD" w:sz="4"/>
+          <w:top w:val="single" w:color="BFBFBF" w:sz="4"/>
+          <w:left w:val="single" w:color="BFBFBF" w:sz="4"/>
+          <w:bottom w:val="single" w:color="BFBFBF" w:sz="4"/>
+          <w:right w:val="single" w:color="BFBFBF" w:sz="4"/>
+          <w:insideH w:val="single" w:color="BFBFBF" w:sz="4"/>
+          <w:insideV w:val="single" w:color="BFBFBF" w:sz="4"/>
         </w:tblBorders>
       </w:tblPr>
       <w:tblGrid>
@@ -274,7 +287,7 @@
         <w:tc>
           <w:tcPr>
             <w:tcW w:type="dxa" w:w="2340"/>
-            <w:shd w:fill="EEF2F7" w:color="auto" w:val="clear"/>
+            <w:shd w:fill="F2F2F2" w:color="auto" w:val="clear"/>
             <w:tcMar>
               <w:top w:type="dxa" w:w="40"/>
               <w:left w:type="dxa" w:w="90"/>
@@ -291,7 +304,7 @@
         <w:tc>
           <w:tcPr>
             <w:tcW w:type="dxa" w:w="2340"/>
-            <w:shd w:fill="EEF2F7" w:color="auto" w:val="clear"/>
+            <w:shd w:fill="F2F2F2" w:color="auto" w:val="clear"/>
             <w:tcMar>
               <w:top w:type="dxa" w:w="40"/>
               <w:left w:type="dxa" w:w="90"/>
@@ -308,7 +321,7 @@
         <w:tc>
           <w:tcPr>
             <w:tcW w:type="dxa" w:w="2340"/>
-            <w:shd w:fill="EEF2F7" w:color="auto" w:val="clear"/>
+            <w:shd w:fill="F2F2F2" w:color="auto" w:val="clear"/>
             <w:tcMar>
               <w:top w:type="dxa" w:w="40"/>
               <w:left w:type="dxa" w:w="90"/>
@@ -325,7 +338,7 @@
         <w:tc>
           <w:tcPr>
             <w:tcW w:type="dxa" w:w="2340"/>
-            <w:shd w:fill="EEF2F7" w:color="auto" w:val="clear"/>
+            <w:shd w:fill="F2F2F2" w:color="auto" w:val="clear"/>
             <w:tcMar>
               <w:top w:type="dxa" w:w="40"/>
               <w:left w:type="dxa" w:w="90"/>
@@ -2804,12 +2817,12 @@
       <w:tblPr>
         <w:tblW w:type="dxa" w:w="9360"/>
         <w:tblBorders>
-          <w:top w:val="single" w:color="C9D2DD" w:sz="4"/>
-          <w:left w:val="single" w:color="C9D2DD" w:sz="4"/>
-          <w:bottom w:val="single" w:color="C9D2DD" w:sz="4"/>
-          <w:right w:val="single" w:color="C9D2DD" w:sz="4"/>
-          <w:insideH w:val="single" w:color="C9D2DD" w:sz="4"/>
-          <w:insideV w:val="single" w:color="C9D2DD" w:sz="4"/>
+          <w:top w:val="single" w:color="BFBFBF" w:sz="4"/>
+          <w:left w:val="single" w:color="BFBFBF" w:sz="4"/>
+          <w:bottom w:val="single" w:color="BFBFBF" w:sz="4"/>
+          <w:right w:val="single" w:color="BFBFBF" w:sz="4"/>
+          <w:insideH w:val="single" w:color="BFBFBF" w:sz="4"/>
+          <w:insideV w:val="single" w:color="BFBFBF" w:sz="4"/>
         </w:tblBorders>
       </w:tblPr>
       <w:tblGrid>
@@ -2825,7 +2838,7 @@
         <w:tc>
           <w:tcPr>
             <w:tcW w:type="dxa" w:w="2340"/>
-            <w:shd w:fill="EEF2F7" w:color="auto" w:val="clear"/>
+            <w:shd w:fill="F2F2F2" w:color="auto" w:val="clear"/>
             <w:tcMar>
               <w:top w:type="dxa" w:w="40"/>
               <w:left w:type="dxa" w:w="90"/>
@@ -2842,7 +2855,7 @@
         <w:tc>
           <w:tcPr>
             <w:tcW w:type="dxa" w:w="2340"/>
-            <w:shd w:fill="EEF2F7" w:color="auto" w:val="clear"/>
+            <w:shd w:fill="F2F2F2" w:color="auto" w:val="clear"/>
             <w:tcMar>
               <w:top w:type="dxa" w:w="40"/>
               <w:left w:type="dxa" w:w="90"/>
@@ -2859,7 +2872,7 @@
         <w:tc>
           <w:tcPr>
             <w:tcW w:type="dxa" w:w="2340"/>
-            <w:shd w:fill="EEF2F7" w:color="auto" w:val="clear"/>
+            <w:shd w:fill="F2F2F2" w:color="auto" w:val="clear"/>
             <w:tcMar>
               <w:top w:type="dxa" w:w="40"/>
               <w:left w:type="dxa" w:w="90"/>
@@ -2876,7 +2889,7 @@
         <w:tc>
           <w:tcPr>
             <w:tcW w:type="dxa" w:w="2340"/>
-            <w:shd w:fill="EEF2F7" w:color="auto" w:val="clear"/>
+            <w:shd w:fill="F2F2F2" w:color="auto" w:val="clear"/>
             <w:tcMar>
               <w:top w:type="dxa" w:w="40"/>
               <w:left w:type="dxa" w:w="90"/>
@@ -3441,12 +3454,12 @@
       <w:tblPr>
         <w:tblW w:type="dxa" w:w="9360"/>
         <w:tblBorders>
-          <w:top w:val="single" w:color="C9D2DD" w:sz="4"/>
-          <w:left w:val="single" w:color="C9D2DD" w:sz="4"/>
-          <w:bottom w:val="single" w:color="C9D2DD" w:sz="4"/>
-          <w:right w:val="single" w:color="C9D2DD" w:sz="4"/>
-          <w:insideH w:val="single" w:color="C9D2DD" w:sz="4"/>
-          <w:insideV w:val="single" w:color="C9D2DD" w:sz="4"/>
+          <w:top w:val="single" w:color="BFBFBF" w:sz="4"/>
+          <w:left w:val="single" w:color="BFBFBF" w:sz="4"/>
+          <w:bottom w:val="single" w:color="BFBFBF" w:sz="4"/>
+          <w:right w:val="single" w:color="BFBFBF" w:sz="4"/>
+          <w:insideH w:val="single" w:color="BFBFBF" w:sz="4"/>
+          <w:insideV w:val="single" w:color="BFBFBF" w:sz="4"/>
         </w:tblBorders>
       </w:tblPr>
       <w:tblGrid>
@@ -3462,7 +3475,7 @@
         <w:tc>
           <w:tcPr>
             <w:tcW w:type="dxa" w:w="2340"/>
-            <w:shd w:fill="EEF2F7" w:color="auto" w:val="clear"/>
+            <w:shd w:fill="F2F2F2" w:color="auto" w:val="clear"/>
             <w:tcMar>
               <w:top w:type="dxa" w:w="40"/>
               <w:left w:type="dxa" w:w="90"/>
@@ -3479,7 +3492,7 @@
         <w:tc>
           <w:tcPr>
             <w:tcW w:type="dxa" w:w="2340"/>
-            <w:shd w:fill="EEF2F7" w:color="auto" w:val="clear"/>
+            <w:shd w:fill="F2F2F2" w:color="auto" w:val="clear"/>
             <w:tcMar>
               <w:top w:type="dxa" w:w="40"/>
               <w:left w:type="dxa" w:w="90"/>
@@ -3496,7 +3509,7 @@
         <w:tc>
           <w:tcPr>
             <w:tcW w:type="dxa" w:w="2340"/>
-            <w:shd w:fill="EEF2F7" w:color="auto" w:val="clear"/>
+            <w:shd w:fill="F2F2F2" w:color="auto" w:val="clear"/>
             <w:tcMar>
               <w:top w:type="dxa" w:w="40"/>
               <w:left w:type="dxa" w:w="90"/>
@@ -3513,7 +3526,7 @@
         <w:tc>
           <w:tcPr>
             <w:tcW w:type="dxa" w:w="2340"/>
-            <w:shd w:fill="EEF2F7" w:color="auto" w:val="clear"/>
+            <w:shd w:fill="F2F2F2" w:color="auto" w:val="clear"/>
             <w:tcMar>
               <w:top w:type="dxa" w:w="40"/>
               <w:left w:type="dxa" w:w="90"/>
@@ -4474,12 +4487,12 @@
       <w:tblPr>
         <w:tblW w:type="dxa" w:w="9360"/>
         <w:tblBorders>
-          <w:top w:val="single" w:color="C9D2DD" w:sz="4"/>
-          <w:left w:val="single" w:color="C9D2DD" w:sz="4"/>
-          <w:bottom w:val="single" w:color="C9D2DD" w:sz="4"/>
-          <w:right w:val="single" w:color="C9D2DD" w:sz="4"/>
-          <w:insideH w:val="single" w:color="C9D2DD" w:sz="4"/>
-          <w:insideV w:val="single" w:color="C9D2DD" w:sz="4"/>
+          <w:top w:val="single" w:color="BFBFBF" w:sz="4"/>
+          <w:left w:val="single" w:color="BFBFBF" w:sz="4"/>
+          <w:bottom w:val="single" w:color="BFBFBF" w:sz="4"/>
+          <w:right w:val="single" w:color="BFBFBF" w:sz="4"/>
+          <w:insideH w:val="single" w:color="BFBFBF" w:sz="4"/>
+          <w:insideV w:val="single" w:color="BFBFBF" w:sz="4"/>
         </w:tblBorders>
       </w:tblPr>
       <w:tblGrid>
@@ -4495,7 +4508,7 @@
         <w:tc>
           <w:tcPr>
             <w:tcW w:type="dxa" w:w="2340"/>
-            <w:shd w:fill="EEF2F7" w:color="auto" w:val="clear"/>
+            <w:shd w:fill="F2F2F2" w:color="auto" w:val="clear"/>
             <w:tcMar>
               <w:top w:type="dxa" w:w="40"/>
               <w:left w:type="dxa" w:w="90"/>
@@ -4512,7 +4525,7 @@
         <w:tc>
           <w:tcPr>
             <w:tcW w:type="dxa" w:w="2340"/>
-            <w:shd w:fill="EEF2F7" w:color="auto" w:val="clear"/>
+            <w:shd w:fill="F2F2F2" w:color="auto" w:val="clear"/>
             <w:tcMar>
               <w:top w:type="dxa" w:w="40"/>
               <w:left w:type="dxa" w:w="90"/>
@@ -4529,7 +4542,7 @@
         <w:tc>
           <w:tcPr>
             <w:tcW w:type="dxa" w:w="2340"/>
-            <w:shd w:fill="EEF2F7" w:color="auto" w:val="clear"/>
+            <w:shd w:fill="F2F2F2" w:color="auto" w:val="clear"/>
             <w:tcMar>
               <w:top w:type="dxa" w:w="40"/>
               <w:left w:type="dxa" w:w="90"/>
@@ -4546,7 +4559,7 @@
         <w:tc>
           <w:tcPr>
             <w:tcW w:type="dxa" w:w="2340"/>
-            <w:shd w:fill="EEF2F7" w:color="auto" w:val="clear"/>
+            <w:shd w:fill="F2F2F2" w:color="auto" w:val="clear"/>
             <w:tcMar>
               <w:top w:type="dxa" w:w="40"/>
               <w:left w:type="dxa" w:w="90"/>
@@ -6827,12 +6840,12 @@
       <w:tblPr>
         <w:tblW w:type="dxa" w:w="9360"/>
         <w:tblBorders>
-          <w:top w:val="single" w:color="C9D2DD" w:sz="4"/>
-          <w:left w:val="single" w:color="C9D2DD" w:sz="4"/>
-          <w:bottom w:val="single" w:color="C9D2DD" w:sz="4"/>
-          <w:right w:val="single" w:color="C9D2DD" w:sz="4"/>
-          <w:insideH w:val="single" w:color="C9D2DD" w:sz="4"/>
-          <w:insideV w:val="single" w:color="C9D2DD" w:sz="4"/>
+          <w:top w:val="single" w:color="BFBFBF" w:sz="4"/>
+          <w:left w:val="single" w:color="BFBFBF" w:sz="4"/>
+          <w:bottom w:val="single" w:color="BFBFBF" w:sz="4"/>
+          <w:right w:val="single" w:color="BFBFBF" w:sz="4"/>
+          <w:insideH w:val="single" w:color="BFBFBF" w:sz="4"/>
+          <w:insideV w:val="single" w:color="BFBFBF" w:sz="4"/>
         </w:tblBorders>
       </w:tblPr>
       <w:tblGrid>
@@ -6846,7 +6859,7 @@
         <w:tc>
           <w:tcPr>
             <w:tcW w:type="dxa" w:w="4680"/>
-            <w:shd w:fill="EEF2F7" w:color="auto" w:val="clear"/>
+            <w:shd w:fill="F2F2F2" w:color="auto" w:val="clear"/>
             <w:tcMar>
               <w:top w:type="dxa" w:w="40"/>
               <w:left w:type="dxa" w:w="90"/>
@@ -6863,7 +6876,7 @@
         <w:tc>
           <w:tcPr>
             <w:tcW w:type="dxa" w:w="4680"/>
-            <w:shd w:fill="EEF2F7" w:color="auto" w:val="clear"/>
+            <w:shd w:fill="F2F2F2" w:color="auto" w:val="clear"/>
             <w:tcMar>
               <w:top w:type="dxa" w:w="40"/>
               <w:left w:type="dxa" w:w="90"/>
@@ -7407,7 +7420,7 @@
     <w:rPr>
       <w:b/>
       <w:bCs/>
-      <w:color w:val="1F3A5F"/>
+      <w:color w:val="000000"/>
       <w:sz w:val="34"/>
       <w:szCs w:val="34"/>
     </w:rPr>
@@ -7420,7 +7433,7 @@
     <w:rPr>
       <w:b/>
       <w:bCs/>
-      <w:color w:val="1F3A5F"/>
+      <w:color w:val="000000"/>
       <w:sz w:val="27"/>
       <w:szCs w:val="27"/>
     </w:rPr>
@@ -7433,7 +7446,7 @@
     <w:rPr>
       <w:b/>
       <w:bCs/>
-      <w:color w:val="1F3A5F"/>
+      <w:color w:val="000000"/>
       <w:sz w:val="23"/>
       <w:szCs w:val="23"/>
     </w:rPr>
@@ -7446,7 +7459,7 @@
     <w:rPr>
       <w:b/>
       <w:bCs/>
-      <w:color w:val="1F3A5F"/>
+      <w:color w:val="000000"/>
       <w:sz w:val="23"/>
       <w:szCs w:val="23"/>
     </w:rPr>
@@ -7459,7 +7472,7 @@
     <w:rPr>
       <w:b/>
       <w:bCs/>
-      <w:color w:val="1F3A5F"/>
+      <w:color w:val="000000"/>
       <w:sz w:val="23"/>
       <w:szCs w:val="23"/>
     </w:rPr>
@@ -7472,7 +7485,7 @@
     <w:rPr>
       <w:b/>
       <w:bCs/>
-      <w:color w:val="1F3A5F"/>
+      <w:color w:val="000000"/>
       <w:sz w:val="23"/>
       <w:szCs w:val="23"/>
     </w:rPr>

--- a/apps/web/public/iso/SOA-03-Declaration-applicabilite.docx
+++ b/apps/web/public/iso/SOA-03-Declaration-applicabilite.docx
@@ -264,7 +264,7 @@
     </w:p>
     <w:tbl>
       <w:tblPr>
-        <w:tblW w:type="dxa" w:w="9360"/>
+        <w:tblW w:type="dxa" w:w="9972"/>
         <w:tblBorders>
           <w:top w:val="single" w:color="BFBFBF" w:sz="4"/>
           <w:left w:val="single" w:color="BFBFBF" w:sz="4"/>
@@ -275,10 +275,10 @@
         </w:tblBorders>
       </w:tblPr>
       <w:tblGrid>
-        <w:gridCol w:w="2340"/>
-        <w:gridCol w:w="2340"/>
-        <w:gridCol w:w="2340"/>
-        <w:gridCol w:w="2340"/>
+        <w:gridCol w:w="4117"/>
+        <w:gridCol w:w="915"/>
+        <w:gridCol w:w="4208"/>
+        <w:gridCol w:w="732"/>
       </w:tblGrid>
       <w:tr>
         <w:trPr>
@@ -286,7 +286,7 @@
         </w:trPr>
         <w:tc>
           <w:tcPr>
-            <w:tcW w:type="dxa" w:w="2340"/>
+            <w:tcW w:type="dxa" w:w="4117"/>
             <w:shd w:fill="F2F2F2" w:color="auto" w:val="clear"/>
             <w:tcMar>
               <w:top w:type="dxa" w:w="40"/>
@@ -303,7 +303,7 @@
         </w:tc>
         <w:tc>
           <w:tcPr>
-            <w:tcW w:type="dxa" w:w="2340"/>
+            <w:tcW w:type="dxa" w:w="915"/>
             <w:shd w:fill="F2F2F2" w:color="auto" w:val="clear"/>
             <w:tcMar>
               <w:top w:type="dxa" w:w="40"/>
@@ -320,7 +320,7 @@
         </w:tc>
         <w:tc>
           <w:tcPr>
-            <w:tcW w:type="dxa" w:w="2340"/>
+            <w:tcW w:type="dxa" w:w="4208"/>
             <w:shd w:fill="F2F2F2" w:color="auto" w:val="clear"/>
             <w:tcMar>
               <w:top w:type="dxa" w:w="40"/>
@@ -337,7 +337,7 @@
         </w:tc>
         <w:tc>
           <w:tcPr>
-            <w:tcW w:type="dxa" w:w="2340"/>
+            <w:tcW w:type="dxa" w:w="732"/>
             <w:shd w:fill="F2F2F2" w:color="auto" w:val="clear"/>
             <w:tcMar>
               <w:top w:type="dxa" w:w="40"/>
@@ -356,7 +356,7 @@
       <w:tr>
         <w:tc>
           <w:tcPr>
-            <w:tcW w:type="dxa" w:w="2340"/>
+            <w:tcW w:type="dxa" w:w="4117"/>
             <w:tcMar>
               <w:top w:type="dxa" w:w="40"/>
               <w:left w:type="dxa" w:w="90"/>
@@ -372,23 +372,23 @@
         </w:tc>
         <w:tc>
           <w:tcPr>
-            <w:tcW w:type="dxa" w:w="2340"/>
-            <w:tcMar>
-              <w:top w:type="dxa" w:w="40"/>
-              <w:left w:type="dxa" w:w="90"/>
-              <w:bottom w:type="dxa" w:w="40"/>
-              <w:right w:type="dxa" w:w="90"/>
-            </w:tcMar>
-          </w:tcPr>
-          <w:p>
-            <w:r>
-              <w:t xml:space="preserve">O</w:t>
-            </w:r>
-          </w:p>
-        </w:tc>
-        <w:tc>
-          <w:tcPr>
-            <w:tcW w:type="dxa" w:w="2340"/>
+            <w:tcW w:type="dxa" w:w="915"/>
+            <w:tcMar>
+              <w:top w:type="dxa" w:w="40"/>
+              <w:left w:type="dxa" w:w="90"/>
+              <w:bottom w:type="dxa" w:w="40"/>
+              <w:right w:type="dxa" w:w="90"/>
+            </w:tcMar>
+          </w:tcPr>
+          <w:p>
+            <w:r>
+              <w:t xml:space="preserve">O</w:t>
+            </w:r>
+          </w:p>
+        </w:tc>
+        <w:tc>
+          <w:tcPr>
+            <w:tcW w:type="dxa" w:w="4208"/>
             <w:tcMar>
               <w:top w:type="dxa" w:w="40"/>
               <w:left w:type="dxa" w:w="90"/>
@@ -404,7 +404,7 @@
         </w:tc>
         <w:tc>
           <w:tcPr>
-            <w:tcW w:type="dxa" w:w="2340"/>
+            <w:tcW w:type="dxa" w:w="732"/>
             <w:tcMar>
               <w:top w:type="dxa" w:w="40"/>
               <w:left w:type="dxa" w:w="90"/>
@@ -422,7 +422,7 @@
       <w:tr>
         <w:tc>
           <w:tcPr>
-            <w:tcW w:type="dxa" w:w="2340"/>
+            <w:tcW w:type="dxa" w:w="4117"/>
             <w:tcMar>
               <w:top w:type="dxa" w:w="40"/>
               <w:left w:type="dxa" w:w="90"/>
@@ -438,23 +438,23 @@
         </w:tc>
         <w:tc>
           <w:tcPr>
-            <w:tcW w:type="dxa" w:w="2340"/>
-            <w:tcMar>
-              <w:top w:type="dxa" w:w="40"/>
-              <w:left w:type="dxa" w:w="90"/>
-              <w:bottom w:type="dxa" w:w="40"/>
-              <w:right w:type="dxa" w:w="90"/>
-            </w:tcMar>
-          </w:tcPr>
-          <w:p>
-            <w:r>
-              <w:t xml:space="preserve">O</w:t>
-            </w:r>
-          </w:p>
-        </w:tc>
-        <w:tc>
-          <w:tcPr>
-            <w:tcW w:type="dxa" w:w="2340"/>
+            <w:tcW w:type="dxa" w:w="915"/>
+            <w:tcMar>
+              <w:top w:type="dxa" w:w="40"/>
+              <w:left w:type="dxa" w:w="90"/>
+              <w:bottom w:type="dxa" w:w="40"/>
+              <w:right w:type="dxa" w:w="90"/>
+            </w:tcMar>
+          </w:tcPr>
+          <w:p>
+            <w:r>
+              <w:t xml:space="preserve">O</w:t>
+            </w:r>
+          </w:p>
+        </w:tc>
+        <w:tc>
+          <w:tcPr>
+            <w:tcW w:type="dxa" w:w="4208"/>
             <w:tcMar>
               <w:top w:type="dxa" w:w="40"/>
               <w:left w:type="dxa" w:w="90"/>
@@ -470,7 +470,7 @@
         </w:tc>
         <w:tc>
           <w:tcPr>
-            <w:tcW w:type="dxa" w:w="2340"/>
+            <w:tcW w:type="dxa" w:w="732"/>
             <w:tcMar>
               <w:top w:type="dxa" w:w="40"/>
               <w:left w:type="dxa" w:w="90"/>
@@ -488,7 +488,7 @@
       <w:tr>
         <w:tc>
           <w:tcPr>
-            <w:tcW w:type="dxa" w:w="2340"/>
+            <w:tcW w:type="dxa" w:w="4117"/>
             <w:tcMar>
               <w:top w:type="dxa" w:w="40"/>
               <w:left w:type="dxa" w:w="90"/>
@@ -504,23 +504,23 @@
         </w:tc>
         <w:tc>
           <w:tcPr>
-            <w:tcW w:type="dxa" w:w="2340"/>
-            <w:tcMar>
-              <w:top w:type="dxa" w:w="40"/>
-              <w:left w:type="dxa" w:w="90"/>
-              <w:bottom w:type="dxa" w:w="40"/>
-              <w:right w:type="dxa" w:w="90"/>
-            </w:tcMar>
-          </w:tcPr>
-          <w:p>
-            <w:r>
-              <w:t xml:space="preserve">O</w:t>
-            </w:r>
-          </w:p>
-        </w:tc>
-        <w:tc>
-          <w:tcPr>
-            <w:tcW w:type="dxa" w:w="2340"/>
+            <w:tcW w:type="dxa" w:w="915"/>
+            <w:tcMar>
+              <w:top w:type="dxa" w:w="40"/>
+              <w:left w:type="dxa" w:w="90"/>
+              <w:bottom w:type="dxa" w:w="40"/>
+              <w:right w:type="dxa" w:w="90"/>
+            </w:tcMar>
+          </w:tcPr>
+          <w:p>
+            <w:r>
+              <w:t xml:space="preserve">O</w:t>
+            </w:r>
+          </w:p>
+        </w:tc>
+        <w:tc>
+          <w:tcPr>
+            <w:tcW w:type="dxa" w:w="4208"/>
             <w:tcMar>
               <w:top w:type="dxa" w:w="40"/>
               <w:left w:type="dxa" w:w="90"/>
@@ -536,7 +536,7 @@
         </w:tc>
         <w:tc>
           <w:tcPr>
-            <w:tcW w:type="dxa" w:w="2340"/>
+            <w:tcW w:type="dxa" w:w="732"/>
             <w:tcMar>
               <w:top w:type="dxa" w:w="40"/>
               <w:left w:type="dxa" w:w="90"/>
@@ -554,7 +554,7 @@
       <w:tr>
         <w:tc>
           <w:tcPr>
-            <w:tcW w:type="dxa" w:w="2340"/>
+            <w:tcW w:type="dxa" w:w="4117"/>
             <w:tcMar>
               <w:top w:type="dxa" w:w="40"/>
               <w:left w:type="dxa" w:w="90"/>
@@ -570,23 +570,23 @@
         </w:tc>
         <w:tc>
           <w:tcPr>
-            <w:tcW w:type="dxa" w:w="2340"/>
-            <w:tcMar>
-              <w:top w:type="dxa" w:w="40"/>
-              <w:left w:type="dxa" w:w="90"/>
-              <w:bottom w:type="dxa" w:w="40"/>
-              <w:right w:type="dxa" w:w="90"/>
-            </w:tcMar>
-          </w:tcPr>
-          <w:p>
-            <w:r>
-              <w:t xml:space="preserve">O</w:t>
-            </w:r>
-          </w:p>
-        </w:tc>
-        <w:tc>
-          <w:tcPr>
-            <w:tcW w:type="dxa" w:w="2340"/>
+            <w:tcW w:type="dxa" w:w="915"/>
+            <w:tcMar>
+              <w:top w:type="dxa" w:w="40"/>
+              <w:left w:type="dxa" w:w="90"/>
+              <w:bottom w:type="dxa" w:w="40"/>
+              <w:right w:type="dxa" w:w="90"/>
+            </w:tcMar>
+          </w:tcPr>
+          <w:p>
+            <w:r>
+              <w:t xml:space="preserve">O</w:t>
+            </w:r>
+          </w:p>
+        </w:tc>
+        <w:tc>
+          <w:tcPr>
+            <w:tcW w:type="dxa" w:w="4208"/>
             <w:tcMar>
               <w:top w:type="dxa" w:w="40"/>
               <w:left w:type="dxa" w:w="90"/>
@@ -602,7 +602,7 @@
         </w:tc>
         <w:tc>
           <w:tcPr>
-            <w:tcW w:type="dxa" w:w="2340"/>
+            <w:tcW w:type="dxa" w:w="732"/>
             <w:tcMar>
               <w:top w:type="dxa" w:w="40"/>
               <w:left w:type="dxa" w:w="90"/>
@@ -620,7 +620,7 @@
       <w:tr>
         <w:tc>
           <w:tcPr>
-            <w:tcW w:type="dxa" w:w="2340"/>
+            <w:tcW w:type="dxa" w:w="4117"/>
             <w:tcMar>
               <w:top w:type="dxa" w:w="40"/>
               <w:left w:type="dxa" w:w="90"/>
@@ -636,23 +636,23 @@
         </w:tc>
         <w:tc>
           <w:tcPr>
-            <w:tcW w:type="dxa" w:w="2340"/>
-            <w:tcMar>
-              <w:top w:type="dxa" w:w="40"/>
-              <w:left w:type="dxa" w:w="90"/>
-              <w:bottom w:type="dxa" w:w="40"/>
-              <w:right w:type="dxa" w:w="90"/>
-            </w:tcMar>
-          </w:tcPr>
-          <w:p>
-            <w:r>
-              <w:t xml:space="preserve">O</w:t>
-            </w:r>
-          </w:p>
-        </w:tc>
-        <w:tc>
-          <w:tcPr>
-            <w:tcW w:type="dxa" w:w="2340"/>
+            <w:tcW w:type="dxa" w:w="915"/>
+            <w:tcMar>
+              <w:top w:type="dxa" w:w="40"/>
+              <w:left w:type="dxa" w:w="90"/>
+              <w:bottom w:type="dxa" w:w="40"/>
+              <w:right w:type="dxa" w:w="90"/>
+            </w:tcMar>
+          </w:tcPr>
+          <w:p>
+            <w:r>
+              <w:t xml:space="preserve">O</w:t>
+            </w:r>
+          </w:p>
+        </w:tc>
+        <w:tc>
+          <w:tcPr>
+            <w:tcW w:type="dxa" w:w="4208"/>
             <w:tcMar>
               <w:top w:type="dxa" w:w="40"/>
               <w:left w:type="dxa" w:w="90"/>
@@ -668,7 +668,7 @@
         </w:tc>
         <w:tc>
           <w:tcPr>
-            <w:tcW w:type="dxa" w:w="2340"/>
+            <w:tcW w:type="dxa" w:w="732"/>
             <w:tcMar>
               <w:top w:type="dxa" w:w="40"/>
               <w:left w:type="dxa" w:w="90"/>
@@ -686,7 +686,7 @@
       <w:tr>
         <w:tc>
           <w:tcPr>
-            <w:tcW w:type="dxa" w:w="2340"/>
+            <w:tcW w:type="dxa" w:w="4117"/>
             <w:tcMar>
               <w:top w:type="dxa" w:w="40"/>
               <w:left w:type="dxa" w:w="90"/>
@@ -702,23 +702,23 @@
         </w:tc>
         <w:tc>
           <w:tcPr>
-            <w:tcW w:type="dxa" w:w="2340"/>
-            <w:tcMar>
-              <w:top w:type="dxa" w:w="40"/>
-              <w:left w:type="dxa" w:w="90"/>
-              <w:bottom w:type="dxa" w:w="40"/>
-              <w:right w:type="dxa" w:w="90"/>
-            </w:tcMar>
-          </w:tcPr>
-          <w:p>
-            <w:r>
-              <w:t xml:space="preserve">O</w:t>
-            </w:r>
-          </w:p>
-        </w:tc>
-        <w:tc>
-          <w:tcPr>
-            <w:tcW w:type="dxa" w:w="2340"/>
+            <w:tcW w:type="dxa" w:w="915"/>
+            <w:tcMar>
+              <w:top w:type="dxa" w:w="40"/>
+              <w:left w:type="dxa" w:w="90"/>
+              <w:bottom w:type="dxa" w:w="40"/>
+              <w:right w:type="dxa" w:w="90"/>
+            </w:tcMar>
+          </w:tcPr>
+          <w:p>
+            <w:r>
+              <w:t xml:space="preserve">O</w:t>
+            </w:r>
+          </w:p>
+        </w:tc>
+        <w:tc>
+          <w:tcPr>
+            <w:tcW w:type="dxa" w:w="4208"/>
             <w:tcMar>
               <w:top w:type="dxa" w:w="40"/>
               <w:left w:type="dxa" w:w="90"/>
@@ -734,7 +734,7 @@
         </w:tc>
         <w:tc>
           <w:tcPr>
-            <w:tcW w:type="dxa" w:w="2340"/>
+            <w:tcW w:type="dxa" w:w="732"/>
             <w:tcMar>
               <w:top w:type="dxa" w:w="40"/>
               <w:left w:type="dxa" w:w="90"/>
@@ -752,7 +752,7 @@
       <w:tr>
         <w:tc>
           <w:tcPr>
-            <w:tcW w:type="dxa" w:w="2340"/>
+            <w:tcW w:type="dxa" w:w="4117"/>
             <w:tcMar>
               <w:top w:type="dxa" w:w="40"/>
               <w:left w:type="dxa" w:w="90"/>
@@ -768,23 +768,23 @@
         </w:tc>
         <w:tc>
           <w:tcPr>
-            <w:tcW w:type="dxa" w:w="2340"/>
-            <w:tcMar>
-              <w:top w:type="dxa" w:w="40"/>
-              <w:left w:type="dxa" w:w="90"/>
-              <w:bottom w:type="dxa" w:w="40"/>
-              <w:right w:type="dxa" w:w="90"/>
-            </w:tcMar>
-          </w:tcPr>
-          <w:p>
-            <w:r>
-              <w:t xml:space="preserve">O</w:t>
-            </w:r>
-          </w:p>
-        </w:tc>
-        <w:tc>
-          <w:tcPr>
-            <w:tcW w:type="dxa" w:w="2340"/>
+            <w:tcW w:type="dxa" w:w="915"/>
+            <w:tcMar>
+              <w:top w:type="dxa" w:w="40"/>
+              <w:left w:type="dxa" w:w="90"/>
+              <w:bottom w:type="dxa" w:w="40"/>
+              <w:right w:type="dxa" w:w="90"/>
+            </w:tcMar>
+          </w:tcPr>
+          <w:p>
+            <w:r>
+              <w:t xml:space="preserve">O</w:t>
+            </w:r>
+          </w:p>
+        </w:tc>
+        <w:tc>
+          <w:tcPr>
+            <w:tcW w:type="dxa" w:w="4208"/>
             <w:tcMar>
               <w:top w:type="dxa" w:w="40"/>
               <w:left w:type="dxa" w:w="90"/>
@@ -800,7 +800,7 @@
         </w:tc>
         <w:tc>
           <w:tcPr>
-            <w:tcW w:type="dxa" w:w="2340"/>
+            <w:tcW w:type="dxa" w:w="732"/>
             <w:tcMar>
               <w:top w:type="dxa" w:w="40"/>
               <w:left w:type="dxa" w:w="90"/>
@@ -818,7 +818,7 @@
       <w:tr>
         <w:tc>
           <w:tcPr>
-            <w:tcW w:type="dxa" w:w="2340"/>
+            <w:tcW w:type="dxa" w:w="4117"/>
             <w:tcMar>
               <w:top w:type="dxa" w:w="40"/>
               <w:left w:type="dxa" w:w="90"/>
@@ -834,23 +834,23 @@
         </w:tc>
         <w:tc>
           <w:tcPr>
-            <w:tcW w:type="dxa" w:w="2340"/>
-            <w:tcMar>
-              <w:top w:type="dxa" w:w="40"/>
-              <w:left w:type="dxa" w:w="90"/>
-              <w:bottom w:type="dxa" w:w="40"/>
-              <w:right w:type="dxa" w:w="90"/>
-            </w:tcMar>
-          </w:tcPr>
-          <w:p>
-            <w:r>
-              <w:t xml:space="preserve">O</w:t>
-            </w:r>
-          </w:p>
-        </w:tc>
-        <w:tc>
-          <w:tcPr>
-            <w:tcW w:type="dxa" w:w="2340"/>
+            <w:tcW w:type="dxa" w:w="915"/>
+            <w:tcMar>
+              <w:top w:type="dxa" w:w="40"/>
+              <w:left w:type="dxa" w:w="90"/>
+              <w:bottom w:type="dxa" w:w="40"/>
+              <w:right w:type="dxa" w:w="90"/>
+            </w:tcMar>
+          </w:tcPr>
+          <w:p>
+            <w:r>
+              <w:t xml:space="preserve">O</w:t>
+            </w:r>
+          </w:p>
+        </w:tc>
+        <w:tc>
+          <w:tcPr>
+            <w:tcW w:type="dxa" w:w="4208"/>
             <w:tcMar>
               <w:top w:type="dxa" w:w="40"/>
               <w:left w:type="dxa" w:w="90"/>
@@ -866,7 +866,7 @@
         </w:tc>
         <w:tc>
           <w:tcPr>
-            <w:tcW w:type="dxa" w:w="2340"/>
+            <w:tcW w:type="dxa" w:w="732"/>
             <w:tcMar>
               <w:top w:type="dxa" w:w="40"/>
               <w:left w:type="dxa" w:w="90"/>
@@ -884,7 +884,7 @@
       <w:tr>
         <w:tc>
           <w:tcPr>
-            <w:tcW w:type="dxa" w:w="2340"/>
+            <w:tcW w:type="dxa" w:w="4117"/>
             <w:tcMar>
               <w:top w:type="dxa" w:w="40"/>
               <w:left w:type="dxa" w:w="90"/>
@@ -900,23 +900,23 @@
         </w:tc>
         <w:tc>
           <w:tcPr>
-            <w:tcW w:type="dxa" w:w="2340"/>
-            <w:tcMar>
-              <w:top w:type="dxa" w:w="40"/>
-              <w:left w:type="dxa" w:w="90"/>
-              <w:bottom w:type="dxa" w:w="40"/>
-              <w:right w:type="dxa" w:w="90"/>
-            </w:tcMar>
-          </w:tcPr>
-          <w:p>
-            <w:r>
-              <w:t xml:space="preserve">O</w:t>
-            </w:r>
-          </w:p>
-        </w:tc>
-        <w:tc>
-          <w:tcPr>
-            <w:tcW w:type="dxa" w:w="2340"/>
+            <w:tcW w:type="dxa" w:w="915"/>
+            <w:tcMar>
+              <w:top w:type="dxa" w:w="40"/>
+              <w:left w:type="dxa" w:w="90"/>
+              <w:bottom w:type="dxa" w:w="40"/>
+              <w:right w:type="dxa" w:w="90"/>
+            </w:tcMar>
+          </w:tcPr>
+          <w:p>
+            <w:r>
+              <w:t xml:space="preserve">O</w:t>
+            </w:r>
+          </w:p>
+        </w:tc>
+        <w:tc>
+          <w:tcPr>
+            <w:tcW w:type="dxa" w:w="4208"/>
             <w:tcMar>
               <w:top w:type="dxa" w:w="40"/>
               <w:left w:type="dxa" w:w="90"/>
@@ -932,7 +932,7 @@
         </w:tc>
         <w:tc>
           <w:tcPr>
-            <w:tcW w:type="dxa" w:w="2340"/>
+            <w:tcW w:type="dxa" w:w="732"/>
             <w:tcMar>
               <w:top w:type="dxa" w:w="40"/>
               <w:left w:type="dxa" w:w="90"/>
@@ -950,7 +950,7 @@
       <w:tr>
         <w:tc>
           <w:tcPr>
-            <w:tcW w:type="dxa" w:w="2340"/>
+            <w:tcW w:type="dxa" w:w="4117"/>
             <w:tcMar>
               <w:top w:type="dxa" w:w="40"/>
               <w:left w:type="dxa" w:w="90"/>
@@ -966,23 +966,23 @@
         </w:tc>
         <w:tc>
           <w:tcPr>
-            <w:tcW w:type="dxa" w:w="2340"/>
-            <w:tcMar>
-              <w:top w:type="dxa" w:w="40"/>
-              <w:left w:type="dxa" w:w="90"/>
-              <w:bottom w:type="dxa" w:w="40"/>
-              <w:right w:type="dxa" w:w="90"/>
-            </w:tcMar>
-          </w:tcPr>
-          <w:p>
-            <w:r>
-              <w:t xml:space="preserve">O</w:t>
-            </w:r>
-          </w:p>
-        </w:tc>
-        <w:tc>
-          <w:tcPr>
-            <w:tcW w:type="dxa" w:w="2340"/>
+            <w:tcW w:type="dxa" w:w="915"/>
+            <w:tcMar>
+              <w:top w:type="dxa" w:w="40"/>
+              <w:left w:type="dxa" w:w="90"/>
+              <w:bottom w:type="dxa" w:w="40"/>
+              <w:right w:type="dxa" w:w="90"/>
+            </w:tcMar>
+          </w:tcPr>
+          <w:p>
+            <w:r>
+              <w:t xml:space="preserve">O</w:t>
+            </w:r>
+          </w:p>
+        </w:tc>
+        <w:tc>
+          <w:tcPr>
+            <w:tcW w:type="dxa" w:w="4208"/>
             <w:tcMar>
               <w:top w:type="dxa" w:w="40"/>
               <w:left w:type="dxa" w:w="90"/>
@@ -998,7 +998,7 @@
         </w:tc>
         <w:tc>
           <w:tcPr>
-            <w:tcW w:type="dxa" w:w="2340"/>
+            <w:tcW w:type="dxa" w:w="732"/>
             <w:tcMar>
               <w:top w:type="dxa" w:w="40"/>
               <w:left w:type="dxa" w:w="90"/>
@@ -1016,7 +1016,7 @@
       <w:tr>
         <w:tc>
           <w:tcPr>
-            <w:tcW w:type="dxa" w:w="2340"/>
+            <w:tcW w:type="dxa" w:w="4117"/>
             <w:tcMar>
               <w:top w:type="dxa" w:w="40"/>
               <w:left w:type="dxa" w:w="90"/>
@@ -1032,23 +1032,23 @@
         </w:tc>
         <w:tc>
           <w:tcPr>
-            <w:tcW w:type="dxa" w:w="2340"/>
-            <w:tcMar>
-              <w:top w:type="dxa" w:w="40"/>
-              <w:left w:type="dxa" w:w="90"/>
-              <w:bottom w:type="dxa" w:w="40"/>
-              <w:right w:type="dxa" w:w="90"/>
-            </w:tcMar>
-          </w:tcPr>
-          <w:p>
-            <w:r>
-              <w:t xml:space="preserve">O</w:t>
-            </w:r>
-          </w:p>
-        </w:tc>
-        <w:tc>
-          <w:tcPr>
-            <w:tcW w:type="dxa" w:w="2340"/>
+            <w:tcW w:type="dxa" w:w="915"/>
+            <w:tcMar>
+              <w:top w:type="dxa" w:w="40"/>
+              <w:left w:type="dxa" w:w="90"/>
+              <w:bottom w:type="dxa" w:w="40"/>
+              <w:right w:type="dxa" w:w="90"/>
+            </w:tcMar>
+          </w:tcPr>
+          <w:p>
+            <w:r>
+              <w:t xml:space="preserve">O</w:t>
+            </w:r>
+          </w:p>
+        </w:tc>
+        <w:tc>
+          <w:tcPr>
+            <w:tcW w:type="dxa" w:w="4208"/>
             <w:tcMar>
               <w:top w:type="dxa" w:w="40"/>
               <w:left w:type="dxa" w:w="90"/>
@@ -1064,7 +1064,7 @@
         </w:tc>
         <w:tc>
           <w:tcPr>
-            <w:tcW w:type="dxa" w:w="2340"/>
+            <w:tcW w:type="dxa" w:w="732"/>
             <w:tcMar>
               <w:top w:type="dxa" w:w="40"/>
               <w:left w:type="dxa" w:w="90"/>
@@ -1082,7 +1082,7 @@
       <w:tr>
         <w:tc>
           <w:tcPr>
-            <w:tcW w:type="dxa" w:w="2340"/>
+            <w:tcW w:type="dxa" w:w="4117"/>
             <w:tcMar>
               <w:top w:type="dxa" w:w="40"/>
               <w:left w:type="dxa" w:w="90"/>
@@ -1098,23 +1098,23 @@
         </w:tc>
         <w:tc>
           <w:tcPr>
-            <w:tcW w:type="dxa" w:w="2340"/>
-            <w:tcMar>
-              <w:top w:type="dxa" w:w="40"/>
-              <w:left w:type="dxa" w:w="90"/>
-              <w:bottom w:type="dxa" w:w="40"/>
-              <w:right w:type="dxa" w:w="90"/>
-            </w:tcMar>
-          </w:tcPr>
-          <w:p>
-            <w:r>
-              <w:t xml:space="preserve">O</w:t>
-            </w:r>
-          </w:p>
-        </w:tc>
-        <w:tc>
-          <w:tcPr>
-            <w:tcW w:type="dxa" w:w="2340"/>
+            <w:tcW w:type="dxa" w:w="915"/>
+            <w:tcMar>
+              <w:top w:type="dxa" w:w="40"/>
+              <w:left w:type="dxa" w:w="90"/>
+              <w:bottom w:type="dxa" w:w="40"/>
+              <w:right w:type="dxa" w:w="90"/>
+            </w:tcMar>
+          </w:tcPr>
+          <w:p>
+            <w:r>
+              <w:t xml:space="preserve">O</w:t>
+            </w:r>
+          </w:p>
+        </w:tc>
+        <w:tc>
+          <w:tcPr>
+            <w:tcW w:type="dxa" w:w="4208"/>
             <w:tcMar>
               <w:top w:type="dxa" w:w="40"/>
               <w:left w:type="dxa" w:w="90"/>
@@ -1130,7 +1130,7 @@
         </w:tc>
         <w:tc>
           <w:tcPr>
-            <w:tcW w:type="dxa" w:w="2340"/>
+            <w:tcW w:type="dxa" w:w="732"/>
             <w:tcMar>
               <w:top w:type="dxa" w:w="40"/>
               <w:left w:type="dxa" w:w="90"/>
@@ -1148,7 +1148,7 @@
       <w:tr>
         <w:tc>
           <w:tcPr>
-            <w:tcW w:type="dxa" w:w="2340"/>
+            <w:tcW w:type="dxa" w:w="4117"/>
             <w:tcMar>
               <w:top w:type="dxa" w:w="40"/>
               <w:left w:type="dxa" w:w="90"/>
@@ -1164,23 +1164,23 @@
         </w:tc>
         <w:tc>
           <w:tcPr>
-            <w:tcW w:type="dxa" w:w="2340"/>
-            <w:tcMar>
-              <w:top w:type="dxa" w:w="40"/>
-              <w:left w:type="dxa" w:w="90"/>
-              <w:bottom w:type="dxa" w:w="40"/>
-              <w:right w:type="dxa" w:w="90"/>
-            </w:tcMar>
-          </w:tcPr>
-          <w:p>
-            <w:r>
-              <w:t xml:space="preserve">O</w:t>
-            </w:r>
-          </w:p>
-        </w:tc>
-        <w:tc>
-          <w:tcPr>
-            <w:tcW w:type="dxa" w:w="2340"/>
+            <w:tcW w:type="dxa" w:w="915"/>
+            <w:tcMar>
+              <w:top w:type="dxa" w:w="40"/>
+              <w:left w:type="dxa" w:w="90"/>
+              <w:bottom w:type="dxa" w:w="40"/>
+              <w:right w:type="dxa" w:w="90"/>
+            </w:tcMar>
+          </w:tcPr>
+          <w:p>
+            <w:r>
+              <w:t xml:space="preserve">O</w:t>
+            </w:r>
+          </w:p>
+        </w:tc>
+        <w:tc>
+          <w:tcPr>
+            <w:tcW w:type="dxa" w:w="4208"/>
             <w:tcMar>
               <w:top w:type="dxa" w:w="40"/>
               <w:left w:type="dxa" w:w="90"/>
@@ -1196,7 +1196,7 @@
         </w:tc>
         <w:tc>
           <w:tcPr>
-            <w:tcW w:type="dxa" w:w="2340"/>
+            <w:tcW w:type="dxa" w:w="732"/>
             <w:tcMar>
               <w:top w:type="dxa" w:w="40"/>
               <w:left w:type="dxa" w:w="90"/>
@@ -1214,7 +1214,7 @@
       <w:tr>
         <w:tc>
           <w:tcPr>
-            <w:tcW w:type="dxa" w:w="2340"/>
+            <w:tcW w:type="dxa" w:w="4117"/>
             <w:tcMar>
               <w:top w:type="dxa" w:w="40"/>
               <w:left w:type="dxa" w:w="90"/>
@@ -1230,23 +1230,23 @@
         </w:tc>
         <w:tc>
           <w:tcPr>
-            <w:tcW w:type="dxa" w:w="2340"/>
-            <w:tcMar>
-              <w:top w:type="dxa" w:w="40"/>
-              <w:left w:type="dxa" w:w="90"/>
-              <w:bottom w:type="dxa" w:w="40"/>
-              <w:right w:type="dxa" w:w="90"/>
-            </w:tcMar>
-          </w:tcPr>
-          <w:p>
-            <w:r>
-              <w:t xml:space="preserve">O</w:t>
-            </w:r>
-          </w:p>
-        </w:tc>
-        <w:tc>
-          <w:tcPr>
-            <w:tcW w:type="dxa" w:w="2340"/>
+            <w:tcW w:type="dxa" w:w="915"/>
+            <w:tcMar>
+              <w:top w:type="dxa" w:w="40"/>
+              <w:left w:type="dxa" w:w="90"/>
+              <w:bottom w:type="dxa" w:w="40"/>
+              <w:right w:type="dxa" w:w="90"/>
+            </w:tcMar>
+          </w:tcPr>
+          <w:p>
+            <w:r>
+              <w:t xml:space="preserve">O</w:t>
+            </w:r>
+          </w:p>
+        </w:tc>
+        <w:tc>
+          <w:tcPr>
+            <w:tcW w:type="dxa" w:w="4208"/>
             <w:tcMar>
               <w:top w:type="dxa" w:w="40"/>
               <w:left w:type="dxa" w:w="90"/>
@@ -1262,7 +1262,7 @@
         </w:tc>
         <w:tc>
           <w:tcPr>
-            <w:tcW w:type="dxa" w:w="2340"/>
+            <w:tcW w:type="dxa" w:w="732"/>
             <w:tcMar>
               <w:top w:type="dxa" w:w="40"/>
               <w:left w:type="dxa" w:w="90"/>
@@ -1280,7 +1280,7 @@
       <w:tr>
         <w:tc>
           <w:tcPr>
-            <w:tcW w:type="dxa" w:w="2340"/>
+            <w:tcW w:type="dxa" w:w="4117"/>
             <w:tcMar>
               <w:top w:type="dxa" w:w="40"/>
               <w:left w:type="dxa" w:w="90"/>
@@ -1296,23 +1296,23 @@
         </w:tc>
         <w:tc>
           <w:tcPr>
-            <w:tcW w:type="dxa" w:w="2340"/>
-            <w:tcMar>
-              <w:top w:type="dxa" w:w="40"/>
-              <w:left w:type="dxa" w:w="90"/>
-              <w:bottom w:type="dxa" w:w="40"/>
-              <w:right w:type="dxa" w:w="90"/>
-            </w:tcMar>
-          </w:tcPr>
-          <w:p>
-            <w:r>
-              <w:t xml:space="preserve">O</w:t>
-            </w:r>
-          </w:p>
-        </w:tc>
-        <w:tc>
-          <w:tcPr>
-            <w:tcW w:type="dxa" w:w="2340"/>
+            <w:tcW w:type="dxa" w:w="915"/>
+            <w:tcMar>
+              <w:top w:type="dxa" w:w="40"/>
+              <w:left w:type="dxa" w:w="90"/>
+              <w:bottom w:type="dxa" w:w="40"/>
+              <w:right w:type="dxa" w:w="90"/>
+            </w:tcMar>
+          </w:tcPr>
+          <w:p>
+            <w:r>
+              <w:t xml:space="preserve">O</w:t>
+            </w:r>
+          </w:p>
+        </w:tc>
+        <w:tc>
+          <w:tcPr>
+            <w:tcW w:type="dxa" w:w="4208"/>
             <w:tcMar>
               <w:top w:type="dxa" w:w="40"/>
               <w:left w:type="dxa" w:w="90"/>
@@ -1328,7 +1328,7 @@
         </w:tc>
         <w:tc>
           <w:tcPr>
-            <w:tcW w:type="dxa" w:w="2340"/>
+            <w:tcW w:type="dxa" w:w="732"/>
             <w:tcMar>
               <w:top w:type="dxa" w:w="40"/>
               <w:left w:type="dxa" w:w="90"/>
@@ -1346,7 +1346,7 @@
       <w:tr>
         <w:tc>
           <w:tcPr>
-            <w:tcW w:type="dxa" w:w="2340"/>
+            <w:tcW w:type="dxa" w:w="4117"/>
             <w:tcMar>
               <w:top w:type="dxa" w:w="40"/>
               <w:left w:type="dxa" w:w="90"/>
@@ -1362,23 +1362,23 @@
         </w:tc>
         <w:tc>
           <w:tcPr>
-            <w:tcW w:type="dxa" w:w="2340"/>
-            <w:tcMar>
-              <w:top w:type="dxa" w:w="40"/>
-              <w:left w:type="dxa" w:w="90"/>
-              <w:bottom w:type="dxa" w:w="40"/>
-              <w:right w:type="dxa" w:w="90"/>
-            </w:tcMar>
-          </w:tcPr>
-          <w:p>
-            <w:r>
-              <w:t xml:space="preserve">O</w:t>
-            </w:r>
-          </w:p>
-        </w:tc>
-        <w:tc>
-          <w:tcPr>
-            <w:tcW w:type="dxa" w:w="2340"/>
+            <w:tcW w:type="dxa" w:w="915"/>
+            <w:tcMar>
+              <w:top w:type="dxa" w:w="40"/>
+              <w:left w:type="dxa" w:w="90"/>
+              <w:bottom w:type="dxa" w:w="40"/>
+              <w:right w:type="dxa" w:w="90"/>
+            </w:tcMar>
+          </w:tcPr>
+          <w:p>
+            <w:r>
+              <w:t xml:space="preserve">O</w:t>
+            </w:r>
+          </w:p>
+        </w:tc>
+        <w:tc>
+          <w:tcPr>
+            <w:tcW w:type="dxa" w:w="4208"/>
             <w:tcMar>
               <w:top w:type="dxa" w:w="40"/>
               <w:left w:type="dxa" w:w="90"/>
@@ -1394,7 +1394,7 @@
         </w:tc>
         <w:tc>
           <w:tcPr>
-            <w:tcW w:type="dxa" w:w="2340"/>
+            <w:tcW w:type="dxa" w:w="732"/>
             <w:tcMar>
               <w:top w:type="dxa" w:w="40"/>
               <w:left w:type="dxa" w:w="90"/>
@@ -1412,7 +1412,7 @@
       <w:tr>
         <w:tc>
           <w:tcPr>
-            <w:tcW w:type="dxa" w:w="2340"/>
+            <w:tcW w:type="dxa" w:w="4117"/>
             <w:tcMar>
               <w:top w:type="dxa" w:w="40"/>
               <w:left w:type="dxa" w:w="90"/>
@@ -1428,23 +1428,23 @@
         </w:tc>
         <w:tc>
           <w:tcPr>
-            <w:tcW w:type="dxa" w:w="2340"/>
-            <w:tcMar>
-              <w:top w:type="dxa" w:w="40"/>
-              <w:left w:type="dxa" w:w="90"/>
-              <w:bottom w:type="dxa" w:w="40"/>
-              <w:right w:type="dxa" w:w="90"/>
-            </w:tcMar>
-          </w:tcPr>
-          <w:p>
-            <w:r>
-              <w:t xml:space="preserve">O</w:t>
-            </w:r>
-          </w:p>
-        </w:tc>
-        <w:tc>
-          <w:tcPr>
-            <w:tcW w:type="dxa" w:w="2340"/>
+            <w:tcW w:type="dxa" w:w="915"/>
+            <w:tcMar>
+              <w:top w:type="dxa" w:w="40"/>
+              <w:left w:type="dxa" w:w="90"/>
+              <w:bottom w:type="dxa" w:w="40"/>
+              <w:right w:type="dxa" w:w="90"/>
+            </w:tcMar>
+          </w:tcPr>
+          <w:p>
+            <w:r>
+              <w:t xml:space="preserve">O</w:t>
+            </w:r>
+          </w:p>
+        </w:tc>
+        <w:tc>
+          <w:tcPr>
+            <w:tcW w:type="dxa" w:w="4208"/>
             <w:tcMar>
               <w:top w:type="dxa" w:w="40"/>
               <w:left w:type="dxa" w:w="90"/>
@@ -1460,7 +1460,7 @@
         </w:tc>
         <w:tc>
           <w:tcPr>
-            <w:tcW w:type="dxa" w:w="2340"/>
+            <w:tcW w:type="dxa" w:w="732"/>
             <w:tcMar>
               <w:top w:type="dxa" w:w="40"/>
               <w:left w:type="dxa" w:w="90"/>
@@ -1478,7 +1478,7 @@
       <w:tr>
         <w:tc>
           <w:tcPr>
-            <w:tcW w:type="dxa" w:w="2340"/>
+            <w:tcW w:type="dxa" w:w="4117"/>
             <w:tcMar>
               <w:top w:type="dxa" w:w="40"/>
               <w:left w:type="dxa" w:w="90"/>
@@ -1494,23 +1494,23 @@
         </w:tc>
         <w:tc>
           <w:tcPr>
-            <w:tcW w:type="dxa" w:w="2340"/>
-            <w:tcMar>
-              <w:top w:type="dxa" w:w="40"/>
-              <w:left w:type="dxa" w:w="90"/>
-              <w:bottom w:type="dxa" w:w="40"/>
-              <w:right w:type="dxa" w:w="90"/>
-            </w:tcMar>
-          </w:tcPr>
-          <w:p>
-            <w:r>
-              <w:t xml:space="preserve">O</w:t>
-            </w:r>
-          </w:p>
-        </w:tc>
-        <w:tc>
-          <w:tcPr>
-            <w:tcW w:type="dxa" w:w="2340"/>
+            <w:tcW w:type="dxa" w:w="915"/>
+            <w:tcMar>
+              <w:top w:type="dxa" w:w="40"/>
+              <w:left w:type="dxa" w:w="90"/>
+              <w:bottom w:type="dxa" w:w="40"/>
+              <w:right w:type="dxa" w:w="90"/>
+            </w:tcMar>
+          </w:tcPr>
+          <w:p>
+            <w:r>
+              <w:t xml:space="preserve">O</w:t>
+            </w:r>
+          </w:p>
+        </w:tc>
+        <w:tc>
+          <w:tcPr>
+            <w:tcW w:type="dxa" w:w="4208"/>
             <w:tcMar>
               <w:top w:type="dxa" w:w="40"/>
               <w:left w:type="dxa" w:w="90"/>
@@ -1526,7 +1526,7 @@
         </w:tc>
         <w:tc>
           <w:tcPr>
-            <w:tcW w:type="dxa" w:w="2340"/>
+            <w:tcW w:type="dxa" w:w="732"/>
             <w:tcMar>
               <w:top w:type="dxa" w:w="40"/>
               <w:left w:type="dxa" w:w="90"/>
@@ -1544,7 +1544,7 @@
       <w:tr>
         <w:tc>
           <w:tcPr>
-            <w:tcW w:type="dxa" w:w="2340"/>
+            <w:tcW w:type="dxa" w:w="4117"/>
             <w:tcMar>
               <w:top w:type="dxa" w:w="40"/>
               <w:left w:type="dxa" w:w="90"/>
@@ -1560,23 +1560,23 @@
         </w:tc>
         <w:tc>
           <w:tcPr>
-            <w:tcW w:type="dxa" w:w="2340"/>
-            <w:tcMar>
-              <w:top w:type="dxa" w:w="40"/>
-              <w:left w:type="dxa" w:w="90"/>
-              <w:bottom w:type="dxa" w:w="40"/>
-              <w:right w:type="dxa" w:w="90"/>
-            </w:tcMar>
-          </w:tcPr>
-          <w:p>
-            <w:r>
-              <w:t xml:space="preserve">O</w:t>
-            </w:r>
-          </w:p>
-        </w:tc>
-        <w:tc>
-          <w:tcPr>
-            <w:tcW w:type="dxa" w:w="2340"/>
+            <w:tcW w:type="dxa" w:w="915"/>
+            <w:tcMar>
+              <w:top w:type="dxa" w:w="40"/>
+              <w:left w:type="dxa" w:w="90"/>
+              <w:bottom w:type="dxa" w:w="40"/>
+              <w:right w:type="dxa" w:w="90"/>
+            </w:tcMar>
+          </w:tcPr>
+          <w:p>
+            <w:r>
+              <w:t xml:space="preserve">O</w:t>
+            </w:r>
+          </w:p>
+        </w:tc>
+        <w:tc>
+          <w:tcPr>
+            <w:tcW w:type="dxa" w:w="4208"/>
             <w:tcMar>
               <w:top w:type="dxa" w:w="40"/>
               <w:left w:type="dxa" w:w="90"/>
@@ -1592,7 +1592,7 @@
         </w:tc>
         <w:tc>
           <w:tcPr>
-            <w:tcW w:type="dxa" w:w="2340"/>
+            <w:tcW w:type="dxa" w:w="732"/>
             <w:tcMar>
               <w:top w:type="dxa" w:w="40"/>
               <w:left w:type="dxa" w:w="90"/>
@@ -1610,7 +1610,7 @@
       <w:tr>
         <w:tc>
           <w:tcPr>
-            <w:tcW w:type="dxa" w:w="2340"/>
+            <w:tcW w:type="dxa" w:w="4117"/>
             <w:tcMar>
               <w:top w:type="dxa" w:w="40"/>
               <w:left w:type="dxa" w:w="90"/>
@@ -1626,23 +1626,23 @@
         </w:tc>
         <w:tc>
           <w:tcPr>
-            <w:tcW w:type="dxa" w:w="2340"/>
-            <w:tcMar>
-              <w:top w:type="dxa" w:w="40"/>
-              <w:left w:type="dxa" w:w="90"/>
-              <w:bottom w:type="dxa" w:w="40"/>
-              <w:right w:type="dxa" w:w="90"/>
-            </w:tcMar>
-          </w:tcPr>
-          <w:p>
-            <w:r>
-              <w:t xml:space="preserve">O</w:t>
-            </w:r>
-          </w:p>
-        </w:tc>
-        <w:tc>
-          <w:tcPr>
-            <w:tcW w:type="dxa" w:w="2340"/>
+            <w:tcW w:type="dxa" w:w="915"/>
+            <w:tcMar>
+              <w:top w:type="dxa" w:w="40"/>
+              <w:left w:type="dxa" w:w="90"/>
+              <w:bottom w:type="dxa" w:w="40"/>
+              <w:right w:type="dxa" w:w="90"/>
+            </w:tcMar>
+          </w:tcPr>
+          <w:p>
+            <w:r>
+              <w:t xml:space="preserve">O</w:t>
+            </w:r>
+          </w:p>
+        </w:tc>
+        <w:tc>
+          <w:tcPr>
+            <w:tcW w:type="dxa" w:w="4208"/>
             <w:tcMar>
               <w:top w:type="dxa" w:w="40"/>
               <w:left w:type="dxa" w:w="90"/>
@@ -1658,7 +1658,7 @@
         </w:tc>
         <w:tc>
           <w:tcPr>
-            <w:tcW w:type="dxa" w:w="2340"/>
+            <w:tcW w:type="dxa" w:w="732"/>
             <w:tcMar>
               <w:top w:type="dxa" w:w="40"/>
               <w:left w:type="dxa" w:w="90"/>
@@ -1676,7 +1676,7 @@
       <w:tr>
         <w:tc>
           <w:tcPr>
-            <w:tcW w:type="dxa" w:w="2340"/>
+            <w:tcW w:type="dxa" w:w="4117"/>
             <w:tcMar>
               <w:top w:type="dxa" w:w="40"/>
               <w:left w:type="dxa" w:w="90"/>
@@ -1692,23 +1692,23 @@
         </w:tc>
         <w:tc>
           <w:tcPr>
-            <w:tcW w:type="dxa" w:w="2340"/>
-            <w:tcMar>
-              <w:top w:type="dxa" w:w="40"/>
-              <w:left w:type="dxa" w:w="90"/>
-              <w:bottom w:type="dxa" w:w="40"/>
-              <w:right w:type="dxa" w:w="90"/>
-            </w:tcMar>
-          </w:tcPr>
-          <w:p>
-            <w:r>
-              <w:t xml:space="preserve">O</w:t>
-            </w:r>
-          </w:p>
-        </w:tc>
-        <w:tc>
-          <w:tcPr>
-            <w:tcW w:type="dxa" w:w="2340"/>
+            <w:tcW w:type="dxa" w:w="915"/>
+            <w:tcMar>
+              <w:top w:type="dxa" w:w="40"/>
+              <w:left w:type="dxa" w:w="90"/>
+              <w:bottom w:type="dxa" w:w="40"/>
+              <w:right w:type="dxa" w:w="90"/>
+            </w:tcMar>
+          </w:tcPr>
+          <w:p>
+            <w:r>
+              <w:t xml:space="preserve">O</w:t>
+            </w:r>
+          </w:p>
+        </w:tc>
+        <w:tc>
+          <w:tcPr>
+            <w:tcW w:type="dxa" w:w="4208"/>
             <w:tcMar>
               <w:top w:type="dxa" w:w="40"/>
               <w:left w:type="dxa" w:w="90"/>
@@ -1724,7 +1724,7 @@
         </w:tc>
         <w:tc>
           <w:tcPr>
-            <w:tcW w:type="dxa" w:w="2340"/>
+            <w:tcW w:type="dxa" w:w="732"/>
             <w:tcMar>
               <w:top w:type="dxa" w:w="40"/>
               <w:left w:type="dxa" w:w="90"/>
@@ -1742,7 +1742,7 @@
       <w:tr>
         <w:tc>
           <w:tcPr>
-            <w:tcW w:type="dxa" w:w="2340"/>
+            <w:tcW w:type="dxa" w:w="4117"/>
             <w:tcMar>
               <w:top w:type="dxa" w:w="40"/>
               <w:left w:type="dxa" w:w="90"/>
@@ -1758,23 +1758,23 @@
         </w:tc>
         <w:tc>
           <w:tcPr>
-            <w:tcW w:type="dxa" w:w="2340"/>
-            <w:tcMar>
-              <w:top w:type="dxa" w:w="40"/>
-              <w:left w:type="dxa" w:w="90"/>
-              <w:bottom w:type="dxa" w:w="40"/>
-              <w:right w:type="dxa" w:w="90"/>
-            </w:tcMar>
-          </w:tcPr>
-          <w:p>
-            <w:r>
-              <w:t xml:space="preserve">O</w:t>
-            </w:r>
-          </w:p>
-        </w:tc>
-        <w:tc>
-          <w:tcPr>
-            <w:tcW w:type="dxa" w:w="2340"/>
+            <w:tcW w:type="dxa" w:w="915"/>
+            <w:tcMar>
+              <w:top w:type="dxa" w:w="40"/>
+              <w:left w:type="dxa" w:w="90"/>
+              <w:bottom w:type="dxa" w:w="40"/>
+              <w:right w:type="dxa" w:w="90"/>
+            </w:tcMar>
+          </w:tcPr>
+          <w:p>
+            <w:r>
+              <w:t xml:space="preserve">O</w:t>
+            </w:r>
+          </w:p>
+        </w:tc>
+        <w:tc>
+          <w:tcPr>
+            <w:tcW w:type="dxa" w:w="4208"/>
             <w:tcMar>
               <w:top w:type="dxa" w:w="40"/>
               <w:left w:type="dxa" w:w="90"/>
@@ -1790,7 +1790,7 @@
         </w:tc>
         <w:tc>
           <w:tcPr>
-            <w:tcW w:type="dxa" w:w="2340"/>
+            <w:tcW w:type="dxa" w:w="732"/>
             <w:tcMar>
               <w:top w:type="dxa" w:w="40"/>
               <w:left w:type="dxa" w:w="90"/>
@@ -1808,7 +1808,7 @@
       <w:tr>
         <w:tc>
           <w:tcPr>
-            <w:tcW w:type="dxa" w:w="2340"/>
+            <w:tcW w:type="dxa" w:w="4117"/>
             <w:tcMar>
               <w:top w:type="dxa" w:w="40"/>
               <w:left w:type="dxa" w:w="90"/>
@@ -1824,23 +1824,23 @@
         </w:tc>
         <w:tc>
           <w:tcPr>
-            <w:tcW w:type="dxa" w:w="2340"/>
-            <w:tcMar>
-              <w:top w:type="dxa" w:w="40"/>
-              <w:left w:type="dxa" w:w="90"/>
-              <w:bottom w:type="dxa" w:w="40"/>
-              <w:right w:type="dxa" w:w="90"/>
-            </w:tcMar>
-          </w:tcPr>
-          <w:p>
-            <w:r>
-              <w:t xml:space="preserve">O</w:t>
-            </w:r>
-          </w:p>
-        </w:tc>
-        <w:tc>
-          <w:tcPr>
-            <w:tcW w:type="dxa" w:w="2340"/>
+            <w:tcW w:type="dxa" w:w="915"/>
+            <w:tcMar>
+              <w:top w:type="dxa" w:w="40"/>
+              <w:left w:type="dxa" w:w="90"/>
+              <w:bottom w:type="dxa" w:w="40"/>
+              <w:right w:type="dxa" w:w="90"/>
+            </w:tcMar>
+          </w:tcPr>
+          <w:p>
+            <w:r>
+              <w:t xml:space="preserve">O</w:t>
+            </w:r>
+          </w:p>
+        </w:tc>
+        <w:tc>
+          <w:tcPr>
+            <w:tcW w:type="dxa" w:w="4208"/>
             <w:tcMar>
               <w:top w:type="dxa" w:w="40"/>
               <w:left w:type="dxa" w:w="90"/>
@@ -1856,7 +1856,7 @@
         </w:tc>
         <w:tc>
           <w:tcPr>
-            <w:tcW w:type="dxa" w:w="2340"/>
+            <w:tcW w:type="dxa" w:w="732"/>
             <w:tcMar>
               <w:top w:type="dxa" w:w="40"/>
               <w:left w:type="dxa" w:w="90"/>
@@ -1874,7 +1874,7 @@
       <w:tr>
         <w:tc>
           <w:tcPr>
-            <w:tcW w:type="dxa" w:w="2340"/>
+            <w:tcW w:type="dxa" w:w="4117"/>
             <w:tcMar>
               <w:top w:type="dxa" w:w="40"/>
               <w:left w:type="dxa" w:w="90"/>
@@ -1890,23 +1890,23 @@
         </w:tc>
         <w:tc>
           <w:tcPr>
-            <w:tcW w:type="dxa" w:w="2340"/>
-            <w:tcMar>
-              <w:top w:type="dxa" w:w="40"/>
-              <w:left w:type="dxa" w:w="90"/>
-              <w:bottom w:type="dxa" w:w="40"/>
-              <w:right w:type="dxa" w:w="90"/>
-            </w:tcMar>
-          </w:tcPr>
-          <w:p>
-            <w:r>
-              <w:t xml:space="preserve">O</w:t>
-            </w:r>
-          </w:p>
-        </w:tc>
-        <w:tc>
-          <w:tcPr>
-            <w:tcW w:type="dxa" w:w="2340"/>
+            <w:tcW w:type="dxa" w:w="915"/>
+            <w:tcMar>
+              <w:top w:type="dxa" w:w="40"/>
+              <w:left w:type="dxa" w:w="90"/>
+              <w:bottom w:type="dxa" w:w="40"/>
+              <w:right w:type="dxa" w:w="90"/>
+            </w:tcMar>
+          </w:tcPr>
+          <w:p>
+            <w:r>
+              <w:t xml:space="preserve">O</w:t>
+            </w:r>
+          </w:p>
+        </w:tc>
+        <w:tc>
+          <w:tcPr>
+            <w:tcW w:type="dxa" w:w="4208"/>
             <w:tcMar>
               <w:top w:type="dxa" w:w="40"/>
               <w:left w:type="dxa" w:w="90"/>
@@ -1922,7 +1922,7 @@
         </w:tc>
         <w:tc>
           <w:tcPr>
-            <w:tcW w:type="dxa" w:w="2340"/>
+            <w:tcW w:type="dxa" w:w="732"/>
             <w:tcMar>
               <w:top w:type="dxa" w:w="40"/>
               <w:left w:type="dxa" w:w="90"/>
@@ -1940,7 +1940,7 @@
       <w:tr>
         <w:tc>
           <w:tcPr>
-            <w:tcW w:type="dxa" w:w="2340"/>
+            <w:tcW w:type="dxa" w:w="4117"/>
             <w:tcMar>
               <w:top w:type="dxa" w:w="40"/>
               <w:left w:type="dxa" w:w="90"/>
@@ -1956,23 +1956,23 @@
         </w:tc>
         <w:tc>
           <w:tcPr>
-            <w:tcW w:type="dxa" w:w="2340"/>
-            <w:tcMar>
-              <w:top w:type="dxa" w:w="40"/>
-              <w:left w:type="dxa" w:w="90"/>
-              <w:bottom w:type="dxa" w:w="40"/>
-              <w:right w:type="dxa" w:w="90"/>
-            </w:tcMar>
-          </w:tcPr>
-          <w:p>
-            <w:r>
-              <w:t xml:space="preserve">O</w:t>
-            </w:r>
-          </w:p>
-        </w:tc>
-        <w:tc>
-          <w:tcPr>
-            <w:tcW w:type="dxa" w:w="2340"/>
+            <w:tcW w:type="dxa" w:w="915"/>
+            <w:tcMar>
+              <w:top w:type="dxa" w:w="40"/>
+              <w:left w:type="dxa" w:w="90"/>
+              <w:bottom w:type="dxa" w:w="40"/>
+              <w:right w:type="dxa" w:w="90"/>
+            </w:tcMar>
+          </w:tcPr>
+          <w:p>
+            <w:r>
+              <w:t xml:space="preserve">O</w:t>
+            </w:r>
+          </w:p>
+        </w:tc>
+        <w:tc>
+          <w:tcPr>
+            <w:tcW w:type="dxa" w:w="4208"/>
             <w:tcMar>
               <w:top w:type="dxa" w:w="40"/>
               <w:left w:type="dxa" w:w="90"/>
@@ -1988,7 +1988,7 @@
         </w:tc>
         <w:tc>
           <w:tcPr>
-            <w:tcW w:type="dxa" w:w="2340"/>
+            <w:tcW w:type="dxa" w:w="732"/>
             <w:tcMar>
               <w:top w:type="dxa" w:w="40"/>
               <w:left w:type="dxa" w:w="90"/>
@@ -2006,7 +2006,7 @@
       <w:tr>
         <w:tc>
           <w:tcPr>
-            <w:tcW w:type="dxa" w:w="2340"/>
+            <w:tcW w:type="dxa" w:w="4117"/>
             <w:tcMar>
               <w:top w:type="dxa" w:w="40"/>
               <w:left w:type="dxa" w:w="90"/>
@@ -2022,23 +2022,23 @@
         </w:tc>
         <w:tc>
           <w:tcPr>
-            <w:tcW w:type="dxa" w:w="2340"/>
-            <w:tcMar>
-              <w:top w:type="dxa" w:w="40"/>
-              <w:left w:type="dxa" w:w="90"/>
-              <w:bottom w:type="dxa" w:w="40"/>
-              <w:right w:type="dxa" w:w="90"/>
-            </w:tcMar>
-          </w:tcPr>
-          <w:p>
-            <w:r>
-              <w:t xml:space="preserve">O</w:t>
-            </w:r>
-          </w:p>
-        </w:tc>
-        <w:tc>
-          <w:tcPr>
-            <w:tcW w:type="dxa" w:w="2340"/>
+            <w:tcW w:type="dxa" w:w="915"/>
+            <w:tcMar>
+              <w:top w:type="dxa" w:w="40"/>
+              <w:left w:type="dxa" w:w="90"/>
+              <w:bottom w:type="dxa" w:w="40"/>
+              <w:right w:type="dxa" w:w="90"/>
+            </w:tcMar>
+          </w:tcPr>
+          <w:p>
+            <w:r>
+              <w:t xml:space="preserve">O</w:t>
+            </w:r>
+          </w:p>
+        </w:tc>
+        <w:tc>
+          <w:tcPr>
+            <w:tcW w:type="dxa" w:w="4208"/>
             <w:tcMar>
               <w:top w:type="dxa" w:w="40"/>
               <w:left w:type="dxa" w:w="90"/>
@@ -2054,7 +2054,7 @@
         </w:tc>
         <w:tc>
           <w:tcPr>
-            <w:tcW w:type="dxa" w:w="2340"/>
+            <w:tcW w:type="dxa" w:w="732"/>
             <w:tcMar>
               <w:top w:type="dxa" w:w="40"/>
               <w:left w:type="dxa" w:w="90"/>
@@ -2072,7 +2072,7 @@
       <w:tr>
         <w:tc>
           <w:tcPr>
-            <w:tcW w:type="dxa" w:w="2340"/>
+            <w:tcW w:type="dxa" w:w="4117"/>
             <w:tcMar>
               <w:top w:type="dxa" w:w="40"/>
               <w:left w:type="dxa" w:w="90"/>
@@ -2088,23 +2088,23 @@
         </w:tc>
         <w:tc>
           <w:tcPr>
-            <w:tcW w:type="dxa" w:w="2340"/>
-            <w:tcMar>
-              <w:top w:type="dxa" w:w="40"/>
-              <w:left w:type="dxa" w:w="90"/>
-              <w:bottom w:type="dxa" w:w="40"/>
-              <w:right w:type="dxa" w:w="90"/>
-            </w:tcMar>
-          </w:tcPr>
-          <w:p>
-            <w:r>
-              <w:t xml:space="preserve">O</w:t>
-            </w:r>
-          </w:p>
-        </w:tc>
-        <w:tc>
-          <w:tcPr>
-            <w:tcW w:type="dxa" w:w="2340"/>
+            <w:tcW w:type="dxa" w:w="915"/>
+            <w:tcMar>
+              <w:top w:type="dxa" w:w="40"/>
+              <w:left w:type="dxa" w:w="90"/>
+              <w:bottom w:type="dxa" w:w="40"/>
+              <w:right w:type="dxa" w:w="90"/>
+            </w:tcMar>
+          </w:tcPr>
+          <w:p>
+            <w:r>
+              <w:t xml:space="preserve">O</w:t>
+            </w:r>
+          </w:p>
+        </w:tc>
+        <w:tc>
+          <w:tcPr>
+            <w:tcW w:type="dxa" w:w="4208"/>
             <w:tcMar>
               <w:top w:type="dxa" w:w="40"/>
               <w:left w:type="dxa" w:w="90"/>
@@ -2120,7 +2120,7 @@
         </w:tc>
         <w:tc>
           <w:tcPr>
-            <w:tcW w:type="dxa" w:w="2340"/>
+            <w:tcW w:type="dxa" w:w="732"/>
             <w:tcMar>
               <w:top w:type="dxa" w:w="40"/>
               <w:left w:type="dxa" w:w="90"/>
@@ -2138,7 +2138,7 @@
       <w:tr>
         <w:tc>
           <w:tcPr>
-            <w:tcW w:type="dxa" w:w="2340"/>
+            <w:tcW w:type="dxa" w:w="4117"/>
             <w:tcMar>
               <w:top w:type="dxa" w:w="40"/>
               <w:left w:type="dxa" w:w="90"/>
@@ -2154,23 +2154,23 @@
         </w:tc>
         <w:tc>
           <w:tcPr>
-            <w:tcW w:type="dxa" w:w="2340"/>
-            <w:tcMar>
-              <w:top w:type="dxa" w:w="40"/>
-              <w:left w:type="dxa" w:w="90"/>
-              <w:bottom w:type="dxa" w:w="40"/>
-              <w:right w:type="dxa" w:w="90"/>
-            </w:tcMar>
-          </w:tcPr>
-          <w:p>
-            <w:r>
-              <w:t xml:space="preserve">O</w:t>
-            </w:r>
-          </w:p>
-        </w:tc>
-        <w:tc>
-          <w:tcPr>
-            <w:tcW w:type="dxa" w:w="2340"/>
+            <w:tcW w:type="dxa" w:w="915"/>
+            <w:tcMar>
+              <w:top w:type="dxa" w:w="40"/>
+              <w:left w:type="dxa" w:w="90"/>
+              <w:bottom w:type="dxa" w:w="40"/>
+              <w:right w:type="dxa" w:w="90"/>
+            </w:tcMar>
+          </w:tcPr>
+          <w:p>
+            <w:r>
+              <w:t xml:space="preserve">O</w:t>
+            </w:r>
+          </w:p>
+        </w:tc>
+        <w:tc>
+          <w:tcPr>
+            <w:tcW w:type="dxa" w:w="4208"/>
             <w:tcMar>
               <w:top w:type="dxa" w:w="40"/>
               <w:left w:type="dxa" w:w="90"/>
@@ -2186,7 +2186,7 @@
         </w:tc>
         <w:tc>
           <w:tcPr>
-            <w:tcW w:type="dxa" w:w="2340"/>
+            <w:tcW w:type="dxa" w:w="732"/>
             <w:tcMar>
               <w:top w:type="dxa" w:w="40"/>
               <w:left w:type="dxa" w:w="90"/>
@@ -2204,7 +2204,7 @@
       <w:tr>
         <w:tc>
           <w:tcPr>
-            <w:tcW w:type="dxa" w:w="2340"/>
+            <w:tcW w:type="dxa" w:w="4117"/>
             <w:tcMar>
               <w:top w:type="dxa" w:w="40"/>
               <w:left w:type="dxa" w:w="90"/>
@@ -2220,23 +2220,23 @@
         </w:tc>
         <w:tc>
           <w:tcPr>
-            <w:tcW w:type="dxa" w:w="2340"/>
-            <w:tcMar>
-              <w:top w:type="dxa" w:w="40"/>
-              <w:left w:type="dxa" w:w="90"/>
-              <w:bottom w:type="dxa" w:w="40"/>
-              <w:right w:type="dxa" w:w="90"/>
-            </w:tcMar>
-          </w:tcPr>
-          <w:p>
-            <w:r>
-              <w:t xml:space="preserve">O</w:t>
-            </w:r>
-          </w:p>
-        </w:tc>
-        <w:tc>
-          <w:tcPr>
-            <w:tcW w:type="dxa" w:w="2340"/>
+            <w:tcW w:type="dxa" w:w="915"/>
+            <w:tcMar>
+              <w:top w:type="dxa" w:w="40"/>
+              <w:left w:type="dxa" w:w="90"/>
+              <w:bottom w:type="dxa" w:w="40"/>
+              <w:right w:type="dxa" w:w="90"/>
+            </w:tcMar>
+          </w:tcPr>
+          <w:p>
+            <w:r>
+              <w:t xml:space="preserve">O</w:t>
+            </w:r>
+          </w:p>
+        </w:tc>
+        <w:tc>
+          <w:tcPr>
+            <w:tcW w:type="dxa" w:w="4208"/>
             <w:tcMar>
               <w:top w:type="dxa" w:w="40"/>
               <w:left w:type="dxa" w:w="90"/>
@@ -2252,7 +2252,7 @@
         </w:tc>
         <w:tc>
           <w:tcPr>
-            <w:tcW w:type="dxa" w:w="2340"/>
+            <w:tcW w:type="dxa" w:w="732"/>
             <w:tcMar>
               <w:top w:type="dxa" w:w="40"/>
               <w:left w:type="dxa" w:w="90"/>
@@ -2270,7 +2270,7 @@
       <w:tr>
         <w:tc>
           <w:tcPr>
-            <w:tcW w:type="dxa" w:w="2340"/>
+            <w:tcW w:type="dxa" w:w="4117"/>
             <w:tcMar>
               <w:top w:type="dxa" w:w="40"/>
               <w:left w:type="dxa" w:w="90"/>
@@ -2286,23 +2286,23 @@
         </w:tc>
         <w:tc>
           <w:tcPr>
-            <w:tcW w:type="dxa" w:w="2340"/>
-            <w:tcMar>
-              <w:top w:type="dxa" w:w="40"/>
-              <w:left w:type="dxa" w:w="90"/>
-              <w:bottom w:type="dxa" w:w="40"/>
-              <w:right w:type="dxa" w:w="90"/>
-            </w:tcMar>
-          </w:tcPr>
-          <w:p>
-            <w:r>
-              <w:t xml:space="preserve">O</w:t>
-            </w:r>
-          </w:p>
-        </w:tc>
-        <w:tc>
-          <w:tcPr>
-            <w:tcW w:type="dxa" w:w="2340"/>
+            <w:tcW w:type="dxa" w:w="915"/>
+            <w:tcMar>
+              <w:top w:type="dxa" w:w="40"/>
+              <w:left w:type="dxa" w:w="90"/>
+              <w:bottom w:type="dxa" w:w="40"/>
+              <w:right w:type="dxa" w:w="90"/>
+            </w:tcMar>
+          </w:tcPr>
+          <w:p>
+            <w:r>
+              <w:t xml:space="preserve">O</w:t>
+            </w:r>
+          </w:p>
+        </w:tc>
+        <w:tc>
+          <w:tcPr>
+            <w:tcW w:type="dxa" w:w="4208"/>
             <w:tcMar>
               <w:top w:type="dxa" w:w="40"/>
               <w:left w:type="dxa" w:w="90"/>
@@ -2318,7 +2318,7 @@
         </w:tc>
         <w:tc>
           <w:tcPr>
-            <w:tcW w:type="dxa" w:w="2340"/>
+            <w:tcW w:type="dxa" w:w="732"/>
             <w:tcMar>
               <w:top w:type="dxa" w:w="40"/>
               <w:left w:type="dxa" w:w="90"/>
@@ -2336,7 +2336,7 @@
       <w:tr>
         <w:tc>
           <w:tcPr>
-            <w:tcW w:type="dxa" w:w="2340"/>
+            <w:tcW w:type="dxa" w:w="4117"/>
             <w:tcMar>
               <w:top w:type="dxa" w:w="40"/>
               <w:left w:type="dxa" w:w="90"/>
@@ -2352,23 +2352,23 @@
         </w:tc>
         <w:tc>
           <w:tcPr>
-            <w:tcW w:type="dxa" w:w="2340"/>
-            <w:tcMar>
-              <w:top w:type="dxa" w:w="40"/>
-              <w:left w:type="dxa" w:w="90"/>
-              <w:bottom w:type="dxa" w:w="40"/>
-              <w:right w:type="dxa" w:w="90"/>
-            </w:tcMar>
-          </w:tcPr>
-          <w:p>
-            <w:r>
-              <w:t xml:space="preserve">O</w:t>
-            </w:r>
-          </w:p>
-        </w:tc>
-        <w:tc>
-          <w:tcPr>
-            <w:tcW w:type="dxa" w:w="2340"/>
+            <w:tcW w:type="dxa" w:w="915"/>
+            <w:tcMar>
+              <w:top w:type="dxa" w:w="40"/>
+              <w:left w:type="dxa" w:w="90"/>
+              <w:bottom w:type="dxa" w:w="40"/>
+              <w:right w:type="dxa" w:w="90"/>
+            </w:tcMar>
+          </w:tcPr>
+          <w:p>
+            <w:r>
+              <w:t xml:space="preserve">O</w:t>
+            </w:r>
+          </w:p>
+        </w:tc>
+        <w:tc>
+          <w:tcPr>
+            <w:tcW w:type="dxa" w:w="4208"/>
             <w:tcMar>
               <w:top w:type="dxa" w:w="40"/>
               <w:left w:type="dxa" w:w="90"/>
@@ -2384,7 +2384,7 @@
         </w:tc>
         <w:tc>
           <w:tcPr>
-            <w:tcW w:type="dxa" w:w="2340"/>
+            <w:tcW w:type="dxa" w:w="732"/>
             <w:tcMar>
               <w:top w:type="dxa" w:w="40"/>
               <w:left w:type="dxa" w:w="90"/>
@@ -2402,7 +2402,7 @@
       <w:tr>
         <w:tc>
           <w:tcPr>
-            <w:tcW w:type="dxa" w:w="2340"/>
+            <w:tcW w:type="dxa" w:w="4117"/>
             <w:tcMar>
               <w:top w:type="dxa" w:w="40"/>
               <w:left w:type="dxa" w:w="90"/>
@@ -2418,23 +2418,23 @@
         </w:tc>
         <w:tc>
           <w:tcPr>
-            <w:tcW w:type="dxa" w:w="2340"/>
-            <w:tcMar>
-              <w:top w:type="dxa" w:w="40"/>
-              <w:left w:type="dxa" w:w="90"/>
-              <w:bottom w:type="dxa" w:w="40"/>
-              <w:right w:type="dxa" w:w="90"/>
-            </w:tcMar>
-          </w:tcPr>
-          <w:p>
-            <w:r>
-              <w:t xml:space="preserve">O</w:t>
-            </w:r>
-          </w:p>
-        </w:tc>
-        <w:tc>
-          <w:tcPr>
-            <w:tcW w:type="dxa" w:w="2340"/>
+            <w:tcW w:type="dxa" w:w="915"/>
+            <w:tcMar>
+              <w:top w:type="dxa" w:w="40"/>
+              <w:left w:type="dxa" w:w="90"/>
+              <w:bottom w:type="dxa" w:w="40"/>
+              <w:right w:type="dxa" w:w="90"/>
+            </w:tcMar>
+          </w:tcPr>
+          <w:p>
+            <w:r>
+              <w:t xml:space="preserve">O</w:t>
+            </w:r>
+          </w:p>
+        </w:tc>
+        <w:tc>
+          <w:tcPr>
+            <w:tcW w:type="dxa" w:w="4208"/>
             <w:tcMar>
               <w:top w:type="dxa" w:w="40"/>
               <w:left w:type="dxa" w:w="90"/>
@@ -2450,7 +2450,7 @@
         </w:tc>
         <w:tc>
           <w:tcPr>
-            <w:tcW w:type="dxa" w:w="2340"/>
+            <w:tcW w:type="dxa" w:w="732"/>
             <w:tcMar>
               <w:top w:type="dxa" w:w="40"/>
               <w:left w:type="dxa" w:w="90"/>
@@ -2468,7 +2468,7 @@
       <w:tr>
         <w:tc>
           <w:tcPr>
-            <w:tcW w:type="dxa" w:w="2340"/>
+            <w:tcW w:type="dxa" w:w="4117"/>
             <w:tcMar>
               <w:top w:type="dxa" w:w="40"/>
               <w:left w:type="dxa" w:w="90"/>
@@ -2484,23 +2484,23 @@
         </w:tc>
         <w:tc>
           <w:tcPr>
-            <w:tcW w:type="dxa" w:w="2340"/>
-            <w:tcMar>
-              <w:top w:type="dxa" w:w="40"/>
-              <w:left w:type="dxa" w:w="90"/>
-              <w:bottom w:type="dxa" w:w="40"/>
-              <w:right w:type="dxa" w:w="90"/>
-            </w:tcMar>
-          </w:tcPr>
-          <w:p>
-            <w:r>
-              <w:t xml:space="preserve">O</w:t>
-            </w:r>
-          </w:p>
-        </w:tc>
-        <w:tc>
-          <w:tcPr>
-            <w:tcW w:type="dxa" w:w="2340"/>
+            <w:tcW w:type="dxa" w:w="915"/>
+            <w:tcMar>
+              <w:top w:type="dxa" w:w="40"/>
+              <w:left w:type="dxa" w:w="90"/>
+              <w:bottom w:type="dxa" w:w="40"/>
+              <w:right w:type="dxa" w:w="90"/>
+            </w:tcMar>
+          </w:tcPr>
+          <w:p>
+            <w:r>
+              <w:t xml:space="preserve">O</w:t>
+            </w:r>
+          </w:p>
+        </w:tc>
+        <w:tc>
+          <w:tcPr>
+            <w:tcW w:type="dxa" w:w="4208"/>
             <w:tcMar>
               <w:top w:type="dxa" w:w="40"/>
               <w:left w:type="dxa" w:w="90"/>
@@ -2516,7 +2516,7 @@
         </w:tc>
         <w:tc>
           <w:tcPr>
-            <w:tcW w:type="dxa" w:w="2340"/>
+            <w:tcW w:type="dxa" w:w="732"/>
             <w:tcMar>
               <w:top w:type="dxa" w:w="40"/>
               <w:left w:type="dxa" w:w="90"/>
@@ -2534,7 +2534,7 @@
       <w:tr>
         <w:tc>
           <w:tcPr>
-            <w:tcW w:type="dxa" w:w="2340"/>
+            <w:tcW w:type="dxa" w:w="4117"/>
             <w:tcMar>
               <w:top w:type="dxa" w:w="40"/>
               <w:left w:type="dxa" w:w="90"/>
@@ -2550,23 +2550,23 @@
         </w:tc>
         <w:tc>
           <w:tcPr>
-            <w:tcW w:type="dxa" w:w="2340"/>
-            <w:tcMar>
-              <w:top w:type="dxa" w:w="40"/>
-              <w:left w:type="dxa" w:w="90"/>
-              <w:bottom w:type="dxa" w:w="40"/>
-              <w:right w:type="dxa" w:w="90"/>
-            </w:tcMar>
-          </w:tcPr>
-          <w:p>
-            <w:r>
-              <w:t xml:space="preserve">O</w:t>
-            </w:r>
-          </w:p>
-        </w:tc>
-        <w:tc>
-          <w:tcPr>
-            <w:tcW w:type="dxa" w:w="2340"/>
+            <w:tcW w:type="dxa" w:w="915"/>
+            <w:tcMar>
+              <w:top w:type="dxa" w:w="40"/>
+              <w:left w:type="dxa" w:w="90"/>
+              <w:bottom w:type="dxa" w:w="40"/>
+              <w:right w:type="dxa" w:w="90"/>
+            </w:tcMar>
+          </w:tcPr>
+          <w:p>
+            <w:r>
+              <w:t xml:space="preserve">O</w:t>
+            </w:r>
+          </w:p>
+        </w:tc>
+        <w:tc>
+          <w:tcPr>
+            <w:tcW w:type="dxa" w:w="4208"/>
             <w:tcMar>
               <w:top w:type="dxa" w:w="40"/>
               <w:left w:type="dxa" w:w="90"/>
@@ -2582,7 +2582,7 @@
         </w:tc>
         <w:tc>
           <w:tcPr>
-            <w:tcW w:type="dxa" w:w="2340"/>
+            <w:tcW w:type="dxa" w:w="732"/>
             <w:tcMar>
               <w:top w:type="dxa" w:w="40"/>
               <w:left w:type="dxa" w:w="90"/>
@@ -2600,7 +2600,7 @@
       <w:tr>
         <w:tc>
           <w:tcPr>
-            <w:tcW w:type="dxa" w:w="2340"/>
+            <w:tcW w:type="dxa" w:w="4117"/>
             <w:tcMar>
               <w:top w:type="dxa" w:w="40"/>
               <w:left w:type="dxa" w:w="90"/>
@@ -2616,23 +2616,23 @@
         </w:tc>
         <w:tc>
           <w:tcPr>
-            <w:tcW w:type="dxa" w:w="2340"/>
-            <w:tcMar>
-              <w:top w:type="dxa" w:w="40"/>
-              <w:left w:type="dxa" w:w="90"/>
-              <w:bottom w:type="dxa" w:w="40"/>
-              <w:right w:type="dxa" w:w="90"/>
-            </w:tcMar>
-          </w:tcPr>
-          <w:p>
-            <w:r>
-              <w:t xml:space="preserve">O</w:t>
-            </w:r>
-          </w:p>
-        </w:tc>
-        <w:tc>
-          <w:tcPr>
-            <w:tcW w:type="dxa" w:w="2340"/>
+            <w:tcW w:type="dxa" w:w="915"/>
+            <w:tcMar>
+              <w:top w:type="dxa" w:w="40"/>
+              <w:left w:type="dxa" w:w="90"/>
+              <w:bottom w:type="dxa" w:w="40"/>
+              <w:right w:type="dxa" w:w="90"/>
+            </w:tcMar>
+          </w:tcPr>
+          <w:p>
+            <w:r>
+              <w:t xml:space="preserve">O</w:t>
+            </w:r>
+          </w:p>
+        </w:tc>
+        <w:tc>
+          <w:tcPr>
+            <w:tcW w:type="dxa" w:w="4208"/>
             <w:tcMar>
               <w:top w:type="dxa" w:w="40"/>
               <w:left w:type="dxa" w:w="90"/>
@@ -2648,7 +2648,7 @@
         </w:tc>
         <w:tc>
           <w:tcPr>
-            <w:tcW w:type="dxa" w:w="2340"/>
+            <w:tcW w:type="dxa" w:w="732"/>
             <w:tcMar>
               <w:top w:type="dxa" w:w="40"/>
               <w:left w:type="dxa" w:w="90"/>
@@ -2666,7 +2666,7 @@
       <w:tr>
         <w:tc>
           <w:tcPr>
-            <w:tcW w:type="dxa" w:w="2340"/>
+            <w:tcW w:type="dxa" w:w="4117"/>
             <w:tcMar>
               <w:top w:type="dxa" w:w="40"/>
               <w:left w:type="dxa" w:w="90"/>
@@ -2682,23 +2682,23 @@
         </w:tc>
         <w:tc>
           <w:tcPr>
-            <w:tcW w:type="dxa" w:w="2340"/>
-            <w:tcMar>
-              <w:top w:type="dxa" w:w="40"/>
-              <w:left w:type="dxa" w:w="90"/>
-              <w:bottom w:type="dxa" w:w="40"/>
-              <w:right w:type="dxa" w:w="90"/>
-            </w:tcMar>
-          </w:tcPr>
-          <w:p>
-            <w:r>
-              <w:t xml:space="preserve">O</w:t>
-            </w:r>
-          </w:p>
-        </w:tc>
-        <w:tc>
-          <w:tcPr>
-            <w:tcW w:type="dxa" w:w="2340"/>
+            <w:tcW w:type="dxa" w:w="915"/>
+            <w:tcMar>
+              <w:top w:type="dxa" w:w="40"/>
+              <w:left w:type="dxa" w:w="90"/>
+              <w:bottom w:type="dxa" w:w="40"/>
+              <w:right w:type="dxa" w:w="90"/>
+            </w:tcMar>
+          </w:tcPr>
+          <w:p>
+            <w:r>
+              <w:t xml:space="preserve">O</w:t>
+            </w:r>
+          </w:p>
+        </w:tc>
+        <w:tc>
+          <w:tcPr>
+            <w:tcW w:type="dxa" w:w="4208"/>
             <w:tcMar>
               <w:top w:type="dxa" w:w="40"/>
               <w:left w:type="dxa" w:w="90"/>
@@ -2714,7 +2714,7 @@
         </w:tc>
         <w:tc>
           <w:tcPr>
-            <w:tcW w:type="dxa" w:w="2340"/>
+            <w:tcW w:type="dxa" w:w="732"/>
             <w:tcMar>
               <w:top w:type="dxa" w:w="40"/>
               <w:left w:type="dxa" w:w="90"/>
@@ -2732,7 +2732,7 @@
       <w:tr>
         <w:tc>
           <w:tcPr>
-            <w:tcW w:type="dxa" w:w="2340"/>
+            <w:tcW w:type="dxa" w:w="4117"/>
             <w:tcMar>
               <w:top w:type="dxa" w:w="40"/>
               <w:left w:type="dxa" w:w="90"/>
@@ -2748,23 +2748,23 @@
         </w:tc>
         <w:tc>
           <w:tcPr>
-            <w:tcW w:type="dxa" w:w="2340"/>
-            <w:tcMar>
-              <w:top w:type="dxa" w:w="40"/>
-              <w:left w:type="dxa" w:w="90"/>
-              <w:bottom w:type="dxa" w:w="40"/>
-              <w:right w:type="dxa" w:w="90"/>
-            </w:tcMar>
-          </w:tcPr>
-          <w:p>
-            <w:r>
-              <w:t xml:space="preserve">O</w:t>
-            </w:r>
-          </w:p>
-        </w:tc>
-        <w:tc>
-          <w:tcPr>
-            <w:tcW w:type="dxa" w:w="2340"/>
+            <w:tcW w:type="dxa" w:w="915"/>
+            <w:tcMar>
+              <w:top w:type="dxa" w:w="40"/>
+              <w:left w:type="dxa" w:w="90"/>
+              <w:bottom w:type="dxa" w:w="40"/>
+              <w:right w:type="dxa" w:w="90"/>
+            </w:tcMar>
+          </w:tcPr>
+          <w:p>
+            <w:r>
+              <w:t xml:space="preserve">O</w:t>
+            </w:r>
+          </w:p>
+        </w:tc>
+        <w:tc>
+          <w:tcPr>
+            <w:tcW w:type="dxa" w:w="4208"/>
             <w:tcMar>
               <w:top w:type="dxa" w:w="40"/>
               <w:left w:type="dxa" w:w="90"/>
@@ -2780,7 +2780,7 @@
         </w:tc>
         <w:tc>
           <w:tcPr>
-            <w:tcW w:type="dxa" w:w="2340"/>
+            <w:tcW w:type="dxa" w:w="732"/>
             <w:tcMar>
               <w:top w:type="dxa" w:w="40"/>
               <w:left w:type="dxa" w:w="90"/>
@@ -2815,7 +2815,7 @@
     </w:p>
     <w:tbl>
       <w:tblPr>
-        <w:tblW w:type="dxa" w:w="9360"/>
+        <w:tblW w:type="dxa" w:w="9972"/>
         <w:tblBorders>
           <w:top w:val="single" w:color="BFBFBF" w:sz="4"/>
           <w:left w:val="single" w:color="BFBFBF" w:sz="4"/>
@@ -2826,10 +2826,10 @@
         </w:tblBorders>
       </w:tblPr>
       <w:tblGrid>
-        <w:gridCol w:w="2340"/>
-        <w:gridCol w:w="2340"/>
-        <w:gridCol w:w="2340"/>
-        <w:gridCol w:w="2340"/>
+        <w:gridCol w:w="3626"/>
+        <w:gridCol w:w="1007"/>
+        <w:gridCol w:w="4634"/>
+        <w:gridCol w:w="705"/>
       </w:tblGrid>
       <w:tr>
         <w:trPr>
@@ -2837,7 +2837,7 @@
         </w:trPr>
         <w:tc>
           <w:tcPr>
-            <w:tcW w:type="dxa" w:w="2340"/>
+            <w:tcW w:type="dxa" w:w="3626"/>
             <w:shd w:fill="F2F2F2" w:color="auto" w:val="clear"/>
             <w:tcMar>
               <w:top w:type="dxa" w:w="40"/>
@@ -2854,7 +2854,7 @@
         </w:tc>
         <w:tc>
           <w:tcPr>
-            <w:tcW w:type="dxa" w:w="2340"/>
+            <w:tcW w:type="dxa" w:w="1007"/>
             <w:shd w:fill="F2F2F2" w:color="auto" w:val="clear"/>
             <w:tcMar>
               <w:top w:type="dxa" w:w="40"/>
@@ -2871,7 +2871,7 @@
         </w:tc>
         <w:tc>
           <w:tcPr>
-            <w:tcW w:type="dxa" w:w="2340"/>
+            <w:tcW w:type="dxa" w:w="4634"/>
             <w:shd w:fill="F2F2F2" w:color="auto" w:val="clear"/>
             <w:tcMar>
               <w:top w:type="dxa" w:w="40"/>
@@ -2888,7 +2888,7 @@
         </w:tc>
         <w:tc>
           <w:tcPr>
-            <w:tcW w:type="dxa" w:w="2340"/>
+            <w:tcW w:type="dxa" w:w="705"/>
             <w:shd w:fill="F2F2F2" w:color="auto" w:val="clear"/>
             <w:tcMar>
               <w:top w:type="dxa" w:w="40"/>
@@ -2907,7 +2907,7 @@
       <w:tr>
         <w:tc>
           <w:tcPr>
-            <w:tcW w:type="dxa" w:w="2340"/>
+            <w:tcW w:type="dxa" w:w="3626"/>
             <w:tcMar>
               <w:top w:type="dxa" w:w="40"/>
               <w:left w:type="dxa" w:w="90"/>
@@ -2923,23 +2923,23 @@
         </w:tc>
         <w:tc>
           <w:tcPr>
-            <w:tcW w:type="dxa" w:w="2340"/>
-            <w:tcMar>
-              <w:top w:type="dxa" w:w="40"/>
-              <w:left w:type="dxa" w:w="90"/>
-              <w:bottom w:type="dxa" w:w="40"/>
-              <w:right w:type="dxa" w:w="90"/>
-            </w:tcMar>
-          </w:tcPr>
-          <w:p>
-            <w:r>
-              <w:t xml:space="preserve">O</w:t>
-            </w:r>
-          </w:p>
-        </w:tc>
-        <w:tc>
-          <w:tcPr>
-            <w:tcW w:type="dxa" w:w="2340"/>
+            <w:tcW w:type="dxa" w:w="1007"/>
+            <w:tcMar>
+              <w:top w:type="dxa" w:w="40"/>
+              <w:left w:type="dxa" w:w="90"/>
+              <w:bottom w:type="dxa" w:w="40"/>
+              <w:right w:type="dxa" w:w="90"/>
+            </w:tcMar>
+          </w:tcPr>
+          <w:p>
+            <w:r>
+              <w:t xml:space="preserve">O</w:t>
+            </w:r>
+          </w:p>
+        </w:tc>
+        <w:tc>
+          <w:tcPr>
+            <w:tcW w:type="dxa" w:w="4634"/>
             <w:tcMar>
               <w:top w:type="dxa" w:w="40"/>
               <w:left w:type="dxa" w:w="90"/>
@@ -2955,7 +2955,7 @@
         </w:tc>
         <w:tc>
           <w:tcPr>
-            <w:tcW w:type="dxa" w:w="2340"/>
+            <w:tcW w:type="dxa" w:w="705"/>
             <w:tcMar>
               <w:top w:type="dxa" w:w="40"/>
               <w:left w:type="dxa" w:w="90"/>
@@ -2973,7 +2973,7 @@
       <w:tr>
         <w:tc>
           <w:tcPr>
-            <w:tcW w:type="dxa" w:w="2340"/>
+            <w:tcW w:type="dxa" w:w="3626"/>
             <w:tcMar>
               <w:top w:type="dxa" w:w="40"/>
               <w:left w:type="dxa" w:w="90"/>
@@ -2989,23 +2989,23 @@
         </w:tc>
         <w:tc>
           <w:tcPr>
-            <w:tcW w:type="dxa" w:w="2340"/>
-            <w:tcMar>
-              <w:top w:type="dxa" w:w="40"/>
-              <w:left w:type="dxa" w:w="90"/>
-              <w:bottom w:type="dxa" w:w="40"/>
-              <w:right w:type="dxa" w:w="90"/>
-            </w:tcMar>
-          </w:tcPr>
-          <w:p>
-            <w:r>
-              <w:t xml:space="preserve">O</w:t>
-            </w:r>
-          </w:p>
-        </w:tc>
-        <w:tc>
-          <w:tcPr>
-            <w:tcW w:type="dxa" w:w="2340"/>
+            <w:tcW w:type="dxa" w:w="1007"/>
+            <w:tcMar>
+              <w:top w:type="dxa" w:w="40"/>
+              <w:left w:type="dxa" w:w="90"/>
+              <w:bottom w:type="dxa" w:w="40"/>
+              <w:right w:type="dxa" w:w="90"/>
+            </w:tcMar>
+          </w:tcPr>
+          <w:p>
+            <w:r>
+              <w:t xml:space="preserve">O</w:t>
+            </w:r>
+          </w:p>
+        </w:tc>
+        <w:tc>
+          <w:tcPr>
+            <w:tcW w:type="dxa" w:w="4634"/>
             <w:tcMar>
               <w:top w:type="dxa" w:w="40"/>
               <w:left w:type="dxa" w:w="90"/>
@@ -3021,7 +3021,7 @@
         </w:tc>
         <w:tc>
           <w:tcPr>
-            <w:tcW w:type="dxa" w:w="2340"/>
+            <w:tcW w:type="dxa" w:w="705"/>
             <w:tcMar>
               <w:top w:type="dxa" w:w="40"/>
               <w:left w:type="dxa" w:w="90"/>
@@ -3039,7 +3039,7 @@
       <w:tr>
         <w:tc>
           <w:tcPr>
-            <w:tcW w:type="dxa" w:w="2340"/>
+            <w:tcW w:type="dxa" w:w="3626"/>
             <w:tcMar>
               <w:top w:type="dxa" w:w="40"/>
               <w:left w:type="dxa" w:w="90"/>
@@ -3055,23 +3055,23 @@
         </w:tc>
         <w:tc>
           <w:tcPr>
-            <w:tcW w:type="dxa" w:w="2340"/>
-            <w:tcMar>
-              <w:top w:type="dxa" w:w="40"/>
-              <w:left w:type="dxa" w:w="90"/>
-              <w:bottom w:type="dxa" w:w="40"/>
-              <w:right w:type="dxa" w:w="90"/>
-            </w:tcMar>
-          </w:tcPr>
-          <w:p>
-            <w:r>
-              <w:t xml:space="preserve">O</w:t>
-            </w:r>
-          </w:p>
-        </w:tc>
-        <w:tc>
-          <w:tcPr>
-            <w:tcW w:type="dxa" w:w="2340"/>
+            <w:tcW w:type="dxa" w:w="1007"/>
+            <w:tcMar>
+              <w:top w:type="dxa" w:w="40"/>
+              <w:left w:type="dxa" w:w="90"/>
+              <w:bottom w:type="dxa" w:w="40"/>
+              <w:right w:type="dxa" w:w="90"/>
+            </w:tcMar>
+          </w:tcPr>
+          <w:p>
+            <w:r>
+              <w:t xml:space="preserve">O</w:t>
+            </w:r>
+          </w:p>
+        </w:tc>
+        <w:tc>
+          <w:tcPr>
+            <w:tcW w:type="dxa" w:w="4634"/>
             <w:tcMar>
               <w:top w:type="dxa" w:w="40"/>
               <w:left w:type="dxa" w:w="90"/>
@@ -3087,7 +3087,7 @@
         </w:tc>
         <w:tc>
           <w:tcPr>
-            <w:tcW w:type="dxa" w:w="2340"/>
+            <w:tcW w:type="dxa" w:w="705"/>
             <w:tcMar>
               <w:top w:type="dxa" w:w="40"/>
               <w:left w:type="dxa" w:w="90"/>
@@ -3105,7 +3105,7 @@
       <w:tr>
         <w:tc>
           <w:tcPr>
-            <w:tcW w:type="dxa" w:w="2340"/>
+            <w:tcW w:type="dxa" w:w="3626"/>
             <w:tcMar>
               <w:top w:type="dxa" w:w="40"/>
               <w:left w:type="dxa" w:w="90"/>
@@ -3121,23 +3121,23 @@
         </w:tc>
         <w:tc>
           <w:tcPr>
-            <w:tcW w:type="dxa" w:w="2340"/>
-            <w:tcMar>
-              <w:top w:type="dxa" w:w="40"/>
-              <w:left w:type="dxa" w:w="90"/>
-              <w:bottom w:type="dxa" w:w="40"/>
-              <w:right w:type="dxa" w:w="90"/>
-            </w:tcMar>
-          </w:tcPr>
-          <w:p>
-            <w:r>
-              <w:t xml:space="preserve">O</w:t>
-            </w:r>
-          </w:p>
-        </w:tc>
-        <w:tc>
-          <w:tcPr>
-            <w:tcW w:type="dxa" w:w="2340"/>
+            <w:tcW w:type="dxa" w:w="1007"/>
+            <w:tcMar>
+              <w:top w:type="dxa" w:w="40"/>
+              <w:left w:type="dxa" w:w="90"/>
+              <w:bottom w:type="dxa" w:w="40"/>
+              <w:right w:type="dxa" w:w="90"/>
+            </w:tcMar>
+          </w:tcPr>
+          <w:p>
+            <w:r>
+              <w:t xml:space="preserve">O</w:t>
+            </w:r>
+          </w:p>
+        </w:tc>
+        <w:tc>
+          <w:tcPr>
+            <w:tcW w:type="dxa" w:w="4634"/>
             <w:tcMar>
               <w:top w:type="dxa" w:w="40"/>
               <w:left w:type="dxa" w:w="90"/>
@@ -3153,7 +3153,7 @@
         </w:tc>
         <w:tc>
           <w:tcPr>
-            <w:tcW w:type="dxa" w:w="2340"/>
+            <w:tcW w:type="dxa" w:w="705"/>
             <w:tcMar>
               <w:top w:type="dxa" w:w="40"/>
               <w:left w:type="dxa" w:w="90"/>
@@ -3171,7 +3171,7 @@
       <w:tr>
         <w:tc>
           <w:tcPr>
-            <w:tcW w:type="dxa" w:w="2340"/>
+            <w:tcW w:type="dxa" w:w="3626"/>
             <w:tcMar>
               <w:top w:type="dxa" w:w="40"/>
               <w:left w:type="dxa" w:w="90"/>
@@ -3187,23 +3187,23 @@
         </w:tc>
         <w:tc>
           <w:tcPr>
-            <w:tcW w:type="dxa" w:w="2340"/>
-            <w:tcMar>
-              <w:top w:type="dxa" w:w="40"/>
-              <w:left w:type="dxa" w:w="90"/>
-              <w:bottom w:type="dxa" w:w="40"/>
-              <w:right w:type="dxa" w:w="90"/>
-            </w:tcMar>
-          </w:tcPr>
-          <w:p>
-            <w:r>
-              <w:t xml:space="preserve">O</w:t>
-            </w:r>
-          </w:p>
-        </w:tc>
-        <w:tc>
-          <w:tcPr>
-            <w:tcW w:type="dxa" w:w="2340"/>
+            <w:tcW w:type="dxa" w:w="1007"/>
+            <w:tcMar>
+              <w:top w:type="dxa" w:w="40"/>
+              <w:left w:type="dxa" w:w="90"/>
+              <w:bottom w:type="dxa" w:w="40"/>
+              <w:right w:type="dxa" w:w="90"/>
+            </w:tcMar>
+          </w:tcPr>
+          <w:p>
+            <w:r>
+              <w:t xml:space="preserve">O</w:t>
+            </w:r>
+          </w:p>
+        </w:tc>
+        <w:tc>
+          <w:tcPr>
+            <w:tcW w:type="dxa" w:w="4634"/>
             <w:tcMar>
               <w:top w:type="dxa" w:w="40"/>
               <w:left w:type="dxa" w:w="90"/>
@@ -3219,7 +3219,7 @@
         </w:tc>
         <w:tc>
           <w:tcPr>
-            <w:tcW w:type="dxa" w:w="2340"/>
+            <w:tcW w:type="dxa" w:w="705"/>
             <w:tcMar>
               <w:top w:type="dxa" w:w="40"/>
               <w:left w:type="dxa" w:w="90"/>
@@ -3237,7 +3237,7 @@
       <w:tr>
         <w:tc>
           <w:tcPr>
-            <w:tcW w:type="dxa" w:w="2340"/>
+            <w:tcW w:type="dxa" w:w="3626"/>
             <w:tcMar>
               <w:top w:type="dxa" w:w="40"/>
               <w:left w:type="dxa" w:w="90"/>
@@ -3253,23 +3253,23 @@
         </w:tc>
         <w:tc>
           <w:tcPr>
-            <w:tcW w:type="dxa" w:w="2340"/>
-            <w:tcMar>
-              <w:top w:type="dxa" w:w="40"/>
-              <w:left w:type="dxa" w:w="90"/>
-              <w:bottom w:type="dxa" w:w="40"/>
-              <w:right w:type="dxa" w:w="90"/>
-            </w:tcMar>
-          </w:tcPr>
-          <w:p>
-            <w:r>
-              <w:t xml:space="preserve">O</w:t>
-            </w:r>
-          </w:p>
-        </w:tc>
-        <w:tc>
-          <w:tcPr>
-            <w:tcW w:type="dxa" w:w="2340"/>
+            <w:tcW w:type="dxa" w:w="1007"/>
+            <w:tcMar>
+              <w:top w:type="dxa" w:w="40"/>
+              <w:left w:type="dxa" w:w="90"/>
+              <w:bottom w:type="dxa" w:w="40"/>
+              <w:right w:type="dxa" w:w="90"/>
+            </w:tcMar>
+          </w:tcPr>
+          <w:p>
+            <w:r>
+              <w:t xml:space="preserve">O</w:t>
+            </w:r>
+          </w:p>
+        </w:tc>
+        <w:tc>
+          <w:tcPr>
+            <w:tcW w:type="dxa" w:w="4634"/>
             <w:tcMar>
               <w:top w:type="dxa" w:w="40"/>
               <w:left w:type="dxa" w:w="90"/>
@@ -3285,7 +3285,7 @@
         </w:tc>
         <w:tc>
           <w:tcPr>
-            <w:tcW w:type="dxa" w:w="2340"/>
+            <w:tcW w:type="dxa" w:w="705"/>
             <w:tcMar>
               <w:top w:type="dxa" w:w="40"/>
               <w:left w:type="dxa" w:w="90"/>
@@ -3303,7 +3303,7 @@
       <w:tr>
         <w:tc>
           <w:tcPr>
-            <w:tcW w:type="dxa" w:w="2340"/>
+            <w:tcW w:type="dxa" w:w="3626"/>
             <w:tcMar>
               <w:top w:type="dxa" w:w="40"/>
               <w:left w:type="dxa" w:w="90"/>
@@ -3319,23 +3319,23 @@
         </w:tc>
         <w:tc>
           <w:tcPr>
-            <w:tcW w:type="dxa" w:w="2340"/>
-            <w:tcMar>
-              <w:top w:type="dxa" w:w="40"/>
-              <w:left w:type="dxa" w:w="90"/>
-              <w:bottom w:type="dxa" w:w="40"/>
-              <w:right w:type="dxa" w:w="90"/>
-            </w:tcMar>
-          </w:tcPr>
-          <w:p>
-            <w:r>
-              <w:t xml:space="preserve">O</w:t>
-            </w:r>
-          </w:p>
-        </w:tc>
-        <w:tc>
-          <w:tcPr>
-            <w:tcW w:type="dxa" w:w="2340"/>
+            <w:tcW w:type="dxa" w:w="1007"/>
+            <w:tcMar>
+              <w:top w:type="dxa" w:w="40"/>
+              <w:left w:type="dxa" w:w="90"/>
+              <w:bottom w:type="dxa" w:w="40"/>
+              <w:right w:type="dxa" w:w="90"/>
+            </w:tcMar>
+          </w:tcPr>
+          <w:p>
+            <w:r>
+              <w:t xml:space="preserve">O</w:t>
+            </w:r>
+          </w:p>
+        </w:tc>
+        <w:tc>
+          <w:tcPr>
+            <w:tcW w:type="dxa" w:w="4634"/>
             <w:tcMar>
               <w:top w:type="dxa" w:w="40"/>
               <w:left w:type="dxa" w:w="90"/>
@@ -3351,7 +3351,7 @@
         </w:tc>
         <w:tc>
           <w:tcPr>
-            <w:tcW w:type="dxa" w:w="2340"/>
+            <w:tcW w:type="dxa" w:w="705"/>
             <w:tcMar>
               <w:top w:type="dxa" w:w="40"/>
               <w:left w:type="dxa" w:w="90"/>
@@ -3369,7 +3369,7 @@
       <w:tr>
         <w:tc>
           <w:tcPr>
-            <w:tcW w:type="dxa" w:w="2340"/>
+            <w:tcW w:type="dxa" w:w="3626"/>
             <w:tcMar>
               <w:top w:type="dxa" w:w="40"/>
               <w:left w:type="dxa" w:w="90"/>
@@ -3385,23 +3385,23 @@
         </w:tc>
         <w:tc>
           <w:tcPr>
-            <w:tcW w:type="dxa" w:w="2340"/>
-            <w:tcMar>
-              <w:top w:type="dxa" w:w="40"/>
-              <w:left w:type="dxa" w:w="90"/>
-              <w:bottom w:type="dxa" w:w="40"/>
-              <w:right w:type="dxa" w:w="90"/>
-            </w:tcMar>
-          </w:tcPr>
-          <w:p>
-            <w:r>
-              <w:t xml:space="preserve">O</w:t>
-            </w:r>
-          </w:p>
-        </w:tc>
-        <w:tc>
-          <w:tcPr>
-            <w:tcW w:type="dxa" w:w="2340"/>
+            <w:tcW w:type="dxa" w:w="1007"/>
+            <w:tcMar>
+              <w:top w:type="dxa" w:w="40"/>
+              <w:left w:type="dxa" w:w="90"/>
+              <w:bottom w:type="dxa" w:w="40"/>
+              <w:right w:type="dxa" w:w="90"/>
+            </w:tcMar>
+          </w:tcPr>
+          <w:p>
+            <w:r>
+              <w:t xml:space="preserve">O</w:t>
+            </w:r>
+          </w:p>
+        </w:tc>
+        <w:tc>
+          <w:tcPr>
+            <w:tcW w:type="dxa" w:w="4634"/>
             <w:tcMar>
               <w:top w:type="dxa" w:w="40"/>
               <w:left w:type="dxa" w:w="90"/>
@@ -3417,7 +3417,7 @@
         </w:tc>
         <w:tc>
           <w:tcPr>
-            <w:tcW w:type="dxa" w:w="2340"/>
+            <w:tcW w:type="dxa" w:w="705"/>
             <w:tcMar>
               <w:top w:type="dxa" w:w="40"/>
               <w:left w:type="dxa" w:w="90"/>
@@ -3452,7 +3452,7 @@
     </w:p>
     <w:tbl>
       <w:tblPr>
-        <w:tblW w:type="dxa" w:w="9360"/>
+        <w:tblW w:type="dxa" w:w="9972"/>
         <w:tblBorders>
           <w:top w:val="single" w:color="BFBFBF" w:sz="4"/>
           <w:left w:val="single" w:color="BFBFBF" w:sz="4"/>
@@ -3463,10 +3463,10 @@
         </w:tblBorders>
       </w:tblPr>
       <w:tblGrid>
-        <w:gridCol w:w="2340"/>
-        <w:gridCol w:w="2340"/>
-        <w:gridCol w:w="2340"/>
-        <w:gridCol w:w="2340"/>
+        <w:gridCol w:w="3982"/>
+        <w:gridCol w:w="949"/>
+        <w:gridCol w:w="4361"/>
+        <w:gridCol w:w="680"/>
       </w:tblGrid>
       <w:tr>
         <w:trPr>
@@ -3474,7 +3474,7 @@
         </w:trPr>
         <w:tc>
           <w:tcPr>
-            <w:tcW w:type="dxa" w:w="2340"/>
+            <w:tcW w:type="dxa" w:w="3982"/>
             <w:shd w:fill="F2F2F2" w:color="auto" w:val="clear"/>
             <w:tcMar>
               <w:top w:type="dxa" w:w="40"/>
@@ -3491,7 +3491,7 @@
         </w:tc>
         <w:tc>
           <w:tcPr>
-            <w:tcW w:type="dxa" w:w="2340"/>
+            <w:tcW w:type="dxa" w:w="949"/>
             <w:shd w:fill="F2F2F2" w:color="auto" w:val="clear"/>
             <w:tcMar>
               <w:top w:type="dxa" w:w="40"/>
@@ -3508,7 +3508,7 @@
         </w:tc>
         <w:tc>
           <w:tcPr>
-            <w:tcW w:type="dxa" w:w="2340"/>
+            <w:tcW w:type="dxa" w:w="4361"/>
             <w:shd w:fill="F2F2F2" w:color="auto" w:val="clear"/>
             <w:tcMar>
               <w:top w:type="dxa" w:w="40"/>
@@ -3525,7 +3525,7 @@
         </w:tc>
         <w:tc>
           <w:tcPr>
-            <w:tcW w:type="dxa" w:w="2340"/>
+            <w:tcW w:type="dxa" w:w="680"/>
             <w:shd w:fill="F2F2F2" w:color="auto" w:val="clear"/>
             <w:tcMar>
               <w:top w:type="dxa" w:w="40"/>
@@ -3544,7 +3544,7 @@
       <w:tr>
         <w:tc>
           <w:tcPr>
-            <w:tcW w:type="dxa" w:w="2340"/>
+            <w:tcW w:type="dxa" w:w="3982"/>
             <w:tcMar>
               <w:top w:type="dxa" w:w="40"/>
               <w:left w:type="dxa" w:w="90"/>
@@ -3560,23 +3560,23 @@
         </w:tc>
         <w:tc>
           <w:tcPr>
-            <w:tcW w:type="dxa" w:w="2340"/>
-            <w:tcMar>
-              <w:top w:type="dxa" w:w="40"/>
-              <w:left w:type="dxa" w:w="90"/>
-              <w:bottom w:type="dxa" w:w="40"/>
-              <w:right w:type="dxa" w:w="90"/>
-            </w:tcMar>
-          </w:tcPr>
-          <w:p>
-            <w:r>
-              <w:t xml:space="preserve">O</w:t>
-            </w:r>
-          </w:p>
-        </w:tc>
-        <w:tc>
-          <w:tcPr>
-            <w:tcW w:type="dxa" w:w="2340"/>
+            <w:tcW w:type="dxa" w:w="949"/>
+            <w:tcMar>
+              <w:top w:type="dxa" w:w="40"/>
+              <w:left w:type="dxa" w:w="90"/>
+              <w:bottom w:type="dxa" w:w="40"/>
+              <w:right w:type="dxa" w:w="90"/>
+            </w:tcMar>
+          </w:tcPr>
+          <w:p>
+            <w:r>
+              <w:t xml:space="preserve">O</w:t>
+            </w:r>
+          </w:p>
+        </w:tc>
+        <w:tc>
+          <w:tcPr>
+            <w:tcW w:type="dxa" w:w="4361"/>
             <w:tcMar>
               <w:top w:type="dxa" w:w="40"/>
               <w:left w:type="dxa" w:w="90"/>
@@ -3592,7 +3592,7 @@
         </w:tc>
         <w:tc>
           <w:tcPr>
-            <w:tcW w:type="dxa" w:w="2340"/>
+            <w:tcW w:type="dxa" w:w="680"/>
             <w:tcMar>
               <w:top w:type="dxa" w:w="40"/>
               <w:left w:type="dxa" w:w="90"/>
@@ -3610,7 +3610,7 @@
       <w:tr>
         <w:tc>
           <w:tcPr>
-            <w:tcW w:type="dxa" w:w="2340"/>
+            <w:tcW w:type="dxa" w:w="3982"/>
             <w:tcMar>
               <w:top w:type="dxa" w:w="40"/>
               <w:left w:type="dxa" w:w="90"/>
@@ -3626,23 +3626,23 @@
         </w:tc>
         <w:tc>
           <w:tcPr>
-            <w:tcW w:type="dxa" w:w="2340"/>
-            <w:tcMar>
-              <w:top w:type="dxa" w:w="40"/>
-              <w:left w:type="dxa" w:w="90"/>
-              <w:bottom w:type="dxa" w:w="40"/>
-              <w:right w:type="dxa" w:w="90"/>
-            </w:tcMar>
-          </w:tcPr>
-          <w:p>
-            <w:r>
-              <w:t xml:space="preserve">O</w:t>
-            </w:r>
-          </w:p>
-        </w:tc>
-        <w:tc>
-          <w:tcPr>
-            <w:tcW w:type="dxa" w:w="2340"/>
+            <w:tcW w:type="dxa" w:w="949"/>
+            <w:tcMar>
+              <w:top w:type="dxa" w:w="40"/>
+              <w:left w:type="dxa" w:w="90"/>
+              <w:bottom w:type="dxa" w:w="40"/>
+              <w:right w:type="dxa" w:w="90"/>
+            </w:tcMar>
+          </w:tcPr>
+          <w:p>
+            <w:r>
+              <w:t xml:space="preserve">O</w:t>
+            </w:r>
+          </w:p>
+        </w:tc>
+        <w:tc>
+          <w:tcPr>
+            <w:tcW w:type="dxa" w:w="4361"/>
             <w:tcMar>
               <w:top w:type="dxa" w:w="40"/>
               <w:left w:type="dxa" w:w="90"/>
@@ -3658,7 +3658,7 @@
         </w:tc>
         <w:tc>
           <w:tcPr>
-            <w:tcW w:type="dxa" w:w="2340"/>
+            <w:tcW w:type="dxa" w:w="680"/>
             <w:tcMar>
               <w:top w:type="dxa" w:w="40"/>
               <w:left w:type="dxa" w:w="90"/>
@@ -3676,7 +3676,7 @@
       <w:tr>
         <w:tc>
           <w:tcPr>
-            <w:tcW w:type="dxa" w:w="2340"/>
+            <w:tcW w:type="dxa" w:w="3982"/>
             <w:tcMar>
               <w:top w:type="dxa" w:w="40"/>
               <w:left w:type="dxa" w:w="90"/>
@@ -3692,23 +3692,23 @@
         </w:tc>
         <w:tc>
           <w:tcPr>
-            <w:tcW w:type="dxa" w:w="2340"/>
-            <w:tcMar>
-              <w:top w:type="dxa" w:w="40"/>
-              <w:left w:type="dxa" w:w="90"/>
-              <w:bottom w:type="dxa" w:w="40"/>
-              <w:right w:type="dxa" w:w="90"/>
-            </w:tcMar>
-          </w:tcPr>
-          <w:p>
-            <w:r>
-              <w:t xml:space="preserve">O</w:t>
-            </w:r>
-          </w:p>
-        </w:tc>
-        <w:tc>
-          <w:tcPr>
-            <w:tcW w:type="dxa" w:w="2340"/>
+            <w:tcW w:type="dxa" w:w="949"/>
+            <w:tcMar>
+              <w:top w:type="dxa" w:w="40"/>
+              <w:left w:type="dxa" w:w="90"/>
+              <w:bottom w:type="dxa" w:w="40"/>
+              <w:right w:type="dxa" w:w="90"/>
+            </w:tcMar>
+          </w:tcPr>
+          <w:p>
+            <w:r>
+              <w:t xml:space="preserve">O</w:t>
+            </w:r>
+          </w:p>
+        </w:tc>
+        <w:tc>
+          <w:tcPr>
+            <w:tcW w:type="dxa" w:w="4361"/>
             <w:tcMar>
               <w:top w:type="dxa" w:w="40"/>
               <w:left w:type="dxa" w:w="90"/>
@@ -3724,7 +3724,7 @@
         </w:tc>
         <w:tc>
           <w:tcPr>
-            <w:tcW w:type="dxa" w:w="2340"/>
+            <w:tcW w:type="dxa" w:w="680"/>
             <w:tcMar>
               <w:top w:type="dxa" w:w="40"/>
               <w:left w:type="dxa" w:w="90"/>
@@ -3742,7 +3742,7 @@
       <w:tr>
         <w:tc>
           <w:tcPr>
-            <w:tcW w:type="dxa" w:w="2340"/>
+            <w:tcW w:type="dxa" w:w="3982"/>
             <w:tcMar>
               <w:top w:type="dxa" w:w="40"/>
               <w:left w:type="dxa" w:w="90"/>
@@ -3758,23 +3758,23 @@
         </w:tc>
         <w:tc>
           <w:tcPr>
-            <w:tcW w:type="dxa" w:w="2340"/>
-            <w:tcMar>
-              <w:top w:type="dxa" w:w="40"/>
-              <w:left w:type="dxa" w:w="90"/>
-              <w:bottom w:type="dxa" w:w="40"/>
-              <w:right w:type="dxa" w:w="90"/>
-            </w:tcMar>
-          </w:tcPr>
-          <w:p>
-            <w:r>
-              <w:t xml:space="preserve">O</w:t>
-            </w:r>
-          </w:p>
-        </w:tc>
-        <w:tc>
-          <w:tcPr>
-            <w:tcW w:type="dxa" w:w="2340"/>
+            <w:tcW w:type="dxa" w:w="949"/>
+            <w:tcMar>
+              <w:top w:type="dxa" w:w="40"/>
+              <w:left w:type="dxa" w:w="90"/>
+              <w:bottom w:type="dxa" w:w="40"/>
+              <w:right w:type="dxa" w:w="90"/>
+            </w:tcMar>
+          </w:tcPr>
+          <w:p>
+            <w:r>
+              <w:t xml:space="preserve">O</w:t>
+            </w:r>
+          </w:p>
+        </w:tc>
+        <w:tc>
+          <w:tcPr>
+            <w:tcW w:type="dxa" w:w="4361"/>
             <w:tcMar>
               <w:top w:type="dxa" w:w="40"/>
               <w:left w:type="dxa" w:w="90"/>
@@ -3790,7 +3790,7 @@
         </w:tc>
         <w:tc>
           <w:tcPr>
-            <w:tcW w:type="dxa" w:w="2340"/>
+            <w:tcW w:type="dxa" w:w="680"/>
             <w:tcMar>
               <w:top w:type="dxa" w:w="40"/>
               <w:left w:type="dxa" w:w="90"/>
@@ -3808,7 +3808,7 @@
       <w:tr>
         <w:tc>
           <w:tcPr>
-            <w:tcW w:type="dxa" w:w="2340"/>
+            <w:tcW w:type="dxa" w:w="3982"/>
             <w:tcMar>
               <w:top w:type="dxa" w:w="40"/>
               <w:left w:type="dxa" w:w="90"/>
@@ -3824,23 +3824,23 @@
         </w:tc>
         <w:tc>
           <w:tcPr>
-            <w:tcW w:type="dxa" w:w="2340"/>
-            <w:tcMar>
-              <w:top w:type="dxa" w:w="40"/>
-              <w:left w:type="dxa" w:w="90"/>
-              <w:bottom w:type="dxa" w:w="40"/>
-              <w:right w:type="dxa" w:w="90"/>
-            </w:tcMar>
-          </w:tcPr>
-          <w:p>
-            <w:r>
-              <w:t xml:space="preserve">O</w:t>
-            </w:r>
-          </w:p>
-        </w:tc>
-        <w:tc>
-          <w:tcPr>
-            <w:tcW w:type="dxa" w:w="2340"/>
+            <w:tcW w:type="dxa" w:w="949"/>
+            <w:tcMar>
+              <w:top w:type="dxa" w:w="40"/>
+              <w:left w:type="dxa" w:w="90"/>
+              <w:bottom w:type="dxa" w:w="40"/>
+              <w:right w:type="dxa" w:w="90"/>
+            </w:tcMar>
+          </w:tcPr>
+          <w:p>
+            <w:r>
+              <w:t xml:space="preserve">O</w:t>
+            </w:r>
+          </w:p>
+        </w:tc>
+        <w:tc>
+          <w:tcPr>
+            <w:tcW w:type="dxa" w:w="4361"/>
             <w:tcMar>
               <w:top w:type="dxa" w:w="40"/>
               <w:left w:type="dxa" w:w="90"/>
@@ -3856,7 +3856,7 @@
         </w:tc>
         <w:tc>
           <w:tcPr>
-            <w:tcW w:type="dxa" w:w="2340"/>
+            <w:tcW w:type="dxa" w:w="680"/>
             <w:tcMar>
               <w:top w:type="dxa" w:w="40"/>
               <w:left w:type="dxa" w:w="90"/>
@@ -3874,7 +3874,7 @@
       <w:tr>
         <w:tc>
           <w:tcPr>
-            <w:tcW w:type="dxa" w:w="2340"/>
+            <w:tcW w:type="dxa" w:w="3982"/>
             <w:tcMar>
               <w:top w:type="dxa" w:w="40"/>
               <w:left w:type="dxa" w:w="90"/>
@@ -3890,23 +3890,23 @@
         </w:tc>
         <w:tc>
           <w:tcPr>
-            <w:tcW w:type="dxa" w:w="2340"/>
-            <w:tcMar>
-              <w:top w:type="dxa" w:w="40"/>
-              <w:left w:type="dxa" w:w="90"/>
-              <w:bottom w:type="dxa" w:w="40"/>
-              <w:right w:type="dxa" w:w="90"/>
-            </w:tcMar>
-          </w:tcPr>
-          <w:p>
-            <w:r>
-              <w:t xml:space="preserve">O</w:t>
-            </w:r>
-          </w:p>
-        </w:tc>
-        <w:tc>
-          <w:tcPr>
-            <w:tcW w:type="dxa" w:w="2340"/>
+            <w:tcW w:type="dxa" w:w="949"/>
+            <w:tcMar>
+              <w:top w:type="dxa" w:w="40"/>
+              <w:left w:type="dxa" w:w="90"/>
+              <w:bottom w:type="dxa" w:w="40"/>
+              <w:right w:type="dxa" w:w="90"/>
+            </w:tcMar>
+          </w:tcPr>
+          <w:p>
+            <w:r>
+              <w:t xml:space="preserve">O</w:t>
+            </w:r>
+          </w:p>
+        </w:tc>
+        <w:tc>
+          <w:tcPr>
+            <w:tcW w:type="dxa" w:w="4361"/>
             <w:tcMar>
               <w:top w:type="dxa" w:w="40"/>
               <w:left w:type="dxa" w:w="90"/>
@@ -3922,7 +3922,7 @@
         </w:tc>
         <w:tc>
           <w:tcPr>
-            <w:tcW w:type="dxa" w:w="2340"/>
+            <w:tcW w:type="dxa" w:w="680"/>
             <w:tcMar>
               <w:top w:type="dxa" w:w="40"/>
               <w:left w:type="dxa" w:w="90"/>
@@ -3940,7 +3940,7 @@
       <w:tr>
         <w:tc>
           <w:tcPr>
-            <w:tcW w:type="dxa" w:w="2340"/>
+            <w:tcW w:type="dxa" w:w="3982"/>
             <w:tcMar>
               <w:top w:type="dxa" w:w="40"/>
               <w:left w:type="dxa" w:w="90"/>
@@ -3956,23 +3956,23 @@
         </w:tc>
         <w:tc>
           <w:tcPr>
-            <w:tcW w:type="dxa" w:w="2340"/>
-            <w:tcMar>
-              <w:top w:type="dxa" w:w="40"/>
-              <w:left w:type="dxa" w:w="90"/>
-              <w:bottom w:type="dxa" w:w="40"/>
-              <w:right w:type="dxa" w:w="90"/>
-            </w:tcMar>
-          </w:tcPr>
-          <w:p>
-            <w:r>
-              <w:t xml:space="preserve">O</w:t>
-            </w:r>
-          </w:p>
-        </w:tc>
-        <w:tc>
-          <w:tcPr>
-            <w:tcW w:type="dxa" w:w="2340"/>
+            <w:tcW w:type="dxa" w:w="949"/>
+            <w:tcMar>
+              <w:top w:type="dxa" w:w="40"/>
+              <w:left w:type="dxa" w:w="90"/>
+              <w:bottom w:type="dxa" w:w="40"/>
+              <w:right w:type="dxa" w:w="90"/>
+            </w:tcMar>
+          </w:tcPr>
+          <w:p>
+            <w:r>
+              <w:t xml:space="preserve">O</w:t>
+            </w:r>
+          </w:p>
+        </w:tc>
+        <w:tc>
+          <w:tcPr>
+            <w:tcW w:type="dxa" w:w="4361"/>
             <w:tcMar>
               <w:top w:type="dxa" w:w="40"/>
               <w:left w:type="dxa" w:w="90"/>
@@ -3988,7 +3988,7 @@
         </w:tc>
         <w:tc>
           <w:tcPr>
-            <w:tcW w:type="dxa" w:w="2340"/>
+            <w:tcW w:type="dxa" w:w="680"/>
             <w:tcMar>
               <w:top w:type="dxa" w:w="40"/>
               <w:left w:type="dxa" w:w="90"/>
@@ -4006,7 +4006,7 @@
       <w:tr>
         <w:tc>
           <w:tcPr>
-            <w:tcW w:type="dxa" w:w="2340"/>
+            <w:tcW w:type="dxa" w:w="3982"/>
             <w:tcMar>
               <w:top w:type="dxa" w:w="40"/>
               <w:left w:type="dxa" w:w="90"/>
@@ -4022,23 +4022,23 @@
         </w:tc>
         <w:tc>
           <w:tcPr>
-            <w:tcW w:type="dxa" w:w="2340"/>
-            <w:tcMar>
-              <w:top w:type="dxa" w:w="40"/>
-              <w:left w:type="dxa" w:w="90"/>
-              <w:bottom w:type="dxa" w:w="40"/>
-              <w:right w:type="dxa" w:w="90"/>
-            </w:tcMar>
-          </w:tcPr>
-          <w:p>
-            <w:r>
-              <w:t xml:space="preserve">O</w:t>
-            </w:r>
-          </w:p>
-        </w:tc>
-        <w:tc>
-          <w:tcPr>
-            <w:tcW w:type="dxa" w:w="2340"/>
+            <w:tcW w:type="dxa" w:w="949"/>
+            <w:tcMar>
+              <w:top w:type="dxa" w:w="40"/>
+              <w:left w:type="dxa" w:w="90"/>
+              <w:bottom w:type="dxa" w:w="40"/>
+              <w:right w:type="dxa" w:w="90"/>
+            </w:tcMar>
+          </w:tcPr>
+          <w:p>
+            <w:r>
+              <w:t xml:space="preserve">O</w:t>
+            </w:r>
+          </w:p>
+        </w:tc>
+        <w:tc>
+          <w:tcPr>
+            <w:tcW w:type="dxa" w:w="4361"/>
             <w:tcMar>
               <w:top w:type="dxa" w:w="40"/>
               <w:left w:type="dxa" w:w="90"/>
@@ -4054,7 +4054,7 @@
         </w:tc>
         <w:tc>
           <w:tcPr>
-            <w:tcW w:type="dxa" w:w="2340"/>
+            <w:tcW w:type="dxa" w:w="680"/>
             <w:tcMar>
               <w:top w:type="dxa" w:w="40"/>
               <w:left w:type="dxa" w:w="90"/>
@@ -4072,7 +4072,7 @@
       <w:tr>
         <w:tc>
           <w:tcPr>
-            <w:tcW w:type="dxa" w:w="2340"/>
+            <w:tcW w:type="dxa" w:w="3982"/>
             <w:tcMar>
               <w:top w:type="dxa" w:w="40"/>
               <w:left w:type="dxa" w:w="90"/>
@@ -4088,23 +4088,23 @@
         </w:tc>
         <w:tc>
           <w:tcPr>
-            <w:tcW w:type="dxa" w:w="2340"/>
-            <w:tcMar>
-              <w:top w:type="dxa" w:w="40"/>
-              <w:left w:type="dxa" w:w="90"/>
-              <w:bottom w:type="dxa" w:w="40"/>
-              <w:right w:type="dxa" w:w="90"/>
-            </w:tcMar>
-          </w:tcPr>
-          <w:p>
-            <w:r>
-              <w:t xml:space="preserve">O</w:t>
-            </w:r>
-          </w:p>
-        </w:tc>
-        <w:tc>
-          <w:tcPr>
-            <w:tcW w:type="dxa" w:w="2340"/>
+            <w:tcW w:type="dxa" w:w="949"/>
+            <w:tcMar>
+              <w:top w:type="dxa" w:w="40"/>
+              <w:left w:type="dxa" w:w="90"/>
+              <w:bottom w:type="dxa" w:w="40"/>
+              <w:right w:type="dxa" w:w="90"/>
+            </w:tcMar>
+          </w:tcPr>
+          <w:p>
+            <w:r>
+              <w:t xml:space="preserve">O</w:t>
+            </w:r>
+          </w:p>
+        </w:tc>
+        <w:tc>
+          <w:tcPr>
+            <w:tcW w:type="dxa" w:w="4361"/>
             <w:tcMar>
               <w:top w:type="dxa" w:w="40"/>
               <w:left w:type="dxa" w:w="90"/>
@@ -4120,7 +4120,7 @@
         </w:tc>
         <w:tc>
           <w:tcPr>
-            <w:tcW w:type="dxa" w:w="2340"/>
+            <w:tcW w:type="dxa" w:w="680"/>
             <w:tcMar>
               <w:top w:type="dxa" w:w="40"/>
               <w:left w:type="dxa" w:w="90"/>
@@ -4138,7 +4138,7 @@
       <w:tr>
         <w:tc>
           <w:tcPr>
-            <w:tcW w:type="dxa" w:w="2340"/>
+            <w:tcW w:type="dxa" w:w="3982"/>
             <w:tcMar>
               <w:top w:type="dxa" w:w="40"/>
               <w:left w:type="dxa" w:w="90"/>
@@ -4154,23 +4154,23 @@
         </w:tc>
         <w:tc>
           <w:tcPr>
-            <w:tcW w:type="dxa" w:w="2340"/>
-            <w:tcMar>
-              <w:top w:type="dxa" w:w="40"/>
-              <w:left w:type="dxa" w:w="90"/>
-              <w:bottom w:type="dxa" w:w="40"/>
-              <w:right w:type="dxa" w:w="90"/>
-            </w:tcMar>
-          </w:tcPr>
-          <w:p>
-            <w:r>
-              <w:t xml:space="preserve">O</w:t>
-            </w:r>
-          </w:p>
-        </w:tc>
-        <w:tc>
-          <w:tcPr>
-            <w:tcW w:type="dxa" w:w="2340"/>
+            <w:tcW w:type="dxa" w:w="949"/>
+            <w:tcMar>
+              <w:top w:type="dxa" w:w="40"/>
+              <w:left w:type="dxa" w:w="90"/>
+              <w:bottom w:type="dxa" w:w="40"/>
+              <w:right w:type="dxa" w:w="90"/>
+            </w:tcMar>
+          </w:tcPr>
+          <w:p>
+            <w:r>
+              <w:t xml:space="preserve">O</w:t>
+            </w:r>
+          </w:p>
+        </w:tc>
+        <w:tc>
+          <w:tcPr>
+            <w:tcW w:type="dxa" w:w="4361"/>
             <w:tcMar>
               <w:top w:type="dxa" w:w="40"/>
               <w:left w:type="dxa" w:w="90"/>
@@ -4186,7 +4186,7 @@
         </w:tc>
         <w:tc>
           <w:tcPr>
-            <w:tcW w:type="dxa" w:w="2340"/>
+            <w:tcW w:type="dxa" w:w="680"/>
             <w:tcMar>
               <w:top w:type="dxa" w:w="40"/>
               <w:left w:type="dxa" w:w="90"/>
@@ -4204,7 +4204,7 @@
       <w:tr>
         <w:tc>
           <w:tcPr>
-            <w:tcW w:type="dxa" w:w="2340"/>
+            <w:tcW w:type="dxa" w:w="3982"/>
             <w:tcMar>
               <w:top w:type="dxa" w:w="40"/>
               <w:left w:type="dxa" w:w="90"/>
@@ -4220,7 +4220,7 @@
         </w:tc>
         <w:tc>
           <w:tcPr>
-            <w:tcW w:type="dxa" w:w="2340"/>
+            <w:tcW w:type="dxa" w:w="949"/>
             <w:tcMar>
               <w:top w:type="dxa" w:w="40"/>
               <w:left w:type="dxa" w:w="90"/>
@@ -4236,7 +4236,7 @@
         </w:tc>
         <w:tc>
           <w:tcPr>
-            <w:tcW w:type="dxa" w:w="2340"/>
+            <w:tcW w:type="dxa" w:w="4361"/>
             <w:tcMar>
               <w:top w:type="dxa" w:w="40"/>
               <w:left w:type="dxa" w:w="90"/>
@@ -4252,7 +4252,7 @@
         </w:tc>
         <w:tc>
           <w:tcPr>
-            <w:tcW w:type="dxa" w:w="2340"/>
+            <w:tcW w:type="dxa" w:w="680"/>
             <w:tcMar>
               <w:top w:type="dxa" w:w="40"/>
               <w:left w:type="dxa" w:w="90"/>
@@ -4270,7 +4270,7 @@
       <w:tr>
         <w:tc>
           <w:tcPr>
-            <w:tcW w:type="dxa" w:w="2340"/>
+            <w:tcW w:type="dxa" w:w="3982"/>
             <w:tcMar>
               <w:top w:type="dxa" w:w="40"/>
               <w:left w:type="dxa" w:w="90"/>
@@ -4286,7 +4286,7 @@
         </w:tc>
         <w:tc>
           <w:tcPr>
-            <w:tcW w:type="dxa" w:w="2340"/>
+            <w:tcW w:type="dxa" w:w="949"/>
             <w:tcMar>
               <w:top w:type="dxa" w:w="40"/>
               <w:left w:type="dxa" w:w="90"/>
@@ -4302,7 +4302,7 @@
         </w:tc>
         <w:tc>
           <w:tcPr>
-            <w:tcW w:type="dxa" w:w="2340"/>
+            <w:tcW w:type="dxa" w:w="4361"/>
             <w:tcMar>
               <w:top w:type="dxa" w:w="40"/>
               <w:left w:type="dxa" w:w="90"/>
@@ -4318,7 +4318,7 @@
         </w:tc>
         <w:tc>
           <w:tcPr>
-            <w:tcW w:type="dxa" w:w="2340"/>
+            <w:tcW w:type="dxa" w:w="680"/>
             <w:tcMar>
               <w:top w:type="dxa" w:w="40"/>
               <w:left w:type="dxa" w:w="90"/>
@@ -4336,7 +4336,7 @@
       <w:tr>
         <w:tc>
           <w:tcPr>
-            <w:tcW w:type="dxa" w:w="2340"/>
+            <w:tcW w:type="dxa" w:w="3982"/>
             <w:tcMar>
               <w:top w:type="dxa" w:w="40"/>
               <w:left w:type="dxa" w:w="90"/>
@@ -4352,23 +4352,23 @@
         </w:tc>
         <w:tc>
           <w:tcPr>
-            <w:tcW w:type="dxa" w:w="2340"/>
-            <w:tcMar>
-              <w:top w:type="dxa" w:w="40"/>
-              <w:left w:type="dxa" w:w="90"/>
-              <w:bottom w:type="dxa" w:w="40"/>
-              <w:right w:type="dxa" w:w="90"/>
-            </w:tcMar>
-          </w:tcPr>
-          <w:p>
-            <w:r>
-              <w:t xml:space="preserve">O</w:t>
-            </w:r>
-          </w:p>
-        </w:tc>
-        <w:tc>
-          <w:tcPr>
-            <w:tcW w:type="dxa" w:w="2340"/>
+            <w:tcW w:type="dxa" w:w="949"/>
+            <w:tcMar>
+              <w:top w:type="dxa" w:w="40"/>
+              <w:left w:type="dxa" w:w="90"/>
+              <w:bottom w:type="dxa" w:w="40"/>
+              <w:right w:type="dxa" w:w="90"/>
+            </w:tcMar>
+          </w:tcPr>
+          <w:p>
+            <w:r>
+              <w:t xml:space="preserve">O</w:t>
+            </w:r>
+          </w:p>
+        </w:tc>
+        <w:tc>
+          <w:tcPr>
+            <w:tcW w:type="dxa" w:w="4361"/>
             <w:tcMar>
               <w:top w:type="dxa" w:w="40"/>
               <w:left w:type="dxa" w:w="90"/>
@@ -4384,7 +4384,7 @@
         </w:tc>
         <w:tc>
           <w:tcPr>
-            <w:tcW w:type="dxa" w:w="2340"/>
+            <w:tcW w:type="dxa" w:w="680"/>
             <w:tcMar>
               <w:top w:type="dxa" w:w="40"/>
               <w:left w:type="dxa" w:w="90"/>
@@ -4402,7 +4402,7 @@
       <w:tr>
         <w:tc>
           <w:tcPr>
-            <w:tcW w:type="dxa" w:w="2340"/>
+            <w:tcW w:type="dxa" w:w="3982"/>
             <w:tcMar>
               <w:top w:type="dxa" w:w="40"/>
               <w:left w:type="dxa" w:w="90"/>
@@ -4418,23 +4418,23 @@
         </w:tc>
         <w:tc>
           <w:tcPr>
-            <w:tcW w:type="dxa" w:w="2340"/>
-            <w:tcMar>
-              <w:top w:type="dxa" w:w="40"/>
-              <w:left w:type="dxa" w:w="90"/>
-              <w:bottom w:type="dxa" w:w="40"/>
-              <w:right w:type="dxa" w:w="90"/>
-            </w:tcMar>
-          </w:tcPr>
-          <w:p>
-            <w:r>
-              <w:t xml:space="preserve">O</w:t>
-            </w:r>
-          </w:p>
-        </w:tc>
-        <w:tc>
-          <w:tcPr>
-            <w:tcW w:type="dxa" w:w="2340"/>
+            <w:tcW w:type="dxa" w:w="949"/>
+            <w:tcMar>
+              <w:top w:type="dxa" w:w="40"/>
+              <w:left w:type="dxa" w:w="90"/>
+              <w:bottom w:type="dxa" w:w="40"/>
+              <w:right w:type="dxa" w:w="90"/>
+            </w:tcMar>
+          </w:tcPr>
+          <w:p>
+            <w:r>
+              <w:t xml:space="preserve">O</w:t>
+            </w:r>
+          </w:p>
+        </w:tc>
+        <w:tc>
+          <w:tcPr>
+            <w:tcW w:type="dxa" w:w="4361"/>
             <w:tcMar>
               <w:top w:type="dxa" w:w="40"/>
               <w:left w:type="dxa" w:w="90"/>
@@ -4450,7 +4450,7 @@
         </w:tc>
         <w:tc>
           <w:tcPr>
-            <w:tcW w:type="dxa" w:w="2340"/>
+            <w:tcW w:type="dxa" w:w="680"/>
             <w:tcMar>
               <w:top w:type="dxa" w:w="40"/>
               <w:left w:type="dxa" w:w="90"/>
@@ -4485,7 +4485,7 @@
     </w:p>
     <w:tbl>
       <w:tblPr>
-        <w:tblW w:type="dxa" w:w="9360"/>
+        <w:tblW w:type="dxa" w:w="9972"/>
         <w:tblBorders>
           <w:top w:val="single" w:color="BFBFBF" w:sz="4"/>
           <w:left w:val="single" w:color="BFBFBF" w:sz="4"/>
@@ -4496,10 +4496,10 @@
         </w:tblBorders>
       </w:tblPr>
       <w:tblGrid>
-        <w:gridCol w:w="2340"/>
-        <w:gridCol w:w="2340"/>
-        <w:gridCol w:w="2340"/>
-        <w:gridCol w:w="2340"/>
+        <w:gridCol w:w="4170"/>
+        <w:gridCol w:w="907"/>
+        <w:gridCol w:w="4170"/>
+        <w:gridCol w:w="725"/>
       </w:tblGrid>
       <w:tr>
         <w:trPr>
@@ -4507,7 +4507,7 @@
         </w:trPr>
         <w:tc>
           <w:tcPr>
-            <w:tcW w:type="dxa" w:w="2340"/>
+            <w:tcW w:type="dxa" w:w="4170"/>
             <w:shd w:fill="F2F2F2" w:color="auto" w:val="clear"/>
             <w:tcMar>
               <w:top w:type="dxa" w:w="40"/>
@@ -4524,7 +4524,7 @@
         </w:tc>
         <w:tc>
           <w:tcPr>
-            <w:tcW w:type="dxa" w:w="2340"/>
+            <w:tcW w:type="dxa" w:w="907"/>
             <w:shd w:fill="F2F2F2" w:color="auto" w:val="clear"/>
             <w:tcMar>
               <w:top w:type="dxa" w:w="40"/>
@@ -4541,7 +4541,7 @@
         </w:tc>
         <w:tc>
           <w:tcPr>
-            <w:tcW w:type="dxa" w:w="2340"/>
+            <w:tcW w:type="dxa" w:w="4170"/>
             <w:shd w:fill="F2F2F2" w:color="auto" w:val="clear"/>
             <w:tcMar>
               <w:top w:type="dxa" w:w="40"/>
@@ -4558,7 +4558,7 @@
         </w:tc>
         <w:tc>
           <w:tcPr>
-            <w:tcW w:type="dxa" w:w="2340"/>
+            <w:tcW w:type="dxa" w:w="725"/>
             <w:shd w:fill="F2F2F2" w:color="auto" w:val="clear"/>
             <w:tcMar>
               <w:top w:type="dxa" w:w="40"/>
@@ -4577,7 +4577,7 @@
       <w:tr>
         <w:tc>
           <w:tcPr>
-            <w:tcW w:type="dxa" w:w="2340"/>
+            <w:tcW w:type="dxa" w:w="4170"/>
             <w:tcMar>
               <w:top w:type="dxa" w:w="40"/>
               <w:left w:type="dxa" w:w="90"/>
@@ -4593,23 +4593,23 @@
         </w:tc>
         <w:tc>
           <w:tcPr>
-            <w:tcW w:type="dxa" w:w="2340"/>
-            <w:tcMar>
-              <w:top w:type="dxa" w:w="40"/>
-              <w:left w:type="dxa" w:w="90"/>
-              <w:bottom w:type="dxa" w:w="40"/>
-              <w:right w:type="dxa" w:w="90"/>
-            </w:tcMar>
-          </w:tcPr>
-          <w:p>
-            <w:r>
-              <w:t xml:space="preserve">O</w:t>
-            </w:r>
-          </w:p>
-        </w:tc>
-        <w:tc>
-          <w:tcPr>
-            <w:tcW w:type="dxa" w:w="2340"/>
+            <w:tcW w:type="dxa" w:w="907"/>
+            <w:tcMar>
+              <w:top w:type="dxa" w:w="40"/>
+              <w:left w:type="dxa" w:w="90"/>
+              <w:bottom w:type="dxa" w:w="40"/>
+              <w:right w:type="dxa" w:w="90"/>
+            </w:tcMar>
+          </w:tcPr>
+          <w:p>
+            <w:r>
+              <w:t xml:space="preserve">O</w:t>
+            </w:r>
+          </w:p>
+        </w:tc>
+        <w:tc>
+          <w:tcPr>
+            <w:tcW w:type="dxa" w:w="4170"/>
             <w:tcMar>
               <w:top w:type="dxa" w:w="40"/>
               <w:left w:type="dxa" w:w="90"/>
@@ -4625,7 +4625,7 @@
         </w:tc>
         <w:tc>
           <w:tcPr>
-            <w:tcW w:type="dxa" w:w="2340"/>
+            <w:tcW w:type="dxa" w:w="725"/>
             <w:tcMar>
               <w:top w:type="dxa" w:w="40"/>
               <w:left w:type="dxa" w:w="90"/>
@@ -4643,7 +4643,7 @@
       <w:tr>
         <w:tc>
           <w:tcPr>
-            <w:tcW w:type="dxa" w:w="2340"/>
+            <w:tcW w:type="dxa" w:w="4170"/>
             <w:tcMar>
               <w:top w:type="dxa" w:w="40"/>
               <w:left w:type="dxa" w:w="90"/>
@@ -4659,23 +4659,23 @@
         </w:tc>
         <w:tc>
           <w:tcPr>
-            <w:tcW w:type="dxa" w:w="2340"/>
-            <w:tcMar>
-              <w:top w:type="dxa" w:w="40"/>
-              <w:left w:type="dxa" w:w="90"/>
-              <w:bottom w:type="dxa" w:w="40"/>
-              <w:right w:type="dxa" w:w="90"/>
-            </w:tcMar>
-          </w:tcPr>
-          <w:p>
-            <w:r>
-              <w:t xml:space="preserve">O</w:t>
-            </w:r>
-          </w:p>
-        </w:tc>
-        <w:tc>
-          <w:tcPr>
-            <w:tcW w:type="dxa" w:w="2340"/>
+            <w:tcW w:type="dxa" w:w="907"/>
+            <w:tcMar>
+              <w:top w:type="dxa" w:w="40"/>
+              <w:left w:type="dxa" w:w="90"/>
+              <w:bottom w:type="dxa" w:w="40"/>
+              <w:right w:type="dxa" w:w="90"/>
+            </w:tcMar>
+          </w:tcPr>
+          <w:p>
+            <w:r>
+              <w:t xml:space="preserve">O</w:t>
+            </w:r>
+          </w:p>
+        </w:tc>
+        <w:tc>
+          <w:tcPr>
+            <w:tcW w:type="dxa" w:w="4170"/>
             <w:tcMar>
               <w:top w:type="dxa" w:w="40"/>
               <w:left w:type="dxa" w:w="90"/>
@@ -4691,7 +4691,7 @@
         </w:tc>
         <w:tc>
           <w:tcPr>
-            <w:tcW w:type="dxa" w:w="2340"/>
+            <w:tcW w:type="dxa" w:w="725"/>
             <w:tcMar>
               <w:top w:type="dxa" w:w="40"/>
               <w:left w:type="dxa" w:w="90"/>
@@ -4709,7 +4709,7 @@
       <w:tr>
         <w:tc>
           <w:tcPr>
-            <w:tcW w:type="dxa" w:w="2340"/>
+            <w:tcW w:type="dxa" w:w="4170"/>
             <w:tcMar>
               <w:top w:type="dxa" w:w="40"/>
               <w:left w:type="dxa" w:w="90"/>
@@ -4725,23 +4725,23 @@
         </w:tc>
         <w:tc>
           <w:tcPr>
-            <w:tcW w:type="dxa" w:w="2340"/>
-            <w:tcMar>
-              <w:top w:type="dxa" w:w="40"/>
-              <w:left w:type="dxa" w:w="90"/>
-              <w:bottom w:type="dxa" w:w="40"/>
-              <w:right w:type="dxa" w:w="90"/>
-            </w:tcMar>
-          </w:tcPr>
-          <w:p>
-            <w:r>
-              <w:t xml:space="preserve">O</w:t>
-            </w:r>
-          </w:p>
-        </w:tc>
-        <w:tc>
-          <w:tcPr>
-            <w:tcW w:type="dxa" w:w="2340"/>
+            <w:tcW w:type="dxa" w:w="907"/>
+            <w:tcMar>
+              <w:top w:type="dxa" w:w="40"/>
+              <w:left w:type="dxa" w:w="90"/>
+              <w:bottom w:type="dxa" w:w="40"/>
+              <w:right w:type="dxa" w:w="90"/>
+            </w:tcMar>
+          </w:tcPr>
+          <w:p>
+            <w:r>
+              <w:t xml:space="preserve">O</w:t>
+            </w:r>
+          </w:p>
+        </w:tc>
+        <w:tc>
+          <w:tcPr>
+            <w:tcW w:type="dxa" w:w="4170"/>
             <w:tcMar>
               <w:top w:type="dxa" w:w="40"/>
               <w:left w:type="dxa" w:w="90"/>
@@ -4757,7 +4757,7 @@
         </w:tc>
         <w:tc>
           <w:tcPr>
-            <w:tcW w:type="dxa" w:w="2340"/>
+            <w:tcW w:type="dxa" w:w="725"/>
             <w:tcMar>
               <w:top w:type="dxa" w:w="40"/>
               <w:left w:type="dxa" w:w="90"/>
@@ -4775,7 +4775,7 @@
       <w:tr>
         <w:tc>
           <w:tcPr>
-            <w:tcW w:type="dxa" w:w="2340"/>
+            <w:tcW w:type="dxa" w:w="4170"/>
             <w:tcMar>
               <w:top w:type="dxa" w:w="40"/>
               <w:left w:type="dxa" w:w="90"/>
@@ -4791,23 +4791,23 @@
         </w:tc>
         <w:tc>
           <w:tcPr>
-            <w:tcW w:type="dxa" w:w="2340"/>
-            <w:tcMar>
-              <w:top w:type="dxa" w:w="40"/>
-              <w:left w:type="dxa" w:w="90"/>
-              <w:bottom w:type="dxa" w:w="40"/>
-              <w:right w:type="dxa" w:w="90"/>
-            </w:tcMar>
-          </w:tcPr>
-          <w:p>
-            <w:r>
-              <w:t xml:space="preserve">O</w:t>
-            </w:r>
-          </w:p>
-        </w:tc>
-        <w:tc>
-          <w:tcPr>
-            <w:tcW w:type="dxa" w:w="2340"/>
+            <w:tcW w:type="dxa" w:w="907"/>
+            <w:tcMar>
+              <w:top w:type="dxa" w:w="40"/>
+              <w:left w:type="dxa" w:w="90"/>
+              <w:bottom w:type="dxa" w:w="40"/>
+              <w:right w:type="dxa" w:w="90"/>
+            </w:tcMar>
+          </w:tcPr>
+          <w:p>
+            <w:r>
+              <w:t xml:space="preserve">O</w:t>
+            </w:r>
+          </w:p>
+        </w:tc>
+        <w:tc>
+          <w:tcPr>
+            <w:tcW w:type="dxa" w:w="4170"/>
             <w:tcMar>
               <w:top w:type="dxa" w:w="40"/>
               <w:left w:type="dxa" w:w="90"/>
@@ -4823,7 +4823,7 @@
         </w:tc>
         <w:tc>
           <w:tcPr>
-            <w:tcW w:type="dxa" w:w="2340"/>
+            <w:tcW w:type="dxa" w:w="725"/>
             <w:tcMar>
               <w:top w:type="dxa" w:w="40"/>
               <w:left w:type="dxa" w:w="90"/>
@@ -4841,7 +4841,7 @@
       <w:tr>
         <w:tc>
           <w:tcPr>
-            <w:tcW w:type="dxa" w:w="2340"/>
+            <w:tcW w:type="dxa" w:w="4170"/>
             <w:tcMar>
               <w:top w:type="dxa" w:w="40"/>
               <w:left w:type="dxa" w:w="90"/>
@@ -4857,23 +4857,23 @@
         </w:tc>
         <w:tc>
           <w:tcPr>
-            <w:tcW w:type="dxa" w:w="2340"/>
-            <w:tcMar>
-              <w:top w:type="dxa" w:w="40"/>
-              <w:left w:type="dxa" w:w="90"/>
-              <w:bottom w:type="dxa" w:w="40"/>
-              <w:right w:type="dxa" w:w="90"/>
-            </w:tcMar>
-          </w:tcPr>
-          <w:p>
-            <w:r>
-              <w:t xml:space="preserve">O</w:t>
-            </w:r>
-          </w:p>
-        </w:tc>
-        <w:tc>
-          <w:tcPr>
-            <w:tcW w:type="dxa" w:w="2340"/>
+            <w:tcW w:type="dxa" w:w="907"/>
+            <w:tcMar>
+              <w:top w:type="dxa" w:w="40"/>
+              <w:left w:type="dxa" w:w="90"/>
+              <w:bottom w:type="dxa" w:w="40"/>
+              <w:right w:type="dxa" w:w="90"/>
+            </w:tcMar>
+          </w:tcPr>
+          <w:p>
+            <w:r>
+              <w:t xml:space="preserve">O</w:t>
+            </w:r>
+          </w:p>
+        </w:tc>
+        <w:tc>
+          <w:tcPr>
+            <w:tcW w:type="dxa" w:w="4170"/>
             <w:tcMar>
               <w:top w:type="dxa" w:w="40"/>
               <w:left w:type="dxa" w:w="90"/>
@@ -4889,7 +4889,7 @@
         </w:tc>
         <w:tc>
           <w:tcPr>
-            <w:tcW w:type="dxa" w:w="2340"/>
+            <w:tcW w:type="dxa" w:w="725"/>
             <w:tcMar>
               <w:top w:type="dxa" w:w="40"/>
               <w:left w:type="dxa" w:w="90"/>
@@ -4907,7 +4907,7 @@
       <w:tr>
         <w:tc>
           <w:tcPr>
-            <w:tcW w:type="dxa" w:w="2340"/>
+            <w:tcW w:type="dxa" w:w="4170"/>
             <w:tcMar>
               <w:top w:type="dxa" w:w="40"/>
               <w:left w:type="dxa" w:w="90"/>
@@ -4923,23 +4923,23 @@
         </w:tc>
         <w:tc>
           <w:tcPr>
-            <w:tcW w:type="dxa" w:w="2340"/>
-            <w:tcMar>
-              <w:top w:type="dxa" w:w="40"/>
-              <w:left w:type="dxa" w:w="90"/>
-              <w:bottom w:type="dxa" w:w="40"/>
-              <w:right w:type="dxa" w:w="90"/>
-            </w:tcMar>
-          </w:tcPr>
-          <w:p>
-            <w:r>
-              <w:t xml:space="preserve">O</w:t>
-            </w:r>
-          </w:p>
-        </w:tc>
-        <w:tc>
-          <w:tcPr>
-            <w:tcW w:type="dxa" w:w="2340"/>
+            <w:tcW w:type="dxa" w:w="907"/>
+            <w:tcMar>
+              <w:top w:type="dxa" w:w="40"/>
+              <w:left w:type="dxa" w:w="90"/>
+              <w:bottom w:type="dxa" w:w="40"/>
+              <w:right w:type="dxa" w:w="90"/>
+            </w:tcMar>
+          </w:tcPr>
+          <w:p>
+            <w:r>
+              <w:t xml:space="preserve">O</w:t>
+            </w:r>
+          </w:p>
+        </w:tc>
+        <w:tc>
+          <w:tcPr>
+            <w:tcW w:type="dxa" w:w="4170"/>
             <w:tcMar>
               <w:top w:type="dxa" w:w="40"/>
               <w:left w:type="dxa" w:w="90"/>
@@ -4955,7 +4955,7 @@
         </w:tc>
         <w:tc>
           <w:tcPr>
-            <w:tcW w:type="dxa" w:w="2340"/>
+            <w:tcW w:type="dxa" w:w="725"/>
             <w:tcMar>
               <w:top w:type="dxa" w:w="40"/>
               <w:left w:type="dxa" w:w="90"/>
@@ -4973,7 +4973,7 @@
       <w:tr>
         <w:tc>
           <w:tcPr>
-            <w:tcW w:type="dxa" w:w="2340"/>
+            <w:tcW w:type="dxa" w:w="4170"/>
             <w:tcMar>
               <w:top w:type="dxa" w:w="40"/>
               <w:left w:type="dxa" w:w="90"/>
@@ -4989,23 +4989,23 @@
         </w:tc>
         <w:tc>
           <w:tcPr>
-            <w:tcW w:type="dxa" w:w="2340"/>
-            <w:tcMar>
-              <w:top w:type="dxa" w:w="40"/>
-              <w:left w:type="dxa" w:w="90"/>
-              <w:bottom w:type="dxa" w:w="40"/>
-              <w:right w:type="dxa" w:w="90"/>
-            </w:tcMar>
-          </w:tcPr>
-          <w:p>
-            <w:r>
-              <w:t xml:space="preserve">O</w:t>
-            </w:r>
-          </w:p>
-        </w:tc>
-        <w:tc>
-          <w:tcPr>
-            <w:tcW w:type="dxa" w:w="2340"/>
+            <w:tcW w:type="dxa" w:w="907"/>
+            <w:tcMar>
+              <w:top w:type="dxa" w:w="40"/>
+              <w:left w:type="dxa" w:w="90"/>
+              <w:bottom w:type="dxa" w:w="40"/>
+              <w:right w:type="dxa" w:w="90"/>
+            </w:tcMar>
+          </w:tcPr>
+          <w:p>
+            <w:r>
+              <w:t xml:space="preserve">O</w:t>
+            </w:r>
+          </w:p>
+        </w:tc>
+        <w:tc>
+          <w:tcPr>
+            <w:tcW w:type="dxa" w:w="4170"/>
             <w:tcMar>
               <w:top w:type="dxa" w:w="40"/>
               <w:left w:type="dxa" w:w="90"/>
@@ -5021,7 +5021,7 @@
         </w:tc>
         <w:tc>
           <w:tcPr>
-            <w:tcW w:type="dxa" w:w="2340"/>
+            <w:tcW w:type="dxa" w:w="725"/>
             <w:tcMar>
               <w:top w:type="dxa" w:w="40"/>
               <w:left w:type="dxa" w:w="90"/>
@@ -5039,7 +5039,7 @@
       <w:tr>
         <w:tc>
           <w:tcPr>
-            <w:tcW w:type="dxa" w:w="2340"/>
+            <w:tcW w:type="dxa" w:w="4170"/>
             <w:tcMar>
               <w:top w:type="dxa" w:w="40"/>
               <w:left w:type="dxa" w:w="90"/>
@@ -5055,23 +5055,23 @@
         </w:tc>
         <w:tc>
           <w:tcPr>
-            <w:tcW w:type="dxa" w:w="2340"/>
-            <w:tcMar>
-              <w:top w:type="dxa" w:w="40"/>
-              <w:left w:type="dxa" w:w="90"/>
-              <w:bottom w:type="dxa" w:w="40"/>
-              <w:right w:type="dxa" w:w="90"/>
-            </w:tcMar>
-          </w:tcPr>
-          <w:p>
-            <w:r>
-              <w:t xml:space="preserve">O</w:t>
-            </w:r>
-          </w:p>
-        </w:tc>
-        <w:tc>
-          <w:tcPr>
-            <w:tcW w:type="dxa" w:w="2340"/>
+            <w:tcW w:type="dxa" w:w="907"/>
+            <w:tcMar>
+              <w:top w:type="dxa" w:w="40"/>
+              <w:left w:type="dxa" w:w="90"/>
+              <w:bottom w:type="dxa" w:w="40"/>
+              <w:right w:type="dxa" w:w="90"/>
+            </w:tcMar>
+          </w:tcPr>
+          <w:p>
+            <w:r>
+              <w:t xml:space="preserve">O</w:t>
+            </w:r>
+          </w:p>
+        </w:tc>
+        <w:tc>
+          <w:tcPr>
+            <w:tcW w:type="dxa" w:w="4170"/>
             <w:tcMar>
               <w:top w:type="dxa" w:w="40"/>
               <w:left w:type="dxa" w:w="90"/>
@@ -5087,7 +5087,7 @@
         </w:tc>
         <w:tc>
           <w:tcPr>
-            <w:tcW w:type="dxa" w:w="2340"/>
+            <w:tcW w:type="dxa" w:w="725"/>
             <w:tcMar>
               <w:top w:type="dxa" w:w="40"/>
               <w:left w:type="dxa" w:w="90"/>
@@ -5105,7 +5105,7 @@
       <w:tr>
         <w:tc>
           <w:tcPr>
-            <w:tcW w:type="dxa" w:w="2340"/>
+            <w:tcW w:type="dxa" w:w="4170"/>
             <w:tcMar>
               <w:top w:type="dxa" w:w="40"/>
               <w:left w:type="dxa" w:w="90"/>
@@ -5121,23 +5121,23 @@
         </w:tc>
         <w:tc>
           <w:tcPr>
-            <w:tcW w:type="dxa" w:w="2340"/>
-            <w:tcMar>
-              <w:top w:type="dxa" w:w="40"/>
-              <w:left w:type="dxa" w:w="90"/>
-              <w:bottom w:type="dxa" w:w="40"/>
-              <w:right w:type="dxa" w:w="90"/>
-            </w:tcMar>
-          </w:tcPr>
-          <w:p>
-            <w:r>
-              <w:t xml:space="preserve">O</w:t>
-            </w:r>
-          </w:p>
-        </w:tc>
-        <w:tc>
-          <w:tcPr>
-            <w:tcW w:type="dxa" w:w="2340"/>
+            <w:tcW w:type="dxa" w:w="907"/>
+            <w:tcMar>
+              <w:top w:type="dxa" w:w="40"/>
+              <w:left w:type="dxa" w:w="90"/>
+              <w:bottom w:type="dxa" w:w="40"/>
+              <w:right w:type="dxa" w:w="90"/>
+            </w:tcMar>
+          </w:tcPr>
+          <w:p>
+            <w:r>
+              <w:t xml:space="preserve">O</w:t>
+            </w:r>
+          </w:p>
+        </w:tc>
+        <w:tc>
+          <w:tcPr>
+            <w:tcW w:type="dxa" w:w="4170"/>
             <w:tcMar>
               <w:top w:type="dxa" w:w="40"/>
               <w:left w:type="dxa" w:w="90"/>
@@ -5153,7 +5153,7 @@
         </w:tc>
         <w:tc>
           <w:tcPr>
-            <w:tcW w:type="dxa" w:w="2340"/>
+            <w:tcW w:type="dxa" w:w="725"/>
             <w:tcMar>
               <w:top w:type="dxa" w:w="40"/>
               <w:left w:type="dxa" w:w="90"/>
@@ -5171,7 +5171,7 @@
       <w:tr>
         <w:tc>
           <w:tcPr>
-            <w:tcW w:type="dxa" w:w="2340"/>
+            <w:tcW w:type="dxa" w:w="4170"/>
             <w:tcMar>
               <w:top w:type="dxa" w:w="40"/>
               <w:left w:type="dxa" w:w="90"/>
@@ -5187,23 +5187,23 @@
         </w:tc>
         <w:tc>
           <w:tcPr>
-            <w:tcW w:type="dxa" w:w="2340"/>
-            <w:tcMar>
-              <w:top w:type="dxa" w:w="40"/>
-              <w:left w:type="dxa" w:w="90"/>
-              <w:bottom w:type="dxa" w:w="40"/>
-              <w:right w:type="dxa" w:w="90"/>
-            </w:tcMar>
-          </w:tcPr>
-          <w:p>
-            <w:r>
-              <w:t xml:space="preserve">O</w:t>
-            </w:r>
-          </w:p>
-        </w:tc>
-        <w:tc>
-          <w:tcPr>
-            <w:tcW w:type="dxa" w:w="2340"/>
+            <w:tcW w:type="dxa" w:w="907"/>
+            <w:tcMar>
+              <w:top w:type="dxa" w:w="40"/>
+              <w:left w:type="dxa" w:w="90"/>
+              <w:bottom w:type="dxa" w:w="40"/>
+              <w:right w:type="dxa" w:w="90"/>
+            </w:tcMar>
+          </w:tcPr>
+          <w:p>
+            <w:r>
+              <w:t xml:space="preserve">O</w:t>
+            </w:r>
+          </w:p>
+        </w:tc>
+        <w:tc>
+          <w:tcPr>
+            <w:tcW w:type="dxa" w:w="4170"/>
             <w:tcMar>
               <w:top w:type="dxa" w:w="40"/>
               <w:left w:type="dxa" w:w="90"/>
@@ -5219,7 +5219,7 @@
         </w:tc>
         <w:tc>
           <w:tcPr>
-            <w:tcW w:type="dxa" w:w="2340"/>
+            <w:tcW w:type="dxa" w:w="725"/>
             <w:tcMar>
               <w:top w:type="dxa" w:w="40"/>
               <w:left w:type="dxa" w:w="90"/>
@@ -5237,7 +5237,7 @@
       <w:tr>
         <w:tc>
           <w:tcPr>
-            <w:tcW w:type="dxa" w:w="2340"/>
+            <w:tcW w:type="dxa" w:w="4170"/>
             <w:tcMar>
               <w:top w:type="dxa" w:w="40"/>
               <w:left w:type="dxa" w:w="90"/>
@@ -5253,23 +5253,23 @@
         </w:tc>
         <w:tc>
           <w:tcPr>
-            <w:tcW w:type="dxa" w:w="2340"/>
-            <w:tcMar>
-              <w:top w:type="dxa" w:w="40"/>
-              <w:left w:type="dxa" w:w="90"/>
-              <w:bottom w:type="dxa" w:w="40"/>
-              <w:right w:type="dxa" w:w="90"/>
-            </w:tcMar>
-          </w:tcPr>
-          <w:p>
-            <w:r>
-              <w:t xml:space="preserve">O</w:t>
-            </w:r>
-          </w:p>
-        </w:tc>
-        <w:tc>
-          <w:tcPr>
-            <w:tcW w:type="dxa" w:w="2340"/>
+            <w:tcW w:type="dxa" w:w="907"/>
+            <w:tcMar>
+              <w:top w:type="dxa" w:w="40"/>
+              <w:left w:type="dxa" w:w="90"/>
+              <w:bottom w:type="dxa" w:w="40"/>
+              <w:right w:type="dxa" w:w="90"/>
+            </w:tcMar>
+          </w:tcPr>
+          <w:p>
+            <w:r>
+              <w:t xml:space="preserve">O</w:t>
+            </w:r>
+          </w:p>
+        </w:tc>
+        <w:tc>
+          <w:tcPr>
+            <w:tcW w:type="dxa" w:w="4170"/>
             <w:tcMar>
               <w:top w:type="dxa" w:w="40"/>
               <w:left w:type="dxa" w:w="90"/>
@@ -5285,7 +5285,7 @@
         </w:tc>
         <w:tc>
           <w:tcPr>
-            <w:tcW w:type="dxa" w:w="2340"/>
+            <w:tcW w:type="dxa" w:w="725"/>
             <w:tcMar>
               <w:top w:type="dxa" w:w="40"/>
               <w:left w:type="dxa" w:w="90"/>
@@ -5303,7 +5303,7 @@
       <w:tr>
         <w:tc>
           <w:tcPr>
-            <w:tcW w:type="dxa" w:w="2340"/>
+            <w:tcW w:type="dxa" w:w="4170"/>
             <w:tcMar>
               <w:top w:type="dxa" w:w="40"/>
               <w:left w:type="dxa" w:w="90"/>
@@ -5319,23 +5319,23 @@
         </w:tc>
         <w:tc>
           <w:tcPr>
-            <w:tcW w:type="dxa" w:w="2340"/>
-            <w:tcMar>
-              <w:top w:type="dxa" w:w="40"/>
-              <w:left w:type="dxa" w:w="90"/>
-              <w:bottom w:type="dxa" w:w="40"/>
-              <w:right w:type="dxa" w:w="90"/>
-            </w:tcMar>
-          </w:tcPr>
-          <w:p>
-            <w:r>
-              <w:t xml:space="preserve">O</w:t>
-            </w:r>
-          </w:p>
-        </w:tc>
-        <w:tc>
-          <w:tcPr>
-            <w:tcW w:type="dxa" w:w="2340"/>
+            <w:tcW w:type="dxa" w:w="907"/>
+            <w:tcMar>
+              <w:top w:type="dxa" w:w="40"/>
+              <w:left w:type="dxa" w:w="90"/>
+              <w:bottom w:type="dxa" w:w="40"/>
+              <w:right w:type="dxa" w:w="90"/>
+            </w:tcMar>
+          </w:tcPr>
+          <w:p>
+            <w:r>
+              <w:t xml:space="preserve">O</w:t>
+            </w:r>
+          </w:p>
+        </w:tc>
+        <w:tc>
+          <w:tcPr>
+            <w:tcW w:type="dxa" w:w="4170"/>
             <w:tcMar>
               <w:top w:type="dxa" w:w="40"/>
               <w:left w:type="dxa" w:w="90"/>
@@ -5351,7 +5351,7 @@
         </w:tc>
         <w:tc>
           <w:tcPr>
-            <w:tcW w:type="dxa" w:w="2340"/>
+            <w:tcW w:type="dxa" w:w="725"/>
             <w:tcMar>
               <w:top w:type="dxa" w:w="40"/>
               <w:left w:type="dxa" w:w="90"/>
@@ -5369,7 +5369,7 @@
       <w:tr>
         <w:tc>
           <w:tcPr>
-            <w:tcW w:type="dxa" w:w="2340"/>
+            <w:tcW w:type="dxa" w:w="4170"/>
             <w:tcMar>
               <w:top w:type="dxa" w:w="40"/>
               <w:left w:type="dxa" w:w="90"/>
@@ -5385,23 +5385,23 @@
         </w:tc>
         <w:tc>
           <w:tcPr>
-            <w:tcW w:type="dxa" w:w="2340"/>
-            <w:tcMar>
-              <w:top w:type="dxa" w:w="40"/>
-              <w:left w:type="dxa" w:w="90"/>
-              <w:bottom w:type="dxa" w:w="40"/>
-              <w:right w:type="dxa" w:w="90"/>
-            </w:tcMar>
-          </w:tcPr>
-          <w:p>
-            <w:r>
-              <w:t xml:space="preserve">O</w:t>
-            </w:r>
-          </w:p>
-        </w:tc>
-        <w:tc>
-          <w:tcPr>
-            <w:tcW w:type="dxa" w:w="2340"/>
+            <w:tcW w:type="dxa" w:w="907"/>
+            <w:tcMar>
+              <w:top w:type="dxa" w:w="40"/>
+              <w:left w:type="dxa" w:w="90"/>
+              <w:bottom w:type="dxa" w:w="40"/>
+              <w:right w:type="dxa" w:w="90"/>
+            </w:tcMar>
+          </w:tcPr>
+          <w:p>
+            <w:r>
+              <w:t xml:space="preserve">O</w:t>
+            </w:r>
+          </w:p>
+        </w:tc>
+        <w:tc>
+          <w:tcPr>
+            <w:tcW w:type="dxa" w:w="4170"/>
             <w:tcMar>
               <w:top w:type="dxa" w:w="40"/>
               <w:left w:type="dxa" w:w="90"/>
@@ -5417,7 +5417,7 @@
         </w:tc>
         <w:tc>
           <w:tcPr>
-            <w:tcW w:type="dxa" w:w="2340"/>
+            <w:tcW w:type="dxa" w:w="725"/>
             <w:tcMar>
               <w:top w:type="dxa" w:w="40"/>
               <w:left w:type="dxa" w:w="90"/>
@@ -5435,7 +5435,7 @@
       <w:tr>
         <w:tc>
           <w:tcPr>
-            <w:tcW w:type="dxa" w:w="2340"/>
+            <w:tcW w:type="dxa" w:w="4170"/>
             <w:tcMar>
               <w:top w:type="dxa" w:w="40"/>
               <w:left w:type="dxa" w:w="90"/>
@@ -5451,23 +5451,23 @@
         </w:tc>
         <w:tc>
           <w:tcPr>
-            <w:tcW w:type="dxa" w:w="2340"/>
-            <w:tcMar>
-              <w:top w:type="dxa" w:w="40"/>
-              <w:left w:type="dxa" w:w="90"/>
-              <w:bottom w:type="dxa" w:w="40"/>
-              <w:right w:type="dxa" w:w="90"/>
-            </w:tcMar>
-          </w:tcPr>
-          <w:p>
-            <w:r>
-              <w:t xml:space="preserve">O</w:t>
-            </w:r>
-          </w:p>
-        </w:tc>
-        <w:tc>
-          <w:tcPr>
-            <w:tcW w:type="dxa" w:w="2340"/>
+            <w:tcW w:type="dxa" w:w="907"/>
+            <w:tcMar>
+              <w:top w:type="dxa" w:w="40"/>
+              <w:left w:type="dxa" w:w="90"/>
+              <w:bottom w:type="dxa" w:w="40"/>
+              <w:right w:type="dxa" w:w="90"/>
+            </w:tcMar>
+          </w:tcPr>
+          <w:p>
+            <w:r>
+              <w:t xml:space="preserve">O</w:t>
+            </w:r>
+          </w:p>
+        </w:tc>
+        <w:tc>
+          <w:tcPr>
+            <w:tcW w:type="dxa" w:w="4170"/>
             <w:tcMar>
               <w:top w:type="dxa" w:w="40"/>
               <w:left w:type="dxa" w:w="90"/>
@@ -5483,7 +5483,7 @@
         </w:tc>
         <w:tc>
           <w:tcPr>
-            <w:tcW w:type="dxa" w:w="2340"/>
+            <w:tcW w:type="dxa" w:w="725"/>
             <w:tcMar>
               <w:top w:type="dxa" w:w="40"/>
               <w:left w:type="dxa" w:w="90"/>
@@ -5501,7 +5501,7 @@
       <w:tr>
         <w:tc>
           <w:tcPr>
-            <w:tcW w:type="dxa" w:w="2340"/>
+            <w:tcW w:type="dxa" w:w="4170"/>
             <w:tcMar>
               <w:top w:type="dxa" w:w="40"/>
               <w:left w:type="dxa" w:w="90"/>
@@ -5517,23 +5517,23 @@
         </w:tc>
         <w:tc>
           <w:tcPr>
-            <w:tcW w:type="dxa" w:w="2340"/>
-            <w:tcMar>
-              <w:top w:type="dxa" w:w="40"/>
-              <w:left w:type="dxa" w:w="90"/>
-              <w:bottom w:type="dxa" w:w="40"/>
-              <w:right w:type="dxa" w:w="90"/>
-            </w:tcMar>
-          </w:tcPr>
-          <w:p>
-            <w:r>
-              <w:t xml:space="preserve">O</w:t>
-            </w:r>
-          </w:p>
-        </w:tc>
-        <w:tc>
-          <w:tcPr>
-            <w:tcW w:type="dxa" w:w="2340"/>
+            <w:tcW w:type="dxa" w:w="907"/>
+            <w:tcMar>
+              <w:top w:type="dxa" w:w="40"/>
+              <w:left w:type="dxa" w:w="90"/>
+              <w:bottom w:type="dxa" w:w="40"/>
+              <w:right w:type="dxa" w:w="90"/>
+            </w:tcMar>
+          </w:tcPr>
+          <w:p>
+            <w:r>
+              <w:t xml:space="preserve">O</w:t>
+            </w:r>
+          </w:p>
+        </w:tc>
+        <w:tc>
+          <w:tcPr>
+            <w:tcW w:type="dxa" w:w="4170"/>
             <w:tcMar>
               <w:top w:type="dxa" w:w="40"/>
               <w:left w:type="dxa" w:w="90"/>
@@ -5549,7 +5549,7 @@
         </w:tc>
         <w:tc>
           <w:tcPr>
-            <w:tcW w:type="dxa" w:w="2340"/>
+            <w:tcW w:type="dxa" w:w="725"/>
             <w:tcMar>
               <w:top w:type="dxa" w:w="40"/>
               <w:left w:type="dxa" w:w="90"/>
@@ -5567,7 +5567,7 @@
       <w:tr>
         <w:tc>
           <w:tcPr>
-            <w:tcW w:type="dxa" w:w="2340"/>
+            <w:tcW w:type="dxa" w:w="4170"/>
             <w:tcMar>
               <w:top w:type="dxa" w:w="40"/>
               <w:left w:type="dxa" w:w="90"/>
@@ -5583,23 +5583,23 @@
         </w:tc>
         <w:tc>
           <w:tcPr>
-            <w:tcW w:type="dxa" w:w="2340"/>
-            <w:tcMar>
-              <w:top w:type="dxa" w:w="40"/>
-              <w:left w:type="dxa" w:w="90"/>
-              <w:bottom w:type="dxa" w:w="40"/>
-              <w:right w:type="dxa" w:w="90"/>
-            </w:tcMar>
-          </w:tcPr>
-          <w:p>
-            <w:r>
-              <w:t xml:space="preserve">O</w:t>
-            </w:r>
-          </w:p>
-        </w:tc>
-        <w:tc>
-          <w:tcPr>
-            <w:tcW w:type="dxa" w:w="2340"/>
+            <w:tcW w:type="dxa" w:w="907"/>
+            <w:tcMar>
+              <w:top w:type="dxa" w:w="40"/>
+              <w:left w:type="dxa" w:w="90"/>
+              <w:bottom w:type="dxa" w:w="40"/>
+              <w:right w:type="dxa" w:w="90"/>
+            </w:tcMar>
+          </w:tcPr>
+          <w:p>
+            <w:r>
+              <w:t xml:space="preserve">O</w:t>
+            </w:r>
+          </w:p>
+        </w:tc>
+        <w:tc>
+          <w:tcPr>
+            <w:tcW w:type="dxa" w:w="4170"/>
             <w:tcMar>
               <w:top w:type="dxa" w:w="40"/>
               <w:left w:type="dxa" w:w="90"/>
@@ -5615,7 +5615,7 @@
         </w:tc>
         <w:tc>
           <w:tcPr>
-            <w:tcW w:type="dxa" w:w="2340"/>
+            <w:tcW w:type="dxa" w:w="725"/>
             <w:tcMar>
               <w:top w:type="dxa" w:w="40"/>
               <w:left w:type="dxa" w:w="90"/>
@@ -5633,7 +5633,7 @@
       <w:tr>
         <w:tc>
           <w:tcPr>
-            <w:tcW w:type="dxa" w:w="2340"/>
+            <w:tcW w:type="dxa" w:w="4170"/>
             <w:tcMar>
               <w:top w:type="dxa" w:w="40"/>
               <w:left w:type="dxa" w:w="90"/>
@@ -5649,23 +5649,23 @@
         </w:tc>
         <w:tc>
           <w:tcPr>
-            <w:tcW w:type="dxa" w:w="2340"/>
-            <w:tcMar>
-              <w:top w:type="dxa" w:w="40"/>
-              <w:left w:type="dxa" w:w="90"/>
-              <w:bottom w:type="dxa" w:w="40"/>
-              <w:right w:type="dxa" w:w="90"/>
-            </w:tcMar>
-          </w:tcPr>
-          <w:p>
-            <w:r>
-              <w:t xml:space="preserve">O</w:t>
-            </w:r>
-          </w:p>
-        </w:tc>
-        <w:tc>
-          <w:tcPr>
-            <w:tcW w:type="dxa" w:w="2340"/>
+            <w:tcW w:type="dxa" w:w="907"/>
+            <w:tcMar>
+              <w:top w:type="dxa" w:w="40"/>
+              <w:left w:type="dxa" w:w="90"/>
+              <w:bottom w:type="dxa" w:w="40"/>
+              <w:right w:type="dxa" w:w="90"/>
+            </w:tcMar>
+          </w:tcPr>
+          <w:p>
+            <w:r>
+              <w:t xml:space="preserve">O</w:t>
+            </w:r>
+          </w:p>
+        </w:tc>
+        <w:tc>
+          <w:tcPr>
+            <w:tcW w:type="dxa" w:w="4170"/>
             <w:tcMar>
               <w:top w:type="dxa" w:w="40"/>
               <w:left w:type="dxa" w:w="90"/>
@@ -5681,7 +5681,7 @@
         </w:tc>
         <w:tc>
           <w:tcPr>
-            <w:tcW w:type="dxa" w:w="2340"/>
+            <w:tcW w:type="dxa" w:w="725"/>
             <w:tcMar>
               <w:top w:type="dxa" w:w="40"/>
               <w:left w:type="dxa" w:w="90"/>
@@ -5699,7 +5699,7 @@
       <w:tr>
         <w:tc>
           <w:tcPr>
-            <w:tcW w:type="dxa" w:w="2340"/>
+            <w:tcW w:type="dxa" w:w="4170"/>
             <w:tcMar>
               <w:top w:type="dxa" w:w="40"/>
               <w:left w:type="dxa" w:w="90"/>
@@ -5715,23 +5715,23 @@
         </w:tc>
         <w:tc>
           <w:tcPr>
-            <w:tcW w:type="dxa" w:w="2340"/>
-            <w:tcMar>
-              <w:top w:type="dxa" w:w="40"/>
-              <w:left w:type="dxa" w:w="90"/>
-              <w:bottom w:type="dxa" w:w="40"/>
-              <w:right w:type="dxa" w:w="90"/>
-            </w:tcMar>
-          </w:tcPr>
-          <w:p>
-            <w:r>
-              <w:t xml:space="preserve">O</w:t>
-            </w:r>
-          </w:p>
-        </w:tc>
-        <w:tc>
-          <w:tcPr>
-            <w:tcW w:type="dxa" w:w="2340"/>
+            <w:tcW w:type="dxa" w:w="907"/>
+            <w:tcMar>
+              <w:top w:type="dxa" w:w="40"/>
+              <w:left w:type="dxa" w:w="90"/>
+              <w:bottom w:type="dxa" w:w="40"/>
+              <w:right w:type="dxa" w:w="90"/>
+            </w:tcMar>
+          </w:tcPr>
+          <w:p>
+            <w:r>
+              <w:t xml:space="preserve">O</w:t>
+            </w:r>
+          </w:p>
+        </w:tc>
+        <w:tc>
+          <w:tcPr>
+            <w:tcW w:type="dxa" w:w="4170"/>
             <w:tcMar>
               <w:top w:type="dxa" w:w="40"/>
               <w:left w:type="dxa" w:w="90"/>
@@ -5747,7 +5747,7 @@
         </w:tc>
         <w:tc>
           <w:tcPr>
-            <w:tcW w:type="dxa" w:w="2340"/>
+            <w:tcW w:type="dxa" w:w="725"/>
             <w:tcMar>
               <w:top w:type="dxa" w:w="40"/>
               <w:left w:type="dxa" w:w="90"/>
@@ -5765,7 +5765,7 @@
       <w:tr>
         <w:tc>
           <w:tcPr>
-            <w:tcW w:type="dxa" w:w="2340"/>
+            <w:tcW w:type="dxa" w:w="4170"/>
             <w:tcMar>
               <w:top w:type="dxa" w:w="40"/>
               <w:left w:type="dxa" w:w="90"/>
@@ -5781,23 +5781,23 @@
         </w:tc>
         <w:tc>
           <w:tcPr>
-            <w:tcW w:type="dxa" w:w="2340"/>
-            <w:tcMar>
-              <w:top w:type="dxa" w:w="40"/>
-              <w:left w:type="dxa" w:w="90"/>
-              <w:bottom w:type="dxa" w:w="40"/>
-              <w:right w:type="dxa" w:w="90"/>
-            </w:tcMar>
-          </w:tcPr>
-          <w:p>
-            <w:r>
-              <w:t xml:space="preserve">O</w:t>
-            </w:r>
-          </w:p>
-        </w:tc>
-        <w:tc>
-          <w:tcPr>
-            <w:tcW w:type="dxa" w:w="2340"/>
+            <w:tcW w:type="dxa" w:w="907"/>
+            <w:tcMar>
+              <w:top w:type="dxa" w:w="40"/>
+              <w:left w:type="dxa" w:w="90"/>
+              <w:bottom w:type="dxa" w:w="40"/>
+              <w:right w:type="dxa" w:w="90"/>
+            </w:tcMar>
+          </w:tcPr>
+          <w:p>
+            <w:r>
+              <w:t xml:space="preserve">O</w:t>
+            </w:r>
+          </w:p>
+        </w:tc>
+        <w:tc>
+          <w:tcPr>
+            <w:tcW w:type="dxa" w:w="4170"/>
             <w:tcMar>
               <w:top w:type="dxa" w:w="40"/>
               <w:left w:type="dxa" w:w="90"/>
@@ -5813,7 +5813,7 @@
         </w:tc>
         <w:tc>
           <w:tcPr>
-            <w:tcW w:type="dxa" w:w="2340"/>
+            <w:tcW w:type="dxa" w:w="725"/>
             <w:tcMar>
               <w:top w:type="dxa" w:w="40"/>
               <w:left w:type="dxa" w:w="90"/>
@@ -5831,7 +5831,7 @@
       <w:tr>
         <w:tc>
           <w:tcPr>
-            <w:tcW w:type="dxa" w:w="2340"/>
+            <w:tcW w:type="dxa" w:w="4170"/>
             <w:tcMar>
               <w:top w:type="dxa" w:w="40"/>
               <w:left w:type="dxa" w:w="90"/>
@@ -5847,23 +5847,23 @@
         </w:tc>
         <w:tc>
           <w:tcPr>
-            <w:tcW w:type="dxa" w:w="2340"/>
-            <w:tcMar>
-              <w:top w:type="dxa" w:w="40"/>
-              <w:left w:type="dxa" w:w="90"/>
-              <w:bottom w:type="dxa" w:w="40"/>
-              <w:right w:type="dxa" w:w="90"/>
-            </w:tcMar>
-          </w:tcPr>
-          <w:p>
-            <w:r>
-              <w:t xml:space="preserve">O</w:t>
-            </w:r>
-          </w:p>
-        </w:tc>
-        <w:tc>
-          <w:tcPr>
-            <w:tcW w:type="dxa" w:w="2340"/>
+            <w:tcW w:type="dxa" w:w="907"/>
+            <w:tcMar>
+              <w:top w:type="dxa" w:w="40"/>
+              <w:left w:type="dxa" w:w="90"/>
+              <w:bottom w:type="dxa" w:w="40"/>
+              <w:right w:type="dxa" w:w="90"/>
+            </w:tcMar>
+          </w:tcPr>
+          <w:p>
+            <w:r>
+              <w:t xml:space="preserve">O</w:t>
+            </w:r>
+          </w:p>
+        </w:tc>
+        <w:tc>
+          <w:tcPr>
+            <w:tcW w:type="dxa" w:w="4170"/>
             <w:tcMar>
               <w:top w:type="dxa" w:w="40"/>
               <w:left w:type="dxa" w:w="90"/>
@@ -5879,7 +5879,7 @@
         </w:tc>
         <w:tc>
           <w:tcPr>
-            <w:tcW w:type="dxa" w:w="2340"/>
+            <w:tcW w:type="dxa" w:w="725"/>
             <w:tcMar>
               <w:top w:type="dxa" w:w="40"/>
               <w:left w:type="dxa" w:w="90"/>
@@ -5897,7 +5897,7 @@
       <w:tr>
         <w:tc>
           <w:tcPr>
-            <w:tcW w:type="dxa" w:w="2340"/>
+            <w:tcW w:type="dxa" w:w="4170"/>
             <w:tcMar>
               <w:top w:type="dxa" w:w="40"/>
               <w:left w:type="dxa" w:w="90"/>
@@ -5913,23 +5913,23 @@
         </w:tc>
         <w:tc>
           <w:tcPr>
-            <w:tcW w:type="dxa" w:w="2340"/>
-            <w:tcMar>
-              <w:top w:type="dxa" w:w="40"/>
-              <w:left w:type="dxa" w:w="90"/>
-              <w:bottom w:type="dxa" w:w="40"/>
-              <w:right w:type="dxa" w:w="90"/>
-            </w:tcMar>
-          </w:tcPr>
-          <w:p>
-            <w:r>
-              <w:t xml:space="preserve">O</w:t>
-            </w:r>
-          </w:p>
-        </w:tc>
-        <w:tc>
-          <w:tcPr>
-            <w:tcW w:type="dxa" w:w="2340"/>
+            <w:tcW w:type="dxa" w:w="907"/>
+            <w:tcMar>
+              <w:top w:type="dxa" w:w="40"/>
+              <w:left w:type="dxa" w:w="90"/>
+              <w:bottom w:type="dxa" w:w="40"/>
+              <w:right w:type="dxa" w:w="90"/>
+            </w:tcMar>
+          </w:tcPr>
+          <w:p>
+            <w:r>
+              <w:t xml:space="preserve">O</w:t>
+            </w:r>
+          </w:p>
+        </w:tc>
+        <w:tc>
+          <w:tcPr>
+            <w:tcW w:type="dxa" w:w="4170"/>
             <w:tcMar>
               <w:top w:type="dxa" w:w="40"/>
               <w:left w:type="dxa" w:w="90"/>
@@ -5945,7 +5945,7 @@
         </w:tc>
         <w:tc>
           <w:tcPr>
-            <w:tcW w:type="dxa" w:w="2340"/>
+            <w:tcW w:type="dxa" w:w="725"/>
             <w:tcMar>
               <w:top w:type="dxa" w:w="40"/>
               <w:left w:type="dxa" w:w="90"/>
@@ -5963,7 +5963,7 @@
       <w:tr>
         <w:tc>
           <w:tcPr>
-            <w:tcW w:type="dxa" w:w="2340"/>
+            <w:tcW w:type="dxa" w:w="4170"/>
             <w:tcMar>
               <w:top w:type="dxa" w:w="40"/>
               <w:left w:type="dxa" w:w="90"/>
@@ -5979,7 +5979,7 @@
         </w:tc>
         <w:tc>
           <w:tcPr>
-            <w:tcW w:type="dxa" w:w="2340"/>
+            <w:tcW w:type="dxa" w:w="907"/>
             <w:tcMar>
               <w:top w:type="dxa" w:w="40"/>
               <w:left w:type="dxa" w:w="90"/>
@@ -5995,7 +5995,7 @@
         </w:tc>
         <w:tc>
           <w:tcPr>
-            <w:tcW w:type="dxa" w:w="2340"/>
+            <w:tcW w:type="dxa" w:w="4170"/>
             <w:tcMar>
               <w:top w:type="dxa" w:w="40"/>
               <w:left w:type="dxa" w:w="90"/>
@@ -6011,7 +6011,7 @@
         </w:tc>
         <w:tc>
           <w:tcPr>
-            <w:tcW w:type="dxa" w:w="2340"/>
+            <w:tcW w:type="dxa" w:w="725"/>
             <w:tcMar>
               <w:top w:type="dxa" w:w="40"/>
               <w:left w:type="dxa" w:w="90"/>
@@ -6029,7 +6029,7 @@
       <w:tr>
         <w:tc>
           <w:tcPr>
-            <w:tcW w:type="dxa" w:w="2340"/>
+            <w:tcW w:type="dxa" w:w="4170"/>
             <w:tcMar>
               <w:top w:type="dxa" w:w="40"/>
               <w:left w:type="dxa" w:w="90"/>
@@ -6045,7 +6045,7 @@
         </w:tc>
         <w:tc>
           <w:tcPr>
-            <w:tcW w:type="dxa" w:w="2340"/>
+            <w:tcW w:type="dxa" w:w="907"/>
             <w:tcMar>
               <w:top w:type="dxa" w:w="40"/>
               <w:left w:type="dxa" w:w="90"/>
@@ -6061,7 +6061,7 @@
         </w:tc>
         <w:tc>
           <w:tcPr>
-            <w:tcW w:type="dxa" w:w="2340"/>
+            <w:tcW w:type="dxa" w:w="4170"/>
             <w:tcMar>
               <w:top w:type="dxa" w:w="40"/>
               <w:left w:type="dxa" w:w="90"/>
@@ -6077,7 +6077,7 @@
         </w:tc>
         <w:tc>
           <w:tcPr>
-            <w:tcW w:type="dxa" w:w="2340"/>
+            <w:tcW w:type="dxa" w:w="725"/>
             <w:tcMar>
               <w:top w:type="dxa" w:w="40"/>
               <w:left w:type="dxa" w:w="90"/>
@@ -6095,7 +6095,7 @@
       <w:tr>
         <w:tc>
           <w:tcPr>
-            <w:tcW w:type="dxa" w:w="2340"/>
+            <w:tcW w:type="dxa" w:w="4170"/>
             <w:tcMar>
               <w:top w:type="dxa" w:w="40"/>
               <w:left w:type="dxa" w:w="90"/>
@@ -6111,23 +6111,23 @@
         </w:tc>
         <w:tc>
           <w:tcPr>
-            <w:tcW w:type="dxa" w:w="2340"/>
-            <w:tcMar>
-              <w:top w:type="dxa" w:w="40"/>
-              <w:left w:type="dxa" w:w="90"/>
-              <w:bottom w:type="dxa" w:w="40"/>
-              <w:right w:type="dxa" w:w="90"/>
-            </w:tcMar>
-          </w:tcPr>
-          <w:p>
-            <w:r>
-              <w:t xml:space="preserve">O</w:t>
-            </w:r>
-          </w:p>
-        </w:tc>
-        <w:tc>
-          <w:tcPr>
-            <w:tcW w:type="dxa" w:w="2340"/>
+            <w:tcW w:type="dxa" w:w="907"/>
+            <w:tcMar>
+              <w:top w:type="dxa" w:w="40"/>
+              <w:left w:type="dxa" w:w="90"/>
+              <w:bottom w:type="dxa" w:w="40"/>
+              <w:right w:type="dxa" w:w="90"/>
+            </w:tcMar>
+          </w:tcPr>
+          <w:p>
+            <w:r>
+              <w:t xml:space="preserve">O</w:t>
+            </w:r>
+          </w:p>
+        </w:tc>
+        <w:tc>
+          <w:tcPr>
+            <w:tcW w:type="dxa" w:w="4170"/>
             <w:tcMar>
               <w:top w:type="dxa" w:w="40"/>
               <w:left w:type="dxa" w:w="90"/>
@@ -6143,7 +6143,7 @@
         </w:tc>
         <w:tc>
           <w:tcPr>
-            <w:tcW w:type="dxa" w:w="2340"/>
+            <w:tcW w:type="dxa" w:w="725"/>
             <w:tcMar>
               <w:top w:type="dxa" w:w="40"/>
               <w:left w:type="dxa" w:w="90"/>
@@ -6161,7 +6161,7 @@
       <w:tr>
         <w:tc>
           <w:tcPr>
-            <w:tcW w:type="dxa" w:w="2340"/>
+            <w:tcW w:type="dxa" w:w="4170"/>
             <w:tcMar>
               <w:top w:type="dxa" w:w="40"/>
               <w:left w:type="dxa" w:w="90"/>
@@ -6177,23 +6177,23 @@
         </w:tc>
         <w:tc>
           <w:tcPr>
-            <w:tcW w:type="dxa" w:w="2340"/>
-            <w:tcMar>
-              <w:top w:type="dxa" w:w="40"/>
-              <w:left w:type="dxa" w:w="90"/>
-              <w:bottom w:type="dxa" w:w="40"/>
-              <w:right w:type="dxa" w:w="90"/>
-            </w:tcMar>
-          </w:tcPr>
-          <w:p>
-            <w:r>
-              <w:t xml:space="preserve">O</w:t>
-            </w:r>
-          </w:p>
-        </w:tc>
-        <w:tc>
-          <w:tcPr>
-            <w:tcW w:type="dxa" w:w="2340"/>
+            <w:tcW w:type="dxa" w:w="907"/>
+            <w:tcMar>
+              <w:top w:type="dxa" w:w="40"/>
+              <w:left w:type="dxa" w:w="90"/>
+              <w:bottom w:type="dxa" w:w="40"/>
+              <w:right w:type="dxa" w:w="90"/>
+            </w:tcMar>
+          </w:tcPr>
+          <w:p>
+            <w:r>
+              <w:t xml:space="preserve">O</w:t>
+            </w:r>
+          </w:p>
+        </w:tc>
+        <w:tc>
+          <w:tcPr>
+            <w:tcW w:type="dxa" w:w="4170"/>
             <w:tcMar>
               <w:top w:type="dxa" w:w="40"/>
               <w:left w:type="dxa" w:w="90"/>
@@ -6209,7 +6209,7 @@
         </w:tc>
         <w:tc>
           <w:tcPr>
-            <w:tcW w:type="dxa" w:w="2340"/>
+            <w:tcW w:type="dxa" w:w="725"/>
             <w:tcMar>
               <w:top w:type="dxa" w:w="40"/>
               <w:left w:type="dxa" w:w="90"/>
@@ -6227,7 +6227,7 @@
       <w:tr>
         <w:tc>
           <w:tcPr>
-            <w:tcW w:type="dxa" w:w="2340"/>
+            <w:tcW w:type="dxa" w:w="4170"/>
             <w:tcMar>
               <w:top w:type="dxa" w:w="40"/>
               <w:left w:type="dxa" w:w="90"/>
@@ -6243,23 +6243,23 @@
         </w:tc>
         <w:tc>
           <w:tcPr>
-            <w:tcW w:type="dxa" w:w="2340"/>
-            <w:tcMar>
-              <w:top w:type="dxa" w:w="40"/>
-              <w:left w:type="dxa" w:w="90"/>
-              <w:bottom w:type="dxa" w:w="40"/>
-              <w:right w:type="dxa" w:w="90"/>
-            </w:tcMar>
-          </w:tcPr>
-          <w:p>
-            <w:r>
-              <w:t xml:space="preserve">O</w:t>
-            </w:r>
-          </w:p>
-        </w:tc>
-        <w:tc>
-          <w:tcPr>
-            <w:tcW w:type="dxa" w:w="2340"/>
+            <w:tcW w:type="dxa" w:w="907"/>
+            <w:tcMar>
+              <w:top w:type="dxa" w:w="40"/>
+              <w:left w:type="dxa" w:w="90"/>
+              <w:bottom w:type="dxa" w:w="40"/>
+              <w:right w:type="dxa" w:w="90"/>
+            </w:tcMar>
+          </w:tcPr>
+          <w:p>
+            <w:r>
+              <w:t xml:space="preserve">O</w:t>
+            </w:r>
+          </w:p>
+        </w:tc>
+        <w:tc>
+          <w:tcPr>
+            <w:tcW w:type="dxa" w:w="4170"/>
             <w:tcMar>
               <w:top w:type="dxa" w:w="40"/>
               <w:left w:type="dxa" w:w="90"/>
@@ -6275,7 +6275,7 @@
         </w:tc>
         <w:tc>
           <w:tcPr>
-            <w:tcW w:type="dxa" w:w="2340"/>
+            <w:tcW w:type="dxa" w:w="725"/>
             <w:tcMar>
               <w:top w:type="dxa" w:w="40"/>
               <w:left w:type="dxa" w:w="90"/>
@@ -6293,7 +6293,7 @@
       <w:tr>
         <w:tc>
           <w:tcPr>
-            <w:tcW w:type="dxa" w:w="2340"/>
+            <w:tcW w:type="dxa" w:w="4170"/>
             <w:tcMar>
               <w:top w:type="dxa" w:w="40"/>
               <w:left w:type="dxa" w:w="90"/>
@@ -6309,23 +6309,23 @@
         </w:tc>
         <w:tc>
           <w:tcPr>
-            <w:tcW w:type="dxa" w:w="2340"/>
-            <w:tcMar>
-              <w:top w:type="dxa" w:w="40"/>
-              <w:left w:type="dxa" w:w="90"/>
-              <w:bottom w:type="dxa" w:w="40"/>
-              <w:right w:type="dxa" w:w="90"/>
-            </w:tcMar>
-          </w:tcPr>
-          <w:p>
-            <w:r>
-              <w:t xml:space="preserve">O</w:t>
-            </w:r>
-          </w:p>
-        </w:tc>
-        <w:tc>
-          <w:tcPr>
-            <w:tcW w:type="dxa" w:w="2340"/>
+            <w:tcW w:type="dxa" w:w="907"/>
+            <w:tcMar>
+              <w:top w:type="dxa" w:w="40"/>
+              <w:left w:type="dxa" w:w="90"/>
+              <w:bottom w:type="dxa" w:w="40"/>
+              <w:right w:type="dxa" w:w="90"/>
+            </w:tcMar>
+          </w:tcPr>
+          <w:p>
+            <w:r>
+              <w:t xml:space="preserve">O</w:t>
+            </w:r>
+          </w:p>
+        </w:tc>
+        <w:tc>
+          <w:tcPr>
+            <w:tcW w:type="dxa" w:w="4170"/>
             <w:tcMar>
               <w:top w:type="dxa" w:w="40"/>
               <w:left w:type="dxa" w:w="90"/>
@@ -6341,7 +6341,7 @@
         </w:tc>
         <w:tc>
           <w:tcPr>
-            <w:tcW w:type="dxa" w:w="2340"/>
+            <w:tcW w:type="dxa" w:w="725"/>
             <w:tcMar>
               <w:top w:type="dxa" w:w="40"/>
               <w:left w:type="dxa" w:w="90"/>
@@ -6359,7 +6359,7 @@
       <w:tr>
         <w:tc>
           <w:tcPr>
-            <w:tcW w:type="dxa" w:w="2340"/>
+            <w:tcW w:type="dxa" w:w="4170"/>
             <w:tcMar>
               <w:top w:type="dxa" w:w="40"/>
               <w:left w:type="dxa" w:w="90"/>
@@ -6375,23 +6375,23 @@
         </w:tc>
         <w:tc>
           <w:tcPr>
-            <w:tcW w:type="dxa" w:w="2340"/>
-            <w:tcMar>
-              <w:top w:type="dxa" w:w="40"/>
-              <w:left w:type="dxa" w:w="90"/>
-              <w:bottom w:type="dxa" w:w="40"/>
-              <w:right w:type="dxa" w:w="90"/>
-            </w:tcMar>
-          </w:tcPr>
-          <w:p>
-            <w:r>
-              <w:t xml:space="preserve">O</w:t>
-            </w:r>
-          </w:p>
-        </w:tc>
-        <w:tc>
-          <w:tcPr>
-            <w:tcW w:type="dxa" w:w="2340"/>
+            <w:tcW w:type="dxa" w:w="907"/>
+            <w:tcMar>
+              <w:top w:type="dxa" w:w="40"/>
+              <w:left w:type="dxa" w:w="90"/>
+              <w:bottom w:type="dxa" w:w="40"/>
+              <w:right w:type="dxa" w:w="90"/>
+            </w:tcMar>
+          </w:tcPr>
+          <w:p>
+            <w:r>
+              <w:t xml:space="preserve">O</w:t>
+            </w:r>
+          </w:p>
+        </w:tc>
+        <w:tc>
+          <w:tcPr>
+            <w:tcW w:type="dxa" w:w="4170"/>
             <w:tcMar>
               <w:top w:type="dxa" w:w="40"/>
               <w:left w:type="dxa" w:w="90"/>
@@ -6407,7 +6407,7 @@
         </w:tc>
         <w:tc>
           <w:tcPr>
-            <w:tcW w:type="dxa" w:w="2340"/>
+            <w:tcW w:type="dxa" w:w="725"/>
             <w:tcMar>
               <w:top w:type="dxa" w:w="40"/>
               <w:left w:type="dxa" w:w="90"/>
@@ -6425,7 +6425,7 @@
       <w:tr>
         <w:tc>
           <w:tcPr>
-            <w:tcW w:type="dxa" w:w="2340"/>
+            <w:tcW w:type="dxa" w:w="4170"/>
             <w:tcMar>
               <w:top w:type="dxa" w:w="40"/>
               <w:left w:type="dxa" w:w="90"/>
@@ -6441,23 +6441,23 @@
         </w:tc>
         <w:tc>
           <w:tcPr>
-            <w:tcW w:type="dxa" w:w="2340"/>
-            <w:tcMar>
-              <w:top w:type="dxa" w:w="40"/>
-              <w:left w:type="dxa" w:w="90"/>
-              <w:bottom w:type="dxa" w:w="40"/>
-              <w:right w:type="dxa" w:w="90"/>
-            </w:tcMar>
-          </w:tcPr>
-          <w:p>
-            <w:r>
-              <w:t xml:space="preserve">O</w:t>
-            </w:r>
-          </w:p>
-        </w:tc>
-        <w:tc>
-          <w:tcPr>
-            <w:tcW w:type="dxa" w:w="2340"/>
+            <w:tcW w:type="dxa" w:w="907"/>
+            <w:tcMar>
+              <w:top w:type="dxa" w:w="40"/>
+              <w:left w:type="dxa" w:w="90"/>
+              <w:bottom w:type="dxa" w:w="40"/>
+              <w:right w:type="dxa" w:w="90"/>
+            </w:tcMar>
+          </w:tcPr>
+          <w:p>
+            <w:r>
+              <w:t xml:space="preserve">O</w:t>
+            </w:r>
+          </w:p>
+        </w:tc>
+        <w:tc>
+          <w:tcPr>
+            <w:tcW w:type="dxa" w:w="4170"/>
             <w:tcMar>
               <w:top w:type="dxa" w:w="40"/>
               <w:left w:type="dxa" w:w="90"/>
@@ -6473,7 +6473,7 @@
         </w:tc>
         <w:tc>
           <w:tcPr>
-            <w:tcW w:type="dxa" w:w="2340"/>
+            <w:tcW w:type="dxa" w:w="725"/>
             <w:tcMar>
               <w:top w:type="dxa" w:w="40"/>
               <w:left w:type="dxa" w:w="90"/>
@@ -6491,7 +6491,7 @@
       <w:tr>
         <w:tc>
           <w:tcPr>
-            <w:tcW w:type="dxa" w:w="2340"/>
+            <w:tcW w:type="dxa" w:w="4170"/>
             <w:tcMar>
               <w:top w:type="dxa" w:w="40"/>
               <w:left w:type="dxa" w:w="90"/>
@@ -6507,7 +6507,7 @@
         </w:tc>
         <w:tc>
           <w:tcPr>
-            <w:tcW w:type="dxa" w:w="2340"/>
+            <w:tcW w:type="dxa" w:w="907"/>
             <w:tcMar>
               <w:top w:type="dxa" w:w="40"/>
               <w:left w:type="dxa" w:w="90"/>
@@ -6523,7 +6523,7 @@
         </w:tc>
         <w:tc>
           <w:tcPr>
-            <w:tcW w:type="dxa" w:w="2340"/>
+            <w:tcW w:type="dxa" w:w="4170"/>
             <w:tcMar>
               <w:top w:type="dxa" w:w="40"/>
               <w:left w:type="dxa" w:w="90"/>
@@ -6539,7 +6539,7 @@
         </w:tc>
         <w:tc>
           <w:tcPr>
-            <w:tcW w:type="dxa" w:w="2340"/>
+            <w:tcW w:type="dxa" w:w="725"/>
             <w:tcMar>
               <w:top w:type="dxa" w:w="40"/>
               <w:left w:type="dxa" w:w="90"/>
@@ -6557,7 +6557,7 @@
       <w:tr>
         <w:tc>
           <w:tcPr>
-            <w:tcW w:type="dxa" w:w="2340"/>
+            <w:tcW w:type="dxa" w:w="4170"/>
             <w:tcMar>
               <w:top w:type="dxa" w:w="40"/>
               <w:left w:type="dxa" w:w="90"/>
@@ -6573,23 +6573,23 @@
         </w:tc>
         <w:tc>
           <w:tcPr>
-            <w:tcW w:type="dxa" w:w="2340"/>
-            <w:tcMar>
-              <w:top w:type="dxa" w:w="40"/>
-              <w:left w:type="dxa" w:w="90"/>
-              <w:bottom w:type="dxa" w:w="40"/>
-              <w:right w:type="dxa" w:w="90"/>
-            </w:tcMar>
-          </w:tcPr>
-          <w:p>
-            <w:r>
-              <w:t xml:space="preserve">O</w:t>
-            </w:r>
-          </w:p>
-        </w:tc>
-        <w:tc>
-          <w:tcPr>
-            <w:tcW w:type="dxa" w:w="2340"/>
+            <w:tcW w:type="dxa" w:w="907"/>
+            <w:tcMar>
+              <w:top w:type="dxa" w:w="40"/>
+              <w:left w:type="dxa" w:w="90"/>
+              <w:bottom w:type="dxa" w:w="40"/>
+              <w:right w:type="dxa" w:w="90"/>
+            </w:tcMar>
+          </w:tcPr>
+          <w:p>
+            <w:r>
+              <w:t xml:space="preserve">O</w:t>
+            </w:r>
+          </w:p>
+        </w:tc>
+        <w:tc>
+          <w:tcPr>
+            <w:tcW w:type="dxa" w:w="4170"/>
             <w:tcMar>
               <w:top w:type="dxa" w:w="40"/>
               <w:left w:type="dxa" w:w="90"/>
@@ -6605,7 +6605,7 @@
         </w:tc>
         <w:tc>
           <w:tcPr>
-            <w:tcW w:type="dxa" w:w="2340"/>
+            <w:tcW w:type="dxa" w:w="725"/>
             <w:tcMar>
               <w:top w:type="dxa" w:w="40"/>
               <w:left w:type="dxa" w:w="90"/>
@@ -6623,7 +6623,7 @@
       <w:tr>
         <w:tc>
           <w:tcPr>
-            <w:tcW w:type="dxa" w:w="2340"/>
+            <w:tcW w:type="dxa" w:w="4170"/>
             <w:tcMar>
               <w:top w:type="dxa" w:w="40"/>
               <w:left w:type="dxa" w:w="90"/>
@@ -6639,23 +6639,23 @@
         </w:tc>
         <w:tc>
           <w:tcPr>
-            <w:tcW w:type="dxa" w:w="2340"/>
-            <w:tcMar>
-              <w:top w:type="dxa" w:w="40"/>
-              <w:left w:type="dxa" w:w="90"/>
-              <w:bottom w:type="dxa" w:w="40"/>
-              <w:right w:type="dxa" w:w="90"/>
-            </w:tcMar>
-          </w:tcPr>
-          <w:p>
-            <w:r>
-              <w:t xml:space="preserve">O</w:t>
-            </w:r>
-          </w:p>
-        </w:tc>
-        <w:tc>
-          <w:tcPr>
-            <w:tcW w:type="dxa" w:w="2340"/>
+            <w:tcW w:type="dxa" w:w="907"/>
+            <w:tcMar>
+              <w:top w:type="dxa" w:w="40"/>
+              <w:left w:type="dxa" w:w="90"/>
+              <w:bottom w:type="dxa" w:w="40"/>
+              <w:right w:type="dxa" w:w="90"/>
+            </w:tcMar>
+          </w:tcPr>
+          <w:p>
+            <w:r>
+              <w:t xml:space="preserve">O</w:t>
+            </w:r>
+          </w:p>
+        </w:tc>
+        <w:tc>
+          <w:tcPr>
+            <w:tcW w:type="dxa" w:w="4170"/>
             <w:tcMar>
               <w:top w:type="dxa" w:w="40"/>
               <w:left w:type="dxa" w:w="90"/>
@@ -6671,7 +6671,7 @@
         </w:tc>
         <w:tc>
           <w:tcPr>
-            <w:tcW w:type="dxa" w:w="2340"/>
+            <w:tcW w:type="dxa" w:w="725"/>
             <w:tcMar>
               <w:top w:type="dxa" w:w="40"/>
               <w:left w:type="dxa" w:w="90"/>
@@ -6689,7 +6689,7 @@
       <w:tr>
         <w:tc>
           <w:tcPr>
-            <w:tcW w:type="dxa" w:w="2340"/>
+            <w:tcW w:type="dxa" w:w="4170"/>
             <w:tcMar>
               <w:top w:type="dxa" w:w="40"/>
               <w:left w:type="dxa" w:w="90"/>
@@ -6705,23 +6705,23 @@
         </w:tc>
         <w:tc>
           <w:tcPr>
-            <w:tcW w:type="dxa" w:w="2340"/>
-            <w:tcMar>
-              <w:top w:type="dxa" w:w="40"/>
-              <w:left w:type="dxa" w:w="90"/>
-              <w:bottom w:type="dxa" w:w="40"/>
-              <w:right w:type="dxa" w:w="90"/>
-            </w:tcMar>
-          </w:tcPr>
-          <w:p>
-            <w:r>
-              <w:t xml:space="preserve">O</w:t>
-            </w:r>
-          </w:p>
-        </w:tc>
-        <w:tc>
-          <w:tcPr>
-            <w:tcW w:type="dxa" w:w="2340"/>
+            <w:tcW w:type="dxa" w:w="907"/>
+            <w:tcMar>
+              <w:top w:type="dxa" w:w="40"/>
+              <w:left w:type="dxa" w:w="90"/>
+              <w:bottom w:type="dxa" w:w="40"/>
+              <w:right w:type="dxa" w:w="90"/>
+            </w:tcMar>
+          </w:tcPr>
+          <w:p>
+            <w:r>
+              <w:t xml:space="preserve">O</w:t>
+            </w:r>
+          </w:p>
+        </w:tc>
+        <w:tc>
+          <w:tcPr>
+            <w:tcW w:type="dxa" w:w="4170"/>
             <w:tcMar>
               <w:top w:type="dxa" w:w="40"/>
               <w:left w:type="dxa" w:w="90"/>
@@ -6737,7 +6737,7 @@
         </w:tc>
         <w:tc>
           <w:tcPr>
-            <w:tcW w:type="dxa" w:w="2340"/>
+            <w:tcW w:type="dxa" w:w="725"/>
             <w:tcMar>
               <w:top w:type="dxa" w:w="40"/>
               <w:left w:type="dxa" w:w="90"/>
@@ -6755,7 +6755,7 @@
       <w:tr>
         <w:tc>
           <w:tcPr>
-            <w:tcW w:type="dxa" w:w="2340"/>
+            <w:tcW w:type="dxa" w:w="4170"/>
             <w:tcMar>
               <w:top w:type="dxa" w:w="40"/>
               <w:left w:type="dxa" w:w="90"/>
@@ -6771,23 +6771,23 @@
         </w:tc>
         <w:tc>
           <w:tcPr>
-            <w:tcW w:type="dxa" w:w="2340"/>
-            <w:tcMar>
-              <w:top w:type="dxa" w:w="40"/>
-              <w:left w:type="dxa" w:w="90"/>
-              <w:bottom w:type="dxa" w:w="40"/>
-              <w:right w:type="dxa" w:w="90"/>
-            </w:tcMar>
-          </w:tcPr>
-          <w:p>
-            <w:r>
-              <w:t xml:space="preserve">O</w:t>
-            </w:r>
-          </w:p>
-        </w:tc>
-        <w:tc>
-          <w:tcPr>
-            <w:tcW w:type="dxa" w:w="2340"/>
+            <w:tcW w:type="dxa" w:w="907"/>
+            <w:tcMar>
+              <w:top w:type="dxa" w:w="40"/>
+              <w:left w:type="dxa" w:w="90"/>
+              <w:bottom w:type="dxa" w:w="40"/>
+              <w:right w:type="dxa" w:w="90"/>
+            </w:tcMar>
+          </w:tcPr>
+          <w:p>
+            <w:r>
+              <w:t xml:space="preserve">O</w:t>
+            </w:r>
+          </w:p>
+        </w:tc>
+        <w:tc>
+          <w:tcPr>
+            <w:tcW w:type="dxa" w:w="4170"/>
             <w:tcMar>
               <w:top w:type="dxa" w:w="40"/>
               <w:left w:type="dxa" w:w="90"/>
@@ -6803,7 +6803,7 @@
         </w:tc>
         <w:tc>
           <w:tcPr>
-            <w:tcW w:type="dxa" w:w="2340"/>
+            <w:tcW w:type="dxa" w:w="725"/>
             <w:tcMar>
               <w:top w:type="dxa" w:w="40"/>
               <w:left w:type="dxa" w:w="90"/>
@@ -6838,7 +6838,7 @@
     </w:p>
     <w:tbl>
       <w:tblPr>
-        <w:tblW w:type="dxa" w:w="9360"/>
+        <w:tblW w:type="dxa" w:w="9972"/>
         <w:tblBorders>
           <w:top w:val="single" w:color="BFBFBF" w:sz="4"/>
           <w:left w:val="single" w:color="BFBFBF" w:sz="4"/>
@@ -6849,8 +6849,8 @@
         </w:tblBorders>
       </w:tblPr>
       <w:tblGrid>
-        <w:gridCol w:w="4680"/>
-        <w:gridCol w:w="4680"/>
+        <w:gridCol w:w="3068"/>
+        <w:gridCol w:w="6904"/>
       </w:tblGrid>
       <w:tr>
         <w:trPr>
@@ -6858,7 +6858,7 @@
         </w:trPr>
         <w:tc>
           <w:tcPr>
-            <w:tcW w:type="dxa" w:w="4680"/>
+            <w:tcW w:type="dxa" w:w="3068"/>
             <w:shd w:fill="F2F2F2" w:color="auto" w:val="clear"/>
             <w:tcMar>
               <w:top w:type="dxa" w:w="40"/>
@@ -6875,7 +6875,7 @@
         </w:tc>
         <w:tc>
           <w:tcPr>
-            <w:tcW w:type="dxa" w:w="4680"/>
+            <w:tcW w:type="dxa" w:w="6904"/>
             <w:shd w:fill="F2F2F2" w:color="auto" w:val="clear"/>
             <w:tcMar>
               <w:top w:type="dxa" w:w="40"/>
@@ -6894,7 +6894,7 @@
       <w:tr>
         <w:tc>
           <w:tcPr>
-            <w:tcW w:type="dxa" w:w="4680"/>
+            <w:tcW w:type="dxa" w:w="3068"/>
             <w:tcMar>
               <w:top w:type="dxa" w:w="40"/>
               <w:left w:type="dxa" w:w="90"/>
@@ -6910,7 +6910,7 @@
         </w:tc>
         <w:tc>
           <w:tcPr>
-            <w:tcW w:type="dxa" w:w="4680"/>
+            <w:tcW w:type="dxa" w:w="6904"/>
             <w:tcMar>
               <w:top w:type="dxa" w:w="40"/>
               <w:left w:type="dxa" w:w="90"/>
@@ -6928,7 +6928,7 @@
       <w:tr>
         <w:tc>
           <w:tcPr>
-            <w:tcW w:type="dxa" w:w="4680"/>
+            <w:tcW w:type="dxa" w:w="3068"/>
             <w:tcMar>
               <w:top w:type="dxa" w:w="40"/>
               <w:left w:type="dxa" w:w="90"/>
@@ -6944,7 +6944,7 @@
         </w:tc>
         <w:tc>
           <w:tcPr>
-            <w:tcW w:type="dxa" w:w="4680"/>
+            <w:tcW w:type="dxa" w:w="6904"/>
             <w:tcMar>
               <w:top w:type="dxa" w:w="40"/>
               <w:left w:type="dxa" w:w="90"/>
@@ -6962,7 +6962,7 @@
       <w:tr>
         <w:tc>
           <w:tcPr>
-            <w:tcW w:type="dxa" w:w="4680"/>
+            <w:tcW w:type="dxa" w:w="3068"/>
             <w:tcMar>
               <w:top w:type="dxa" w:w="40"/>
               <w:left w:type="dxa" w:w="90"/>
@@ -6978,7 +6978,7 @@
         </w:tc>
         <w:tc>
           <w:tcPr>
-            <w:tcW w:type="dxa" w:w="4680"/>
+            <w:tcW w:type="dxa" w:w="6904"/>
             <w:tcMar>
               <w:top w:type="dxa" w:w="40"/>
               <w:left w:type="dxa" w:w="90"/>
@@ -6996,7 +6996,7 @@
       <w:tr>
         <w:tc>
           <w:tcPr>
-            <w:tcW w:type="dxa" w:w="4680"/>
+            <w:tcW w:type="dxa" w:w="3068"/>
             <w:tcMar>
               <w:top w:type="dxa" w:w="40"/>
               <w:left w:type="dxa" w:w="90"/>
@@ -7012,7 +7012,7 @@
         </w:tc>
         <w:tc>
           <w:tcPr>
-            <w:tcW w:type="dxa" w:w="4680"/>
+            <w:tcW w:type="dxa" w:w="6904"/>
             <w:tcMar>
               <w:top w:type="dxa" w:w="40"/>
               <w:left w:type="dxa" w:w="90"/>

--- a/apps/web/public/iso/SOA-03-Declaration-applicabilite.docx
+++ b/apps/web/public/iso/SOA-03-Declaration-applicabilite.docx
@@ -21,7 +21,20 @@
         <w:spacing w:after="60"/>
       </w:pPr>
       <w:r>
-        <w:t xml:space="preserve">Organisation : Police Bagage</w:t>
+        <w:t xml:space="preserve">Organisation : African Transport Systems (ATS Handling)</w:t>
+      </w:r>
+    </w:p>
+    <w:p>
+      <w:pPr>
+        <w:pStyle w:val="ListParagraph"/>
+        <w:numPr>
+          <w:ilvl w:val="0"/>
+          <w:numId w:val="1"/>
+        </w:numPr>
+        <w:spacing w:after="60"/>
+      </w:pPr>
+      <w:r>
+        <w:t xml:space="preserve">Périmètre : systèmes d'information numériques d'ATS, dont Police Bagage (voir PC-00)</w:t>
       </w:r>
     </w:p>
     <w:p>

--- a/apps/web/public/iso/SOA-03-Declaration-applicabilite.docx
+++ b/apps/web/public/iso/SOA-03-Declaration-applicabilite.docx
@@ -68,6 +68,22 @@
     </w:p>
     <w:p>
       <w:pPr>
+        <w:spacing w:after="0"/>
+        <w:jc w:val="center"/>
+      </w:pPr>
+      <w:r>
+        <w:rPr>
+          <w:b w:val="false"/>
+          <w:bCs w:val="false"/>
+          <w:color w:val="404040"/>
+          <w:sz w:val="18"/>
+          <w:szCs w:val="18"/>
+        </w:rPr>
+        <w:t xml:space="preserve">Tél. : +243 819 929 881   /   E-mail : contact@ats-handling-rdc.com   /   www.ats-handling-rdc.com</w:t>
+      </w:r>
+    </w:p>
+    <w:p>
+      <w:pPr>
         <w:spacing w:after="60"/>
         <w:jc w:val="center"/>
       </w:pPr>
@@ -79,7 +95,7 @@
           <w:sz w:val="18"/>
           <w:szCs w:val="18"/>
         </w:rPr>
-        <w:t xml:space="preserve">Tél. : +243 819 929 881   /   E-mail : contact@ats-handling-rdc.com   /   www.ats-handling-rdc.com</w:t>
+        <w:t xml:space="preserve">RCCM : N° CD/KIN/RCCM/14-B-6513   /   Id. Nat. : 01-H4901-N39529 E   /   N° Impôt : A0801049A</w:t>
       </w:r>
     </w:p>
     <w:p>

--- a/apps/web/public/iso/SOA-03-Declaration-applicabilite.docx
+++ b/apps/web/public/iso/SOA-03-Declaration-applicabilite.docx
@@ -144,7 +144,7 @@
               <w:jc w:val="left"/>
             </w:pPr>
             <w:r>
-              <w:t xml:space="preserve">N/Réf. : ATS/SSI/SOA-03/2026</w:t>
+              <w:t xml:space="preserve">N/Réf. : ATS/CSI/SOA-03/2026</w:t>
             </w:r>
           </w:p>
         </w:tc>
@@ -202,6 +202,63 @@
                 <w:szCs w:val="20"/>
               </w:rPr>
               <w:t xml:space="preserve">Version 0.1 (projet)</w:t>
+            </w:r>
+          </w:p>
+        </w:tc>
+        <w:tc>
+          <w:tcPr>
+            <w:tcW w:type="dxa" w:w="4082"/>
+            <w:tcBorders>
+              <w:top w:val="none" w:color="auto" w:sz="0"/>
+              <w:left w:val="none" w:color="auto" w:sz="0"/>
+              <w:bottom w:val="none" w:color="auto" w:sz="0"/>
+              <w:right w:val="none" w:color="auto" w:sz="0"/>
+            </w:tcBorders>
+            <w:tcMar>
+              <w:top w:type="dxa" w:w="20"/>
+              <w:left w:type="dxa" w:w="0"/>
+              <w:bottom w:type="dxa" w:w="20"/>
+              <w:right w:type="dxa" w:w="0"/>
+            </w:tcMar>
+          </w:tcPr>
+          <w:p>
+            <w:pPr>
+              <w:jc w:val="right"/>
+            </w:pPr>
+            <w:r>
+              <w:t xml:space="preserve"/>
+            </w:r>
+          </w:p>
+        </w:tc>
+      </w:tr>
+      <w:tr>
+        <w:tc>
+          <w:tcPr>
+            <w:tcW w:type="dxa" w:w="4990"/>
+            <w:tcBorders>
+              <w:top w:val="none" w:color="auto" w:sz="0"/>
+              <w:left w:val="none" w:color="auto" w:sz="0"/>
+              <w:bottom w:val="none" w:color="auto" w:sz="0"/>
+              <w:right w:val="none" w:color="auto" w:sz="0"/>
+            </w:tcBorders>
+            <w:tcMar>
+              <w:top w:type="dxa" w:w="20"/>
+              <w:left w:type="dxa" w:w="0"/>
+              <w:bottom w:type="dxa" w:w="20"/>
+              <w:right w:type="dxa" w:w="0"/>
+            </w:tcMar>
+          </w:tcPr>
+          <w:p>
+            <w:pPr>
+              <w:jc w:val="left"/>
+            </w:pPr>
+            <w:r>
+              <w:rPr>
+                <w:color w:val="404040"/>
+                <w:sz w:val="20"/>
+                <w:szCs w:val="20"/>
+              </w:rPr>
+              <w:t xml:space="preserve">Rédigé par : Martin Bitha, Centre des Solutions Informatiques</w:t>
             </w:r>
           </w:p>
         </w:tc>
@@ -1231,7 +1288,7 @@
                 <w:sz w:val="20"/>
                 <w:szCs w:val="20"/>
               </w:rPr>
-              <w:t xml:space="preserve">Amorcé dans RR-02 ; inventaire formel à tenir</w:t>
+              <w:t xml:space="preserve">Actifs de Police Bagage dans RR-02 ; inventaire du matériel des compagnies sous garde du CSI et des terminaux Starlink à tenir par escale</w:t>
             </w:r>
           </w:p>
         </w:tc>
@@ -1313,7 +1370,7 @@
                 <w:sz w:val="20"/>
                 <w:szCs w:val="20"/>
               </w:rPr>
-              <w:t xml:space="preserve">Charte d'usage PDA/comptes à rédiger</w:t>
+              <w:t xml:space="preserve">Charte d'usage à rédiger : PDA, comptes, matériel des compagnies confié au CSI</w:t>
             </w:r>
           </w:p>
         </w:tc>
@@ -2051,7 +2108,7 @@
                 <w:sz w:val="20"/>
                 <w:szCs w:val="20"/>
               </w:rPr>
-              <w:t xml:space="preserve">Supabase, Hostinger, GitHub, Expo</w:t>
+              <w:t xml:space="preserve">Starlink (connectivité critique), Supabase, Hostinger, GitHub, Expo</w:t>
             </w:r>
           </w:p>
         </w:tc>
@@ -2133,7 +2190,7 @@
                 <w:sz w:val="20"/>
                 <w:szCs w:val="20"/>
               </w:rPr>
-              <w:t xml:space="preserve">Revue des engagements (SLA, données) à documenter</w:t>
+              <w:t xml:space="preserve">Engagements Starlink et cloud à documenter ; responsabilités sur le matériel et les postes à préciser dans les accords avec chaque compagnie</w:t>
             </w:r>
           </w:p>
         </w:tc>
@@ -3746,7 +3803,7 @@
                 <w:sz w:val="20"/>
                 <w:szCs w:val="20"/>
               </w:rPr>
-              <w:t xml:space="preserve">Recrutement des agents/superviseurs à cadrer</w:t>
+              <w:t xml:space="preserve">Vérification préalable des informaticiens d'escale, agents et superviseurs à cadrer</w:t>
             </w:r>
           </w:p>
         </w:tc>
@@ -4156,7 +4213,7 @@
                 <w:sz w:val="20"/>
                 <w:szCs w:val="20"/>
               </w:rPr>
-              <w:t xml:space="preserve">Pour les personnes accédant aux PII</w:t>
+              <w:t xml:space="preserve">Pour les personnes accédant aux PII et pour les informaticiens en contact avec le matériel et les données des compagnies</w:t>
             </w:r>
           </w:p>
         </w:tc>
@@ -4539,7 +4596,7 @@
                 <w:sz w:val="20"/>
                 <w:szCs w:val="20"/>
               </w:rPr>
-              <w:t xml:space="preserve">Zones aéroportuaires (sous contrôle exploitant)</w:t>
+              <w:t xml:space="preserve">Six escales sous contrôle de l'exploitant ; zones et rangement du matériel CSI à définir par escale</w:t>
             </w:r>
           </w:p>
         </w:tc>
@@ -5113,7 +5170,7 @@
                 <w:sz w:val="20"/>
                 <w:szCs w:val="20"/>
               </w:rPr>
-              <w:t xml:space="preserve">PDA, postes</w:t>
+              <w:t xml:space="preserve">Postes des compagnies, terminaux Starlink, PDA, postes du siège</w:t>
             </w:r>
           </w:p>
         </w:tc>
@@ -5195,7 +5252,7 @@
                 <w:sz w:val="20"/>
                 <w:szCs w:val="20"/>
               </w:rPr>
-              <w:t xml:space="preserve">PDA sur le terrain (E-07, E-12)</w:t>
+              <w:t xml:space="preserve">PDA et matériel des compagnies en escale (E-07, E-12)</w:t>
             </w:r>
           </w:p>
         </w:tc>
@@ -5339,7 +5396,7 @@
                 <w:sz w:val="20"/>
                 <w:szCs w:val="20"/>
               </w:rPr>
-              <w:t xml:space="preserve">N</w:t>
+              <w:t xml:space="preserve">O</w:t>
             </w:r>
           </w:p>
         </w:tc>
@@ -5359,27 +5416,27 @@
                 <w:sz w:val="20"/>
                 <w:szCs w:val="20"/>
               </w:rPr>
-              <w:t xml:space="preserve">Délégué aux hébergeurs cloud</w:t>
-            </w:r>
-          </w:p>
-        </w:tc>
-        <w:tc>
-          <w:tcPr>
-            <w:tcW w:type="dxa" w:w="900"/>
-            <w:tcMar>
-              <w:top w:type="dxa" w:w="50"/>
-              <w:left w:type="dxa" w:w="90"/>
-              <w:bottom w:type="dxa" w:w="50"/>
-              <w:right w:type="dxa" w:w="90"/>
-            </w:tcMar>
-          </w:tcPr>
-          <w:p>
-            <w:r>
-              <w:rPr>
-                <w:sz w:val="20"/>
-                <w:szCs w:val="20"/>
-              </w:rPr>
-              <w:t xml:space="preserve">N/A</w:t>
+              <w:t xml:space="preserve">Alimentation et liaisons Starlink des escales ; secours à prévoir</w:t>
+            </w:r>
+          </w:p>
+        </w:tc>
+        <w:tc>
+          <w:tcPr>
+            <w:tcW w:type="dxa" w:w="900"/>
+            <w:tcMar>
+              <w:top w:type="dxa" w:w="50"/>
+              <w:left w:type="dxa" w:w="90"/>
+              <w:bottom w:type="dxa" w:w="50"/>
+              <w:right w:type="dxa" w:w="90"/>
+            </w:tcMar>
+          </w:tcPr>
+          <w:p>
+            <w:r>
+              <w:rPr>
+                <w:sz w:val="20"/>
+                <w:szCs w:val="20"/>
+              </w:rPr>
+              <w:t xml:space="preserve">À faire</w:t>
             </w:r>
           </w:p>
         </w:tc>
@@ -5421,7 +5478,7 @@
                 <w:sz w:val="20"/>
                 <w:szCs w:val="20"/>
               </w:rPr>
-              <w:t xml:space="preserve">N</w:t>
+              <w:t xml:space="preserve">O</w:t>
             </w:r>
           </w:p>
         </w:tc>
@@ -5441,27 +5498,27 @@
                 <w:sz w:val="20"/>
                 <w:szCs w:val="20"/>
               </w:rPr>
-              <w:t xml:space="preserve">Pas d'infra réseau propre</w:t>
-            </w:r>
-          </w:p>
-        </w:tc>
-        <w:tc>
-          <w:tcPr>
-            <w:tcW w:type="dxa" w:w="900"/>
-            <w:tcMar>
-              <w:top w:type="dxa" w:w="50"/>
-              <w:left w:type="dxa" w:w="90"/>
-              <w:bottom w:type="dxa" w:w="50"/>
-              <w:right w:type="dxa" w:w="90"/>
-            </w:tcMar>
-          </w:tcPr>
-          <w:p>
-            <w:r>
-              <w:rPr>
-                <w:sz w:val="20"/>
-                <w:szCs w:val="20"/>
-              </w:rPr>
-              <w:t xml:space="preserve">N/A</w:t>
+              <w:t xml:space="preserve">Câblage et équipements réseau des escales exploités par le CSI</w:t>
+            </w:r>
+          </w:p>
+        </w:tc>
+        <w:tc>
+          <w:tcPr>
+            <w:tcW w:type="dxa" w:w="900"/>
+            <w:tcMar>
+              <w:top w:type="dxa" w:w="50"/>
+              <w:left w:type="dxa" w:w="90"/>
+              <w:bottom w:type="dxa" w:w="50"/>
+              <w:right w:type="dxa" w:w="90"/>
+            </w:tcMar>
+          </w:tcPr>
+          <w:p>
+            <w:r>
+              <w:rPr>
+                <w:sz w:val="20"/>
+                <w:szCs w:val="20"/>
+              </w:rPr>
+              <w:t xml:space="preserve">À faire</w:t>
             </w:r>
           </w:p>
         </w:tc>
@@ -7382,7 +7439,7 @@
                 <w:sz w:val="20"/>
                 <w:szCs w:val="20"/>
               </w:rPr>
-              <w:t xml:space="preserve">HTTPS ; en-têtes de sécurité (M-01)</w:t>
+              <w:t xml:space="preserve">Réseaux d'escale sur Starlink à protéger ; HTTPS et en-têtes de sécurité (M-01) côté applications</w:t>
             </w:r>
           </w:p>
         </w:tc>
@@ -7464,7 +7521,7 @@
                 <w:sz w:val="20"/>
                 <w:szCs w:val="20"/>
               </w:rPr>
-              <w:t xml:space="preserve">Endpoints API/portails ; rate-limit (E-08)</w:t>
+              <w:t xml:space="preserve">Service de connectivité rendu aux compagnies ; endpoints API/portails, rate-limit (E-08)</w:t>
             </w:r>
           </w:p>
         </w:tc>
@@ -7526,7 +7583,7 @@
                 <w:sz w:val="20"/>
                 <w:szCs w:val="20"/>
               </w:rPr>
-              <w:t xml:space="preserve">N</w:t>
+              <w:t xml:space="preserve">O</w:t>
             </w:r>
           </w:p>
         </w:tc>
@@ -7546,27 +7603,27 @@
                 <w:sz w:val="20"/>
                 <w:szCs w:val="20"/>
               </w:rPr>
-              <w:t xml:space="preserve">Architecture serverless/managée, pas de segmentation propre</w:t>
-            </w:r>
-          </w:p>
-        </w:tc>
-        <w:tc>
-          <w:tcPr>
-            <w:tcW w:type="dxa" w:w="900"/>
-            <w:tcMar>
-              <w:top w:type="dxa" w:w="50"/>
-              <w:left w:type="dxa" w:w="90"/>
-              <w:bottom w:type="dxa" w:w="50"/>
-              <w:right w:type="dxa" w:w="90"/>
-            </w:tcMar>
-          </w:tcPr>
-          <w:p>
-            <w:r>
-              <w:rPr>
-                <w:sz w:val="20"/>
-                <w:szCs w:val="20"/>
-              </w:rPr>
-              <w:t xml:space="preserve">N/A</w:t>
+              <w:t xml:space="preserve">Séparer le trafic des compagnies, de Police Bagage et de l'usage interne sur chaque escale</w:t>
+            </w:r>
+          </w:p>
+        </w:tc>
+        <w:tc>
+          <w:tcPr>
+            <w:tcW w:type="dxa" w:w="900"/>
+            <w:tcMar>
+              <w:top w:type="dxa" w:w="50"/>
+              <w:left w:type="dxa" w:w="90"/>
+              <w:bottom w:type="dxa" w:w="50"/>
+              <w:right w:type="dxa" w:w="90"/>
+            </w:tcMar>
+          </w:tcPr>
+          <w:p>
+            <w:r>
+              <w:rPr>
+                <w:sz w:val="20"/>
+                <w:szCs w:val="20"/>
+              </w:rPr>
+              <w:t xml:space="preserve">À faire</w:t>
             </w:r>
           </w:p>
         </w:tc>
@@ -7608,7 +7665,7 @@
                 <w:sz w:val="20"/>
                 <w:szCs w:val="20"/>
               </w:rPr>
-              <w:t xml:space="preserve">N</w:t>
+              <w:t xml:space="preserve">O</w:t>
             </w:r>
           </w:p>
         </w:tc>
@@ -7628,27 +7685,27 @@
                 <w:sz w:val="20"/>
                 <w:szCs w:val="20"/>
               </w:rPr>
-              <w:t xml:space="preserve">Pas de navigation sortante contrôlée côté produit</w:t>
-            </w:r>
-          </w:p>
-        </w:tc>
-        <w:tc>
-          <w:tcPr>
-            <w:tcW w:type="dxa" w:w="900"/>
-            <w:tcMar>
-              <w:top w:type="dxa" w:w="50"/>
-              <w:left w:type="dxa" w:w="90"/>
-              <w:bottom w:type="dxa" w:w="50"/>
-              <w:right w:type="dxa" w:w="90"/>
-            </w:tcMar>
-          </w:tcPr>
-          <w:p>
-            <w:r>
-              <w:rPr>
-                <w:sz w:val="20"/>
-                <w:szCs w:val="20"/>
-              </w:rPr>
-              <w:t xml:space="preserve">N/A</w:t>
+              <w:t xml:space="preserve">Filtrage sur les réseaux d'escale et internes à définir</w:t>
+            </w:r>
+          </w:p>
+        </w:tc>
+        <w:tc>
+          <w:tcPr>
+            <w:tcW w:type="dxa" w:w="900"/>
+            <w:tcMar>
+              <w:top w:type="dxa" w:w="50"/>
+              <w:left w:type="dxa" w:w="90"/>
+              <w:bottom w:type="dxa" w:w="50"/>
+              <w:right w:type="dxa" w:w="90"/>
+            </w:tcMar>
+          </w:tcPr>
+          <w:p>
+            <w:r>
+              <w:rPr>
+                <w:sz w:val="20"/>
+                <w:szCs w:val="20"/>
+              </w:rPr>
+              <w:t xml:space="preserve">À faire</w:t>
             </w:r>
           </w:p>
         </w:tc>
@@ -8681,7 +8738,7 @@
                 <w:sz w:val="20"/>
                 <w:szCs w:val="20"/>
               </w:rPr>
-              <w:t xml:space="preserve">7</w:t>
+              <w:t xml:space="preserve">6</w:t>
             </w:r>
           </w:p>
         </w:tc>
@@ -8723,7 +8780,7 @@
                 <w:sz w:val="20"/>
                 <w:szCs w:val="20"/>
               </w:rPr>
-              <w:t xml:space="preserve">~43</w:t>
+              <w:t xml:space="preserve">46</w:t>
             </w:r>
           </w:p>
         </w:tc>
@@ -8765,7 +8822,7 @@
                 <w:sz w:val="20"/>
                 <w:szCs w:val="20"/>
               </w:rPr>
-              <w:t xml:space="preserve">~37</w:t>
+              <w:t xml:space="preserve">40</w:t>
             </w:r>
           </w:p>
         </w:tc>
@@ -8807,7 +8864,7 @@
                 <w:sz w:val="20"/>
                 <w:szCs w:val="20"/>
               </w:rPr>
-              <w:t xml:space="preserve">6</w:t>
+              <w:t xml:space="preserve">1</w:t>
             </w:r>
           </w:p>
         </w:tc>
@@ -8827,8 +8884,8 @@
         <w:jc w:val="both"/>
       </w:pPr>
       <w:r>
-        <w:t xml:space="preserve">Les mesures « N/A » sont justifiées par l'architecture (services cloud managés,
-pas d'infra réseau/physique propre, développement interne). Toute évolution
+        <w:t xml:space="preserve">La seule mesure « N/A » restante (développement externalisé) est justifiée par un
+développement entièrement interne. Toute évolution
 (infra propre, sous-traitance) rouvrira ces mesures.</w:t>
       </w:r>
     </w:p>
@@ -8880,7 +8937,7 @@
               <w:jc w:val="center"/>
             </w:pPr>
             <w:r>
-              <w:t xml:space="preserve">Le Responsable de la Sécurité de l'Information</w:t>
+              <w:t xml:space="preserve">Le Responsable Informatique</w:t>
             </w:r>
           </w:p>
           <w:p>
@@ -8892,7 +8949,7 @@
                 <w:b/>
                 <w:bCs/>
               </w:rPr>
-              <w:t xml:space="preserve">Martin Bitha</w:t>
+              <w:t xml:space="preserve">Aristarque Kasonga</w:t>
             </w:r>
           </w:p>
         </w:tc>

--- a/apps/web/public/iso/SOA-03-Declaration-applicabilite.docx
+++ b/apps/web/public/iso/SOA-03-Declaration-applicabilite.docx
@@ -8933,7 +8933,16 @@
           </w:tcPr>
           <w:p>
             <w:pPr>
-              <w:spacing w:after="720"/>
+              <w:spacing w:after="40"/>
+              <w:jc w:val="center"/>
+            </w:pPr>
+            <w:r>
+              <w:t xml:space="preserve"/>
+            </w:r>
+          </w:p>
+          <w:p>
+            <w:pPr>
+              <w:spacing w:after="60"/>
               <w:jc w:val="center"/>
             </w:pPr>
             <w:r>
@@ -8980,7 +8989,7 @@
           </w:p>
           <w:p>
             <w:pPr>
-              <w:spacing w:after="720"/>
+              <w:spacing w:after="60"/>
               <w:jc w:val="center"/>
             </w:pPr>
             <w:r>

--- a/apps/web/public/iso/SOA-03-Declaration-applicabilite.docx
+++ b/apps/web/public/iso/SOA-03-Declaration-applicabilite.docx
@@ -258,7 +258,7 @@
                 <w:sz w:val="20"/>
                 <w:szCs w:val="20"/>
               </w:rPr>
-              <w:t xml:space="preserve">Rédigé par : Martin Bitha, Centre des Solutions Informatiques</w:t>
+              <w:t xml:space="preserve">Rédigé par : Martin Bitha, Développeur Full Stack</w:t>
             </w:r>
           </w:p>
         </w:tc>
